--- a/Инструктажи/Памятка_первичный_повторный_инструктаж.docx
+++ b/Инструктажи/Памятка_первичный_повторный_инструктаж.docx
@@ -4,40 +4,13 @@
   <w:body>
     <w:p>
       <w:pPr>
-        <w:spacing w:after="0" w:before="0"/>
-        <w:jc w:val="right"/>
-      </w:pPr>
-      <w:r>
-        <w:t xml:space="preserve">Приложение к приказу «О проведении первичного и повторного</w:t>
-      </w:r>
-    </w:p>
-    <w:p>
-      <w:pPr>
-        <w:spacing w:after="0" w:before="0"/>
-        <w:jc w:val="right"/>
-      </w:pPr>
-      <w:r>
-        <w:t xml:space="preserve">инструктажей по охране труда на рабочем месте»</w:t>
-      </w:r>
-    </w:p>
-    <w:p>
-      <w:pPr>
-        <w:spacing w:after="240" w:before="0"/>
-        <w:jc w:val="right"/>
-      </w:pPr>
-      <w:r>
-        <w:t xml:space="preserve">от «___» __________ 2026 г. № _____</w:t>
-      </w:r>
-    </w:p>
-    <w:p>
-      <w:pPr>
         <w:spacing w:after="60" w:before="0"/>
         <w:jc w:val="center"/>
       </w:pPr>
       <w:r>
         <w:rPr>
-          <w:b/>
-          <w:bCs/>
+          <w:b w:val="false"/>
+          <w:bCs w:val="false"/>
           <w:sz w:val="32"/>
           <w:szCs w:val="32"/>
         </w:rPr>
@@ -51,8 +24,8 @@
       </w:pPr>
       <w:r>
         <w:rPr>
-          <w:b/>
-          <w:bCs/>
+          <w:b w:val="false"/>
+          <w:bCs w:val="false"/>
           <w:sz w:val="26"/>
           <w:szCs w:val="26"/>
         </w:rPr>
@@ -61,25 +34,15 @@
     </w:p>
     <w:p>
       <w:pPr>
-        <w:spacing w:after="60" w:before="0"/>
-        <w:jc w:val="center"/>
-      </w:pPr>
-      <w:r>
-        <w:t xml:space="preserve">Как провести первичный и повторный инструктаж по охране труда на рабочем месте и правильно заполнить журнал</w:t>
-      </w:r>
-    </w:p>
-    <w:p>
-      <w:pPr>
         <w:spacing w:after="240" w:before="0"/>
         <w:jc w:val="center"/>
       </w:pPr>
       <w:r>
         <w:rPr>
-          <w:color w:val="595959"/>
-          <w:sz w:val="20"/>
-          <w:szCs w:val="20"/>
+          <w:b w:val="false"/>
+          <w:bCs w:val="false"/>
         </w:rPr>
-        <w:t xml:space="preserve">ООО «Авиационные интерьеры-СН» · отдел охраны труда и промышленной безопасности</w:t>
+        <w:t xml:space="preserve">Как провести первичный и повторный инструктаж по охране труда на рабочем месте и правильно заполнить журнал</w:t>
       </w:r>
     </w:p>
     <w:tbl>
@@ -122,10 +85,10 @@
             </w:pPr>
             <w:r>
               <w:rPr>
-                <w:b/>
-                <w:bCs/>
-              </w:rPr>
-              <w:t xml:space="preserve">ГЛАВНОЕ — 7 ПРАВИЛ (если прочитаете только это)</w:t>
+                <w:b w:val="false"/>
+                <w:bCs w:val="false"/>
+              </w:rPr>
+              <w:t xml:space="preserve">ГЛАВНОЕ - 7 ПРАВИЛ (если прочитаете только это)</w:t>
             </w:r>
           </w:p>
           <w:p>
@@ -135,23 +98,10 @@
             </w:pPr>
             <w:r>
               <w:rPr>
-                <w:b/>
-                <w:bCs/>
-              </w:rPr>
-              <w:t xml:space="preserve">1.</w:t>
-            </w:r>
-            <w:r>
-              <w:t xml:space="preserve"> Инструктаж на рабочем месте проводит </w:t>
-            </w:r>
-            <w:r>
-              <w:rPr>
-                <w:b/>
-                <w:bCs/>
-              </w:rPr>
-              <w:t xml:space="preserve">непосредственный руководитель</w:t>
-            </w:r>
-            <w:r>
-              <w:t xml:space="preserve"> работника — то есть вы.</w:t>
+                <w:b w:val="false"/>
+                <w:bCs w:val="false"/>
+              </w:rPr>
+              <w:t xml:space="preserve">1. Инструктаж на рабочем месте проводит непосредственный руководитель работника - то есть вы.</w:t>
             </w:r>
           </w:p>
           <w:p>
@@ -161,43 +111,10 @@
             </w:pPr>
             <w:r>
               <w:rPr>
-                <w:b/>
-                <w:bCs/>
-              </w:rPr>
-              <w:t xml:space="preserve">2.</w:t>
-            </w:r>
-            <w:r>
-              <w:t xml:space="preserve"> </w:t>
-            </w:r>
-            <w:r>
-              <w:rPr>
-                <w:b/>
-                <w:bCs/>
-              </w:rPr>
-              <w:t xml:space="preserve">Новичок:</w:t>
-            </w:r>
-            <w:r>
-              <w:t xml:space="preserve"> первичный инструктаж — </w:t>
-            </w:r>
-            <w:r>
-              <w:rPr>
-                <w:b/>
-                <w:bCs/>
-              </w:rPr>
-              <w:t xml:space="preserve">в первый рабочий день</w:t>
-            </w:r>
-            <w:r>
-              <w:t xml:space="preserve">, в тот же день, что и вводный, </w:t>
-            </w:r>
-            <w:r>
-              <w:rPr>
-                <w:b/>
-                <w:bCs/>
-              </w:rPr>
-              <w:t xml:space="preserve">до начала работы</w:t>
-            </w:r>
-            <w:r>
-              <w:t xml:space="preserve">.</w:t>
+                <w:b w:val="false"/>
+                <w:bCs w:val="false"/>
+              </w:rPr>
+              <w:t xml:space="preserve">2. Новичок: первичный инструктаж - в первый рабочий день, в тот же день, что и вводный, до начала работы.</w:t>
             </w:r>
           </w:p>
           <w:p>
@@ -207,33 +124,10 @@
             </w:pPr>
             <w:r>
               <w:rPr>
-                <w:b/>
-                <w:bCs/>
-              </w:rPr>
-              <w:t xml:space="preserve">3.</w:t>
-            </w:r>
-            <w:r>
-              <w:t xml:space="preserve"> </w:t>
-            </w:r>
-            <w:r>
-              <w:rPr>
-                <w:b/>
-                <w:bCs/>
-              </w:rPr>
-              <w:t xml:space="preserve">Все остальные:</w:t>
-            </w:r>
-            <w:r>
-              <w:t xml:space="preserve"> повторный инструктаж — </w:t>
-            </w:r>
-            <w:r>
-              <w:rPr>
-                <w:b/>
-                <w:bCs/>
-              </w:rPr>
-              <w:t xml:space="preserve">не реже 1 раза в 6 месяцев</w:t>
-            </w:r>
-            <w:r>
-              <w:t xml:space="preserve"> (лучше — по графику, 2 раза в год в одни и те же числа).</w:t>
+                <w:b w:val="false"/>
+                <w:bCs w:val="false"/>
+              </w:rPr>
+              <w:t xml:space="preserve">3. Все остальные: повторный инструктаж - не реже 1 раза в 3 месяца.</w:t>
             </w:r>
           </w:p>
           <w:p>
@@ -243,33 +137,10 @@
             </w:pPr>
             <w:r>
               <w:rPr>
-                <w:b/>
-                <w:bCs/>
-              </w:rPr>
-              <w:t xml:space="preserve">4.</w:t>
-            </w:r>
-            <w:r>
-              <w:t xml:space="preserve"> </w:t>
-            </w:r>
-            <w:r>
-              <w:rPr>
-                <w:b/>
-                <w:bCs/>
-              </w:rPr>
-              <w:t xml:space="preserve">Кого инструктировать</w:t>
-            </w:r>
-            <w:r>
-              <w:t xml:space="preserve"> — берите </w:t>
-            </w:r>
-            <w:r>
-              <w:rPr>
-                <w:b/>
-                <w:bCs/>
-              </w:rPr>
-              <w:t xml:space="preserve">из штатного расписания (штатной расстановки)</w:t>
-            </w:r>
-            <w:r>
-              <w:t xml:space="preserve"> своего подразделения. Не инструктируются только должности из Перечня освобождённых (Приложение № 5 к приказу о вводном инструктаже).</w:t>
+                <w:b w:val="false"/>
+                <w:bCs w:val="false"/>
+              </w:rPr>
+              <w:t xml:space="preserve">4. Кого инструктировать - берите из штатного расписания (штатной расстановки) своего подразделения.</w:t>
             </w:r>
           </w:p>
           <w:p>
@@ -279,53 +150,10 @@
             </w:pPr>
             <w:r>
               <w:rPr>
-                <w:b/>
-                <w:bCs/>
-              </w:rPr>
-              <w:t xml:space="preserve">5.</w:t>
-            </w:r>
-            <w:r>
-              <w:t xml:space="preserve"> </w:t>
-            </w:r>
-            <w:r>
-              <w:rPr>
-                <w:b/>
-                <w:bCs/>
-              </w:rPr>
-              <w:t xml:space="preserve">По каким инструкциям</w:t>
-            </w:r>
-            <w:r>
-              <w:t xml:space="preserve"> — только по </w:t>
-            </w:r>
-            <w:r>
-              <w:rPr>
-                <w:b/>
-                <w:bCs/>
-              </w:rPr>
-              <w:t xml:space="preserve">Перечню инструкций по охране труда для должностей</w:t>
-            </w:r>
-            <w:r>
-              <w:t xml:space="preserve">. Если работник </w:t>
-            </w:r>
-            <w:r>
-              <w:rPr>
-                <w:b/>
-                <w:bCs/>
-              </w:rPr>
-              <w:t xml:space="preserve">не выполняет</w:t>
-            </w:r>
-            <w:r>
-              <w:t xml:space="preserve"> какой-то вид работ (например, не работает на высоте) — эту инструкцию </w:t>
-            </w:r>
-            <w:r>
-              <w:rPr>
-                <w:b/>
-                <w:bCs/>
-              </w:rPr>
-              <w:t xml:space="preserve">не пишите и не проводите</w:t>
-            </w:r>
-            <w:r>
-              <w:t xml:space="preserve">.</w:t>
+                <w:b w:val="false"/>
+                <w:bCs w:val="false"/>
+              </w:rPr>
+              <w:t xml:space="preserve">5. По каким инструкциям - только по Перечню инструкций по охране труда для должностей. Если работник не выполняет какой-то вид работ (например, не работает на высоте) - эту инструкцию не пишите и не проводите.</w:t>
             </w:r>
           </w:p>
           <w:p>
@@ -335,43 +163,10 @@
             </w:pPr>
             <w:r>
               <w:rPr>
-                <w:b/>
-                <w:bCs/>
-              </w:rPr>
-              <w:t xml:space="preserve">6.</w:t>
-            </w:r>
-            <w:r>
-              <w:t xml:space="preserve"> Инструктаж заканчивается </w:t>
-            </w:r>
-            <w:r>
-              <w:rPr>
-                <w:b/>
-                <w:bCs/>
-              </w:rPr>
-              <w:t xml:space="preserve">устной проверкой знаний</w:t>
-            </w:r>
-            <w:r>
-              <w:t xml:space="preserve">. Затем </w:t>
-            </w:r>
-            <w:r>
-              <w:rPr>
-                <w:b/>
-                <w:bCs/>
-              </w:rPr>
-              <w:t xml:space="preserve">обе подписи</w:t>
-            </w:r>
-            <w:r>
-              <w:t xml:space="preserve"> в журнале — в </w:t>
-            </w:r>
-            <w:r>
-              <w:rPr>
-                <w:b/>
-                <w:bCs/>
-              </w:rPr>
-              <w:t xml:space="preserve">тот же день</w:t>
-            </w:r>
-            <w:r>
-              <w:t xml:space="preserve">.</w:t>
+                <w:b w:val="false"/>
+                <w:bCs w:val="false"/>
+              </w:rPr>
+              <w:t xml:space="preserve">6. Инструктаж заканчивается устной проверкой знаний. Затем обе подписи в журнале - в тот же день.</w:t>
             </w:r>
           </w:p>
           <w:p>
@@ -381,23 +176,10 @@
             </w:pPr>
             <w:r>
               <w:rPr>
-                <w:b/>
-                <w:bCs/>
-              </w:rPr>
-              <w:t xml:space="preserve">7.</w:t>
-            </w:r>
-            <w:r>
-              <w:t xml:space="preserve"> </w:t>
-            </w:r>
-            <w:r>
-              <w:rPr>
-                <w:b/>
-                <w:bCs/>
-              </w:rPr>
-              <w:t xml:space="preserve">Нет подписи в журнале — нет допуска к работе.</w:t>
-            </w:r>
-            <w:r>
-              <w:t xml:space="preserve"> Ни на час, ни «пока оформляем».</w:t>
+                <w:b w:val="false"/>
+                <w:bCs w:val="false"/>
+              </w:rPr>
+              <w:t xml:space="preserve">7. Нет подписи в журнале - нет допуска к работе.</w:t>
             </w:r>
           </w:p>
         </w:tc>
@@ -410,7 +192,7 @@
         <w:spacing w:after="120" w:before="240"/>
       </w:pPr>
       <w:r>
-        <w:t xml:space="preserve">1. Что это такое — простыми словами</w:t>
+        <w:t xml:space="preserve">1. Что это такое - простыми словами</w:t>
       </w:r>
     </w:p>
     <w:p>
@@ -420,22 +202,10 @@
       </w:pPr>
       <w:r>
         <w:rPr>
-          <w:b/>
-          <w:bCs/>
+          <w:b w:val="false"/>
+          <w:bCs w:val="false"/>
         </w:rPr>
-        <w:t xml:space="preserve">Инструктаж на рабочем месте</w:t>
-      </w:r>
-      <w:r>
-        <w:t xml:space="preserve"> — это когда руководитель лично рассказывает и показывает работнику: чем опасна его работа, как работать безопасно, какие средства защиты надевать, что делать при аварии или травме. Затем проверяет, что работник всё понял, и оба расписываются в журнале.</w:t>
-      </w:r>
-    </w:p>
-    <w:p>
-      <w:pPr>
-        <w:spacing w:after="80" w:before="0"/>
-        <w:jc w:val="both"/>
-      </w:pPr>
-      <w:r>
-        <w:t xml:space="preserve">Основание: статьи 214, 219 Трудового кодекса РФ; Правила обучения по охране труда и проверки знания требований охраны труда, утв. постановлением Правительства РФ от 24.12.2021 № 2464 (далее — Правила), раздел II «Порядок проведения инструктажей по охране труда».</w:t>
+        <w:t xml:space="preserve">Инструктаж на рабочем месте - это когда руководитель лично рассказывает и показывает работнику: чем опасна его работа, как работать безопасно, какие средства защиты надевать, что делать при аварии или травме, как оказать первую помощь. Затем проверяет, что работник всё понял, и оба расписываются в журнале.</w:t>
       </w:r>
     </w:p>
     <w:tbl>
@@ -486,8 +256,8 @@
             </w:pPr>
             <w:r>
               <w:rPr>
-                <w:b/>
-                <w:bCs/>
+                <w:b w:val="false"/>
+                <w:bCs w:val="false"/>
                 <w:sz w:val="20"/>
                 <w:szCs w:val="20"/>
               </w:rPr>
@@ -520,8 +290,8 @@
             </w:pPr>
             <w:r>
               <w:rPr>
-                <w:b/>
-                <w:bCs/>
+                <w:b w:val="false"/>
+                <w:bCs w:val="false"/>
                 <w:sz w:val="20"/>
                 <w:szCs w:val="20"/>
               </w:rPr>
@@ -554,8 +324,8 @@
             </w:pPr>
             <w:r>
               <w:rPr>
-                <w:b/>
-                <w:bCs/>
+                <w:b w:val="false"/>
+                <w:bCs w:val="false"/>
                 <w:sz w:val="20"/>
                 <w:szCs w:val="20"/>
               </w:rPr>
@@ -588,8 +358,8 @@
             </w:pPr>
             <w:r>
               <w:rPr>
-                <w:b/>
-                <w:bCs/>
+                <w:b w:val="false"/>
+                <w:bCs w:val="false"/>
                 <w:sz w:val="20"/>
                 <w:szCs w:val="20"/>
               </w:rPr>
@@ -665,7 +435,7 @@
                 <w:sz w:val="20"/>
                 <w:szCs w:val="20"/>
               </w:rPr>
-              <w:t xml:space="preserve">Все новые работники</w:t>
+              <w:t xml:space="preserve">Все новые работники, командированные к нам, практиканты</w:t>
             </w:r>
           </w:p>
         </w:tc>
@@ -731,7 +501,7 @@
                 <w:sz w:val="20"/>
                 <w:szCs w:val="20"/>
               </w:rPr>
-              <w:t xml:space="preserve">Ответственный по приказу о вводном → Журнал вводного инструктажа</w:t>
+              <w:t xml:space="preserve">Ответственный по приказу о вводном - Журнал вводного инструктажа</w:t>
             </w:r>
           </w:p>
         </w:tc>
@@ -770,8 +540,32 @@
                 <w:sz w:val="20"/>
                 <w:szCs w:val="20"/>
               </w:rPr>
-              <w:t xml:space="preserve">Первичный</w:t>
-            </w:r>
+              <w:t xml:space="preserve">Первичный на рабочем месте</w:t>
+            </w:r>
+          </w:p>
+        </w:tc>
+        <w:tc>
+          <w:tcPr>
+            <w:tcW w:type="dxa" w:w="2700"/>
+            <w:tcBorders>
+              <w:top w:val="single" w:color="808080" w:sz="4"/>
+              <w:left w:val="single" w:color="808080" w:sz="4"/>
+              <w:bottom w:val="single" w:color="808080" w:sz="4"/>
+              <w:right w:val="single" w:color="808080" w:sz="4"/>
+            </w:tcBorders>
+            <w:tcMar>
+              <w:top w:type="dxa" w:w="50"/>
+              <w:left w:type="dxa" w:w="90"/>
+              <w:bottom w:type="dxa" w:w="50"/>
+              <w:right w:type="dxa" w:w="90"/>
+            </w:tcMar>
+            <w:vAlign w:val="top"/>
+          </w:tcPr>
+          <w:p>
+            <w:pPr>
+              <w:spacing w:after="20"/>
+              <w:jc w:val="left"/>
+            </w:pPr>
             <w:r>
               <w:rPr>
                 <w:b w:val="false"/>
@@ -779,13 +573,13 @@
                 <w:sz w:val="20"/>
                 <w:szCs w:val="20"/>
               </w:rPr>
-              <w:t xml:space="preserve"> на рабочем месте</w:t>
-            </w:r>
-          </w:p>
-        </w:tc>
-        <w:tc>
-          <w:tcPr>
-            <w:tcW w:type="dxa" w:w="2700"/>
+              <w:t xml:space="preserve">Новые работники; практиканты; переведённые; получившие новую работу; командированные</w:t>
+            </w:r>
+          </w:p>
+        </w:tc>
+        <w:tc>
+          <w:tcPr>
+            <w:tcW w:type="dxa" w:w="2600"/>
             <w:tcBorders>
               <w:top w:val="single" w:color="808080" w:sz="4"/>
               <w:left w:val="single" w:color="808080" w:sz="4"/>
@@ -812,13 +606,13 @@
                 <w:sz w:val="20"/>
                 <w:szCs w:val="20"/>
               </w:rPr>
-              <w:t xml:space="preserve">Новые работники; переведённые; получившие новую работу; командированные, сторонние (см. раздел 3)</w:t>
-            </w:r>
-          </w:p>
-        </w:tc>
-        <w:tc>
-          <w:tcPr>
-            <w:tcW w:type="dxa" w:w="2600"/>
+              <w:t xml:space="preserve">До начала самостоятельной работы - в тот же день, что и вводный</w:t>
+            </w:r>
+          </w:p>
+        </w:tc>
+        <w:tc>
+          <w:tcPr>
+            <w:tcW w:type="dxa" w:w="2638"/>
             <w:tcBorders>
               <w:top w:val="single" w:color="808080" w:sz="4"/>
               <w:left w:val="single" w:color="808080" w:sz="4"/>
@@ -845,58 +639,7 @@
                 <w:sz w:val="20"/>
                 <w:szCs w:val="20"/>
               </w:rPr>
-              <w:t xml:space="preserve">До начала самостоятельной работы — </w:t>
-            </w:r>
-            <w:r>
-              <w:rPr>
-                <w:b w:val="false"/>
-                <w:bCs w:val="false"/>
-                <w:sz w:val="20"/>
-                <w:szCs w:val="20"/>
-              </w:rPr>
-              <w:t xml:space="preserve">в тот же день, что и вводный</w:t>
-            </w:r>
-          </w:p>
-        </w:tc>
-        <w:tc>
-          <w:tcPr>
-            <w:tcW w:type="dxa" w:w="2638"/>
-            <w:tcBorders>
-              <w:top w:val="single" w:color="808080" w:sz="4"/>
-              <w:left w:val="single" w:color="808080" w:sz="4"/>
-              <w:bottom w:val="single" w:color="808080" w:sz="4"/>
-              <w:right w:val="single" w:color="808080" w:sz="4"/>
-            </w:tcBorders>
-            <w:tcMar>
-              <w:top w:type="dxa" w:w="50"/>
-              <w:left w:type="dxa" w:w="90"/>
-              <w:bottom w:type="dxa" w:w="50"/>
-              <w:right w:type="dxa" w:w="90"/>
-            </w:tcMar>
-            <w:vAlign w:val="top"/>
-          </w:tcPr>
-          <w:p>
-            <w:pPr>
-              <w:spacing w:after="20"/>
-              <w:jc w:val="left"/>
-            </w:pPr>
-            <w:r>
-              <w:rPr>
-                <w:b w:val="false"/>
-                <w:bCs w:val="false"/>
-                <w:sz w:val="20"/>
-                <w:szCs w:val="20"/>
-              </w:rPr>
-              <w:t xml:space="preserve">Вы</w:t>
-            </w:r>
-            <w:r>
-              <w:rPr>
-                <w:b w:val="false"/>
-                <w:bCs w:val="false"/>
-                <w:sz w:val="20"/>
-                <w:szCs w:val="20"/>
-              </w:rPr>
-              <w:t xml:space="preserve"> (непосредственный руководитель) → Журнал инструктажа на рабочем месте</w:t>
+              <w:t xml:space="preserve">Вы (непосредственный руководитель) - Журнал инструктажа на рабочем месте</w:t>
             </w:r>
           </w:p>
         </w:tc>
@@ -935,8 +678,32 @@
                 <w:sz w:val="20"/>
                 <w:szCs w:val="20"/>
               </w:rPr>
-              <w:t xml:space="preserve">Повторный</w:t>
-            </w:r>
+              <w:t xml:space="preserve">Повторный на рабочем месте</w:t>
+            </w:r>
+          </w:p>
+        </w:tc>
+        <w:tc>
+          <w:tcPr>
+            <w:tcW w:type="dxa" w:w="2700"/>
+            <w:tcBorders>
+              <w:top w:val="single" w:color="808080" w:sz="4"/>
+              <w:left w:val="single" w:color="808080" w:sz="4"/>
+              <w:bottom w:val="single" w:color="808080" w:sz="4"/>
+              <w:right w:val="single" w:color="808080" w:sz="4"/>
+            </w:tcBorders>
+            <w:tcMar>
+              <w:top w:type="dxa" w:w="50"/>
+              <w:left w:type="dxa" w:w="90"/>
+              <w:bottom w:type="dxa" w:w="50"/>
+              <w:right w:type="dxa" w:w="90"/>
+            </w:tcMar>
+            <w:vAlign w:val="top"/>
+          </w:tcPr>
+          <w:p>
+            <w:pPr>
+              <w:spacing w:after="20"/>
+              <w:jc w:val="left"/>
+            </w:pPr>
             <w:r>
               <w:rPr>
                 <w:b w:val="false"/>
@@ -944,13 +711,13 @@
                 <w:sz w:val="20"/>
                 <w:szCs w:val="20"/>
               </w:rPr>
-              <w:t xml:space="preserve"> на рабочем месте</w:t>
-            </w:r>
-          </w:p>
-        </w:tc>
-        <w:tc>
-          <w:tcPr>
-            <w:tcW w:type="dxa" w:w="2700"/>
+              <w:t xml:space="preserve">Все, кто прошёл первичный</w:t>
+            </w:r>
+          </w:p>
+        </w:tc>
+        <w:tc>
+          <w:tcPr>
+            <w:tcW w:type="dxa" w:w="2600"/>
             <w:tcBorders>
               <w:top w:val="single" w:color="808080" w:sz="4"/>
               <w:left w:val="single" w:color="808080" w:sz="4"/>
@@ -977,13 +744,13 @@
                 <w:sz w:val="20"/>
                 <w:szCs w:val="20"/>
               </w:rPr>
-              <w:t xml:space="preserve">Все, кто прошёл первичный (кроме освобождённых)</w:t>
-            </w:r>
-          </w:p>
-        </w:tc>
-        <w:tc>
-          <w:tcPr>
-            <w:tcW w:type="dxa" w:w="2600"/>
+              <w:t xml:space="preserve">Не реже 1 раза в 3 месяца</w:t>
+            </w:r>
+          </w:p>
+        </w:tc>
+        <w:tc>
+          <w:tcPr>
+            <w:tcW w:type="dxa" w:w="2638"/>
             <w:tcBorders>
               <w:top w:val="single" w:color="808080" w:sz="4"/>
               <w:left w:val="single" w:color="808080" w:sz="4"/>
@@ -1010,49 +777,7 @@
                 <w:sz w:val="20"/>
                 <w:szCs w:val="20"/>
               </w:rPr>
-              <w:t xml:space="preserve">Не реже 1 раза в 6 месяцев</w:t>
-            </w:r>
-          </w:p>
-        </w:tc>
-        <w:tc>
-          <w:tcPr>
-            <w:tcW w:type="dxa" w:w="2638"/>
-            <w:tcBorders>
-              <w:top w:val="single" w:color="808080" w:sz="4"/>
-              <w:left w:val="single" w:color="808080" w:sz="4"/>
-              <w:bottom w:val="single" w:color="808080" w:sz="4"/>
-              <w:right w:val="single" w:color="808080" w:sz="4"/>
-            </w:tcBorders>
-            <w:tcMar>
-              <w:top w:type="dxa" w:w="50"/>
-              <w:left w:type="dxa" w:w="90"/>
-              <w:bottom w:type="dxa" w:w="50"/>
-              <w:right w:type="dxa" w:w="90"/>
-            </w:tcMar>
-            <w:vAlign w:val="top"/>
-          </w:tcPr>
-          <w:p>
-            <w:pPr>
-              <w:spacing w:after="20"/>
-              <w:jc w:val="left"/>
-            </w:pPr>
-            <w:r>
-              <w:rPr>
-                <w:b w:val="false"/>
-                <w:bCs w:val="false"/>
-                <w:sz w:val="20"/>
-                <w:szCs w:val="20"/>
-              </w:rPr>
-              <w:t xml:space="preserve">Вы</w:t>
-            </w:r>
-            <w:r>
-              <w:rPr>
-                <w:b w:val="false"/>
-                <w:bCs w:val="false"/>
-                <w:sz w:val="20"/>
-                <w:szCs w:val="20"/>
-              </w:rPr>
-              <w:t xml:space="preserve"> → тот же журнал</w:t>
+              <w:t xml:space="preserve">Вы - тот же журнал</w:t>
             </w:r>
           </w:p>
         </w:tc>
@@ -1157,7 +882,7 @@
                 <w:sz w:val="20"/>
                 <w:szCs w:val="20"/>
               </w:rPr>
-              <w:t xml:space="preserve">При поводе: новая инструкция, новое оборудование, несчастный случай, перерыв в работе более 60 дней, требование инспектора и т. п.</w:t>
+              <w:t xml:space="preserve">При поводе: изменились оборудование, техпроцесс или материалы; изменились обязанности; вышли новые или изменённые требования (НПА, инструкции); выявлены новые опасности; требование инспектора; авария или несчастный случай; перерыв в работе более 60 календарных дней; решение работодателя</w:t>
             </w:r>
           </w:p>
         </w:tc>
@@ -1190,16 +915,7 @@
                 <w:sz w:val="20"/>
                 <w:szCs w:val="20"/>
               </w:rPr>
-              <w:t xml:space="preserve">Вы</w:t>
-            </w:r>
-            <w:r>
-              <w:rPr>
-                <w:b w:val="false"/>
-                <w:bCs w:val="false"/>
-                <w:sz w:val="20"/>
-                <w:szCs w:val="20"/>
-              </w:rPr>
-              <w:t xml:space="preserve"> → тот же журнал, с указанием причины</w:t>
+              <w:t xml:space="preserve">Вы - тот же журнал, с указанием причины</w:t>
             </w:r>
           </w:p>
         </w:tc>
@@ -1271,7 +987,7 @@
                 <w:sz w:val="20"/>
                 <w:szCs w:val="20"/>
               </w:rPr>
-              <w:t xml:space="preserve">Исполнители разовых работ</w:t>
+              <w:t xml:space="preserve">Исполнители конкретных работ</w:t>
             </w:r>
           </w:p>
         </w:tc>
@@ -1304,7 +1020,7 @@
                 <w:sz w:val="20"/>
                 <w:szCs w:val="20"/>
               </w:rPr>
-              <w:t xml:space="preserve">Перед разовой работой, не входящей в обычные обязанности, работами по наряду-допуску и т. п.</w:t>
+              <w:t xml:space="preserve">Перед работами повышенной опасности (по наряду-допуску, распоряжению); перед работами, не входящими в обычные обязанности (погрузка-разгрузка, уборка территории, работы вне цеха и т. п.)</w:t>
             </w:r>
           </w:p>
         </w:tc>
@@ -1337,85 +1053,7 @@
                 <w:sz w:val="20"/>
                 <w:szCs w:val="20"/>
               </w:rPr>
-              <w:t xml:space="preserve">Руководитель работ → тот же журнал (или наряд-допуск)</w:t>
-            </w:r>
-          </w:p>
-        </w:tc>
-      </w:tr>
-    </w:tbl>
-    <w:p>
-      <w:pPr>
-        <w:spacing w:after="60" w:before="0"/>
-        <w:jc w:val="both"/>
-      </w:pPr>
-    </w:p>
-    <w:tbl>
-      <w:tblPr>
-        <w:tblW w:type="dxa" w:w="9638"/>
-        <w:tblBorders>
-          <w:top w:val="single" w:color="auto" w:sz="4"/>
-          <w:left w:val="single" w:color="auto" w:sz="4"/>
-          <w:bottom w:val="single" w:color="auto" w:sz="4"/>
-          <w:right w:val="single" w:color="auto" w:sz="4"/>
-          <w:insideH w:val="single" w:color="auto" w:sz="4"/>
-          <w:insideV w:val="single" w:color="auto" w:sz="4"/>
-        </w:tblBorders>
-      </w:tblPr>
-      <w:tblGrid>
-        <w:gridCol w:w="9638"/>
-      </w:tblGrid>
-      <w:tr>
-        <w:tc>
-          <w:tcPr>
-            <w:tcW w:type="dxa" w:w="9638"/>
-            <w:tcBorders>
-              <w:top w:val="single" w:color="2E75B6" w:sz="12"/>
-              <w:left w:val="single" w:color="2E75B6" w:sz="12"/>
-              <w:bottom w:val="single" w:color="2E75B6" w:sz="12"/>
-              <w:right w:val="single" w:color="2E75B6" w:sz="12"/>
-            </w:tcBorders>
-            <w:shd w:fill="DEEBF7" w:color="auto" w:val="clear"/>
-            <w:tcMar>
-              <w:top w:type="dxa" w:w="120"/>
-              <w:left w:type="dxa" w:w="160"/>
-              <w:bottom w:type="dxa" w:w="120"/>
-              <w:right w:type="dxa" w:w="160"/>
-            </w:tcMar>
-          </w:tcPr>
-          <w:p>
-            <w:pPr>
-              <w:spacing w:after="0" w:before="0"/>
-              <w:jc w:val="left"/>
-            </w:pPr>
-            <w:r>
-              <w:rPr>
-                <w:b/>
-                <w:bCs/>
-              </w:rPr>
-              <w:t xml:space="preserve">Важно.</w:t>
-            </w:r>
-            <w:r>
-              <w:t xml:space="preserve"> Противопожарный инструктаж — это </w:t>
-            </w:r>
-            <w:r>
-              <w:rPr>
-                <w:b/>
-                <w:bCs/>
-              </w:rPr>
-              <w:t xml:space="preserve">другой</w:t>
-            </w:r>
-            <w:r>
-              <w:t xml:space="preserve"> инструктаж (по требованиям МЧС), он ведётся в </w:t>
-            </w:r>
-            <w:r>
-              <w:rPr>
-                <w:b/>
-                <w:bCs/>
-              </w:rPr>
-              <w:t xml:space="preserve">отдельном</w:t>
-            </w:r>
-            <w:r>
-              <w:t xml:space="preserve"> журнале. Не смешивайте записи.</w:t>
+              <w:t xml:space="preserve">Руководитель работ - тот же журнал (или наряд-допуск)</w:t>
             </w:r>
           </w:p>
         </w:tc>
@@ -1442,17 +1080,11 @@
         <w:jc w:val="left"/>
       </w:pPr>
       <w:r>
-        <w:t xml:space="preserve">Первичный и повторный инструктаж проводит </w:t>
-      </w:r>
-      <w:r>
         <w:rPr>
-          <w:b/>
-          <w:bCs/>
+          <w:b w:val="false"/>
+          <w:bCs w:val="false"/>
         </w:rPr>
-        <w:t xml:space="preserve">непосредственный руководитель</w:t>
-      </w:r>
-      <w:r>
-        <w:t xml:space="preserve"> работника: начальник отдела, начальник цеха/участка, мастер, начальник бюро, руководитель группы — тот, кому работник подчиняется напрямую.</w:t>
+        <w:t xml:space="preserve">Первичный и повторный инструктаж проводит непосредственный руководитель работника: начальник отдела, начальник цеха/участка, мастер, начальник бюро, руководитель группы - тот, кому работник подчиняется напрямую.</w:t>
       </w:r>
     </w:p>
     <w:p>
@@ -1466,17 +1098,11 @@
         <w:jc w:val="left"/>
       </w:pPr>
       <w:r>
-        <w:t xml:space="preserve">Проводить инструктаж может только руководитель, который </w:t>
-      </w:r>
-      <w:r>
         <w:rPr>
-          <w:b/>
-          <w:bCs/>
+          <w:b w:val="false"/>
+          <w:bCs w:val="false"/>
         </w:rPr>
-        <w:t xml:space="preserve">сам прошёл обучение по охране труда</w:t>
-      </w:r>
-      <w:r>
-        <w:t xml:space="preserve"> и проверку знаний. Если вы не обучены — сообщите в отдел ОТиПБ, вас запишут на обучение.</w:t>
+        <w:t xml:space="preserve">Проводить инструктаж может только руководитель, который сам прошёл обучение по охране труда (программа для лиц, проводящих инструктажи) и обучение по оказанию первой помощи. Если вы не обучены - сообщите в отдел ОТиПБ, вас запишут на обучение.</w:t>
       </w:r>
     </w:p>
     <w:p>
@@ -1490,7 +1116,11 @@
         <w:jc w:val="left"/>
       </w:pPr>
       <w:r>
-        <w:t xml:space="preserve">Если вас нет (отпуск, больничный) — инструктаж проводит лицо, которое вас замещает по приказу. В журнале пишется его фамилия и должность.</w:t>
+        <w:rPr>
+          <w:b w:val="false"/>
+          <w:bCs w:val="false"/>
+        </w:rPr>
+        <w:t xml:space="preserve">Если вас нет (отпуск, больничный) - инструктаж проводит лицо, которое вас замещает по приказу. В журнале пишется его фамилия и должность.</w:t>
       </w:r>
     </w:p>
     <w:p>
@@ -1509,27 +1139,11 @@
         <w:jc w:val="both"/>
       </w:pPr>
       <w:r>
-        <w:t xml:space="preserve">Список людей </w:t>
-      </w:r>
-      <w:r>
         <w:rPr>
-          <w:b/>
-          <w:bCs/>
+          <w:b w:val="false"/>
+          <w:bCs w:val="false"/>
         </w:rPr>
-        <w:t xml:space="preserve">не придумывается</w:t>
-      </w:r>
-      <w:r>
-        <w:t xml:space="preserve"> и </w:t>
-      </w:r>
-      <w:r>
-        <w:rPr>
-          <w:b/>
-          <w:bCs/>
-        </w:rPr>
-        <w:t xml:space="preserve">не составляется по памяти</w:t>
-      </w:r>
-      <w:r>
-        <w:t xml:space="preserve">. Его берут из штатного расписания (штатной расстановки) вашего подразделения. Так никто не потеряется.</w:t>
+        <w:t xml:space="preserve">Список людей не придумывается и не составляется по памяти. Его берут из штатного расписания (штатной расстановки) вашего подразделения. Так никто не потеряется.</w:t>
       </w:r>
     </w:p>
     <w:p>
@@ -1539,23 +1153,10 @@
       </w:pPr>
       <w:r>
         <w:rPr>
-          <w:b/>
-          <w:bCs/>
+          <w:b w:val="false"/>
+          <w:bCs w:val="false"/>
         </w:rPr>
-        <w:t xml:space="preserve">Шаг 1.</w:t>
-      </w:r>
-      <w:r>
-        <w:t xml:space="preserve"> Запросите в отделе управления персоналом </w:t>
-      </w:r>
-      <w:r>
-        <w:rPr>
-          <w:b/>
-          <w:bCs/>
-        </w:rPr>
-        <w:t xml:space="preserve">выписку из штатной расстановки</w:t>
-      </w:r>
-      <w:r>
-        <w:t xml:space="preserve"> вашего подразделения: Ф.И.О., должность, дата приёма. (Или откройте её в 1С/кадровой системе, если у вас есть доступ.)</w:t>
+        <w:t xml:space="preserve">Шаг 1. Запросите в отделе управления персоналом выписку из штатной расстановки вашего подразделения: Ф.И.О., должность, дата приёма.</w:t>
       </w:r>
     </w:p>
     <w:p>
@@ -1565,43 +1166,10 @@
       </w:pPr>
       <w:r>
         <w:rPr>
-          <w:b/>
-          <w:bCs/>
+          <w:b w:val="false"/>
+          <w:bCs w:val="false"/>
         </w:rPr>
-        <w:t xml:space="preserve">Шаг 2.</w:t>
-      </w:r>
-      <w:r>
-        <w:t xml:space="preserve"> Откройте </w:t>
-      </w:r>
-      <w:r>
-        <w:rPr>
-          <w:b/>
-          <w:bCs/>
-        </w:rPr>
-        <w:t xml:space="preserve">Перечень должностей, освобождённых от первичного и повторного инструктажей</w:t>
-      </w:r>
-      <w:r>
-        <w:t xml:space="preserve"> (Приложение № 5 к приказу о проведении вводного инструктажа). Если должность работника есть в Перечне </w:t>
-      </w:r>
-      <w:r>
-        <w:rPr>
-          <w:b/>
-          <w:bCs/>
-        </w:rPr>
-        <w:t xml:space="preserve">именно для вашего подразделения</w:t>
-      </w:r>
-      <w:r>
-        <w:t xml:space="preserve"> — этого работника </w:t>
-      </w:r>
-      <w:r>
-        <w:rPr>
-          <w:b/>
-          <w:bCs/>
-        </w:rPr>
-        <w:t xml:space="preserve">не инструктируют</w:t>
-      </w:r>
-      <w:r>
-        <w:t xml:space="preserve"> на рабочем месте. Вычеркните его.</w:t>
+        <w:t xml:space="preserve">Шаг 2. Все работники - это ваш список для инструктажа. Каждый из них должен иметь в журнале запись о первичном инструктаже, а затем - о повторном каждые 3 месяца.</w:t>
       </w:r>
     </w:p>
     <w:p>
@@ -1611,51 +1179,22 @@
       </w:pPr>
       <w:r>
         <w:rPr>
-          <w:b/>
-          <w:bCs/>
+          <w:b w:val="false"/>
+          <w:bCs w:val="false"/>
         </w:rPr>
-        <w:t xml:space="preserve">Шаг 3.</w:t>
-      </w:r>
-      <w:r>
-        <w:t xml:space="preserve"> Все </w:t>
-      </w:r>
-      <w:r>
-        <w:rPr>
-          <w:b/>
-          <w:bCs/>
-        </w:rPr>
-        <w:t xml:space="preserve">оставшиеся</w:t>
-      </w:r>
-      <w:r>
-        <w:t xml:space="preserve"> работники — это ваш список для инструктажа. Каждый из них должен иметь в журнале запись о первичном инструктаже, а затем — о повторном каждые 6 месяцев.</w:t>
+        <w:t xml:space="preserve">Шаг 3. Сверьте список с журналом: у каждого ли есть запись?</w:t>
       </w:r>
     </w:p>
     <w:p>
       <w:pPr>
-        <w:spacing w:after="60" w:before="0"/>
+        <w:keepNext/>
+        <w:spacing w:after="40" w:before="0"/>
         <w:jc w:val="left"/>
       </w:pPr>
       <w:r>
         <w:rPr>
-          <w:b/>
-          <w:bCs/>
-        </w:rPr>
-        <w:t xml:space="preserve">Шаг 4.</w:t>
-      </w:r>
-      <w:r>
-        <w:t xml:space="preserve"> Сверьте список с журналом: у каждого ли есть запись? Нет записи о первичном — проведите первичный (если работник уже работает — проведите и сообщите в отдел ОТиПБ).</w:t>
-      </w:r>
-    </w:p>
-    <w:p>
-      <w:pPr>
-        <w:keepNext/>
-        <w:spacing w:after="40" w:before="0"/>
-        <w:jc w:val="both"/>
-      </w:pPr>
-      <w:r>
-        <w:rPr>
-          <w:b/>
-          <w:bCs/>
+          <w:b w:val="false"/>
+          <w:bCs w:val="false"/>
         </w:rPr>
         <w:t xml:space="preserve">Не забудьте, первичный инструктаж нужен также:</w:t>
       </w:r>
@@ -1671,7 +1210,11 @@
         <w:jc w:val="left"/>
       </w:pPr>
       <w:r>
-        <w:t xml:space="preserve">совместителям (внешним и внутренним) и работникам по срочному договору — так же, как остальным;</w:t>
+        <w:rPr>
+          <w:b w:val="false"/>
+          <w:bCs w:val="false"/>
+        </w:rPr>
+        <w:t xml:space="preserve">совместителям (внешним и внутренним) и работникам по срочному договору - так же, как остальным;</w:t>
       </w:r>
     </w:p>
     <w:p>
@@ -1685,27 +1228,11 @@
         <w:jc w:val="left"/>
       </w:pPr>
       <w:r>
-        <w:t xml:space="preserve">работникам, </w:t>
-      </w:r>
-      <w:r>
         <w:rPr>
-          <w:b/>
-          <w:bCs/>
+          <w:b w:val="false"/>
+          <w:bCs w:val="false"/>
         </w:rPr>
-        <w:t xml:space="preserve">переведённым</w:t>
-      </w:r>
-      <w:r>
-        <w:t xml:space="preserve"> к вам из другого подразделения, и тем, кому поручили </w:t>
-      </w:r>
-      <w:r>
-        <w:rPr>
-          <w:b/>
-          <w:bCs/>
-        </w:rPr>
-        <w:t xml:space="preserve">новую для них работу</w:t>
-      </w:r>
-      <w:r>
-        <w:t xml:space="preserve">;</w:t>
+        <w:t xml:space="preserve">работникам, переведённым к вам из другого подразделения, и тем, кому поручили новую для них работу;</w:t>
       </w:r>
     </w:p>
     <w:p>
@@ -1719,7 +1246,11 @@
         <w:jc w:val="left"/>
       </w:pPr>
       <w:r>
-        <w:t xml:space="preserve">командированным к нам работникам и работникам сторонних организаций, которые работают на нашем участке;</w:t>
+        <w:rPr>
+          <w:b w:val="false"/>
+          <w:bCs w:val="false"/>
+        </w:rPr>
+        <w:t xml:space="preserve">командированным к нам работникам, которые работают на нашем участке;</w:t>
       </w:r>
     </w:p>
     <w:p>
@@ -1733,6 +1264,10 @@
         <w:jc w:val="left"/>
       </w:pPr>
       <w:r>
+        <w:rPr>
+          <w:b w:val="false"/>
+          <w:bCs w:val="false"/>
+        </w:rPr>
         <w:t xml:space="preserve">студентам и практикантам, проходящим у вас практику.</w:t>
       </w:r>
     </w:p>
@@ -1743,23 +1278,10 @@
       </w:pPr>
       <w:r>
         <w:rPr>
-          <w:b/>
-          <w:bCs/>
+          <w:b w:val="false"/>
+          <w:bCs w:val="false"/>
         </w:rPr>
-        <w:t xml:space="preserve">Важно.</w:t>
-      </w:r>
-      <w:r>
-        <w:t xml:space="preserve"> Должность в журнале пишется </w:t>
-      </w:r>
-      <w:r>
-        <w:rPr>
-          <w:b/>
-          <w:bCs/>
-        </w:rPr>
-        <w:t xml:space="preserve">точно как в штатном расписании</w:t>
-      </w:r>
-      <w:r>
-        <w:t xml:space="preserve"> (например, «Слесарь-сборщик авиационной техники 4 разряда», а не «слесарь»).</w:t>
+        <w:t xml:space="preserve">Важно. Должность в журнале пишется точно как в штатном расписании (например, «Слесарь-сборщик авиационной техники 4 разряда», а не «слесарь»).</w:t>
       </w:r>
     </w:p>
     <w:p>
@@ -1778,27 +1300,11 @@
         <w:jc w:val="both"/>
       </w:pPr>
       <w:r>
-        <w:t xml:space="preserve">Инструкции (ИОТ) </w:t>
-      </w:r>
-      <w:r>
         <w:rPr>
-          <w:b/>
-          <w:bCs/>
+          <w:b w:val="false"/>
+          <w:bCs w:val="false"/>
         </w:rPr>
-        <w:t xml:space="preserve">не выбираются произвольно</w:t>
-      </w:r>
-      <w:r>
-        <w:t xml:space="preserve">. Для каждой должности они уже определены в </w:t>
-      </w:r>
-      <w:r>
-        <w:rPr>
-          <w:b/>
-          <w:bCs/>
-        </w:rPr>
-        <w:t xml:space="preserve">Перечне инструкций по охране труда для должностей (профессий)</w:t>
-      </w:r>
-      <w:r>
-        <w:t xml:space="preserve">. Перечень и сами инструкции лежат здесь:</w:t>
+        <w:t xml:space="preserve">Инструкции (ИОТ) не выбираются произвольно. Для каждой должности они уже определены в Перечне инструкций по охране труда для должностей (профессий). Перечень и сами инструкции лежат здесь:</w:t>
       </w:r>
     </w:p>
     <w:p>
@@ -1808,8 +1314,8 @@
       </w:pPr>
       <w:r>
         <w:rPr>
-          <w:b/>
-          <w:bCs/>
+          <w:b w:val="false"/>
+          <w:bCs w:val="false"/>
         </w:rPr>
         <w:t xml:space="preserve">Q:\ДЛЯ СОТРУДНИКОВ\Инструкции ОТ и ПБ</w:t>
       </w:r>
@@ -1821,23 +1327,10 @@
       </w:pPr>
       <w:r>
         <w:rPr>
-          <w:b/>
-          <w:bCs/>
+          <w:b w:val="false"/>
+          <w:bCs w:val="false"/>
         </w:rPr>
-        <w:t xml:space="preserve">Шаг 1.</w:t>
-      </w:r>
-      <w:r>
-        <w:t xml:space="preserve"> Найдите в Перечне </w:t>
-      </w:r>
-      <w:r>
-        <w:rPr>
-          <w:b/>
-          <w:bCs/>
-        </w:rPr>
-        <w:t xml:space="preserve">должность</w:t>
-      </w:r>
-      <w:r>
-        <w:t xml:space="preserve"> работника (как в штатном расписании).</w:t>
+        <w:t xml:space="preserve">Шаг 1. Найдите в Перечне должность работника (как в штатном расписании).</w:t>
       </w:r>
     </w:p>
     <w:p>
@@ -1847,33 +1340,10 @@
       </w:pPr>
       <w:r>
         <w:rPr>
-          <w:b/>
-          <w:bCs/>
+          <w:b w:val="false"/>
+          <w:bCs w:val="false"/>
         </w:rPr>
-        <w:t xml:space="preserve">Шаг 2.</w:t>
-      </w:r>
-      <w:r>
-        <w:t xml:space="preserve"> Выпишите </w:t>
-      </w:r>
-      <w:r>
-        <w:rPr>
-          <w:b/>
-          <w:bCs/>
-        </w:rPr>
-        <w:t xml:space="preserve">инструкцию по профессии/должности</w:t>
-      </w:r>
-      <w:r>
-        <w:t xml:space="preserve"> — она нужна </w:t>
-      </w:r>
-      <w:r>
-        <w:rPr>
-          <w:b/>
-          <w:bCs/>
-        </w:rPr>
-        <w:t xml:space="preserve">всегда</w:t>
-      </w:r>
-      <w:r>
-        <w:t xml:space="preserve"> (например, «ИОТ для оператора станков с ЧПУ»).</w:t>
+        <w:t xml:space="preserve">Шаг 2. Выпишите инструкцию по профессии/должности - она нужна всегда (например, «ИОТ для оператора станков с ЧПУ»).</w:t>
       </w:r>
     </w:p>
     <w:p>
@@ -1883,30 +1353,10 @@
       </w:pPr>
       <w:r>
         <w:rPr>
-          <w:b/>
-          <w:bCs/>
+          <w:b w:val="false"/>
+          <w:bCs w:val="false"/>
         </w:rPr>
-        <w:t xml:space="preserve">Шаг 3.</w:t>
-      </w:r>
-      <w:r>
-        <w:t xml:space="preserve"> Посмотрите </w:t>
-      </w:r>
-      <w:r>
-        <w:rPr>
-          <w:b/>
-          <w:bCs/>
-        </w:rPr>
-        <w:t xml:space="preserve">инструкции по видам работ</w:t>
-      </w:r>
-      <w:r>
-        <w:t xml:space="preserve">, указанные для этой должности (работа на высоте, с электроинструментом, с кран-балкой, с клеями и ЛКМ, погрузочно-разгрузочные и т. п.). Для каждой задайте себе вопрос: </w:t>
-      </w:r>
-      <w:r>
-        <w:rPr>
-          <w:b/>
-          <w:bCs/>
-        </w:rPr>
-        <w:t xml:space="preserve">«Мой работник реально выполняет эту работу?»</w:t>
+        <w:t xml:space="preserve">Шаг 3. Посмотрите инструкции по видам работ, указанные для этой должности (работа на высоте, с электроинструментом, с кран-балкой, с клеями и ЛКМ, погрузочно-разгрузочные и т. п.). Для каждой задайте себе вопрос: «Мой работник реально выполняет эту работу?»</w:t>
       </w:r>
     </w:p>
     <w:p>
@@ -1921,13 +1371,10 @@
       </w:pPr>
       <w:r>
         <w:rPr>
-          <w:b/>
-          <w:bCs/>
+          <w:b w:val="false"/>
+          <w:bCs w:val="false"/>
         </w:rPr>
-        <w:t xml:space="preserve">Да, выполняет</w:t>
-      </w:r>
-      <w:r>
-        <w:t xml:space="preserve"> → инструкцию включаем, проводим, пишем в журнал.</w:t>
+        <w:t xml:space="preserve">Да, выполняет → инструкцию включаем, проводим, пишем в журнал.</w:t>
       </w:r>
     </w:p>
     <w:p>
@@ -1942,23 +1389,10 @@
       </w:pPr>
       <w:r>
         <w:rPr>
-          <w:b/>
-          <w:bCs/>
+          <w:b w:val="false"/>
+          <w:bCs w:val="false"/>
         </w:rPr>
-        <w:t xml:space="preserve">Нет, не выполняет</w:t>
-      </w:r>
-      <w:r>
-        <w:t xml:space="preserve"> → инструкцию </w:t>
-      </w:r>
-      <w:r>
-        <w:rPr>
-          <w:b/>
-          <w:bCs/>
-        </w:rPr>
-        <w:t xml:space="preserve">не включаем и не пишем</w:t>
-      </w:r>
-      <w:r>
-        <w:t xml:space="preserve"> в журнал.</w:t>
+        <w:t xml:space="preserve">Нет, не выполняет → инструкцию не включаем и не пишем в журнал.</w:t>
       </w:r>
     </w:p>
     <w:p>
@@ -1968,33 +1402,10 @@
       </w:pPr>
       <w:r>
         <w:rPr>
-          <w:b/>
-          <w:bCs/>
+          <w:b w:val="false"/>
+          <w:bCs w:val="false"/>
         </w:rPr>
-        <w:t xml:space="preserve">Шаг 4.</w:t>
-      </w:r>
-      <w:r>
-        <w:t xml:space="preserve"> Запишите номера и названия выбранных инструкций в графу журнала. Если работник позже начнёт выполнять новый вид работ — проведите </w:t>
-      </w:r>
-      <w:r>
-        <w:rPr>
-          <w:b/>
-          <w:bCs/>
-        </w:rPr>
-        <w:t xml:space="preserve">внеплановый</w:t>
-      </w:r>
-      <w:r>
-        <w:t xml:space="preserve"> инструктаж по новой инструкции </w:t>
-      </w:r>
-      <w:r>
-        <w:rPr>
-          <w:b/>
-          <w:bCs/>
-        </w:rPr>
-        <w:t xml:space="preserve">до</w:t>
-      </w:r>
-      <w:r>
-        <w:t xml:space="preserve"> начала этих работ.</w:t>
+        <w:t xml:space="preserve">Шаг 4. Запишите номера и названия выбранных инструкций в графу 8 журнала. Если работник позже начнёт выполнять новый вид работ - проведите внеплановый инструктаж по новой инструкции до начала этих работ.</w:t>
       </w:r>
     </w:p>
     <w:p>
@@ -2004,23 +1415,10 @@
       </w:pPr>
       <w:r>
         <w:rPr>
-          <w:b/>
-          <w:bCs/>
+          <w:b w:val="false"/>
+          <w:bCs w:val="false"/>
         </w:rPr>
-        <w:t xml:space="preserve">Шаг 5.</w:t>
-      </w:r>
-      <w:r>
-        <w:t xml:space="preserve"> Если должности нет в Перечне или инструкция устарела/отсутствует — </w:t>
-      </w:r>
-      <w:r>
-        <w:rPr>
-          <w:b/>
-          <w:bCs/>
-        </w:rPr>
-        <w:t xml:space="preserve">не проводите инструктаж «по чему-нибудь»</w:t>
-      </w:r>
-      <w:r>
-        <w:t xml:space="preserve">, а сразу сообщите в отдел ОТиПБ.</w:t>
+        <w:t xml:space="preserve">Шаг 5. Если должности нет в Перечне или инструкция устарела/отсутствует - не проводите инструктаж «по чему-нибудь», а сразу сообщите в отдел ОТиПБ.</w:t>
       </w:r>
     </w:p>
     <w:p>
@@ -2040,12 +1438,14 @@
       </w:pPr>
       <w:r>
         <w:rPr>
+          <w:b w:val="false"/>
+          <w:bCs w:val="false"/>
           <w:i/>
           <w:iCs/>
           <w:sz w:val="20"/>
           <w:szCs w:val="20"/>
         </w:rPr>
-        <w:t xml:space="preserve">Номера и названия инструкций ниже — условные, для примера. Берите реальные из Перечня.</w:t>
+        <w:t xml:space="preserve">Номера и названия инструкций ниже - условные, для примера. Берите реальные из Перечня.</w:t>
       </w:r>
     </w:p>
     <w:tbl>
@@ -2095,8 +1495,8 @@
             </w:pPr>
             <w:r>
               <w:rPr>
-                <w:b/>
-                <w:bCs/>
+                <w:b w:val="false"/>
+                <w:bCs w:val="false"/>
                 <w:sz w:val="20"/>
                 <w:szCs w:val="20"/>
               </w:rPr>
@@ -2129,8 +1529,8 @@
             </w:pPr>
             <w:r>
               <w:rPr>
-                <w:b/>
-                <w:bCs/>
+                <w:b w:val="false"/>
+                <w:bCs w:val="false"/>
                 <w:sz w:val="20"/>
                 <w:szCs w:val="20"/>
               </w:rPr>
@@ -2163,8 +1563,8 @@
             </w:pPr>
             <w:r>
               <w:rPr>
-                <w:b/>
-                <w:bCs/>
+                <w:b w:val="false"/>
+                <w:bCs w:val="false"/>
                 <w:sz w:val="20"/>
                 <w:szCs w:val="20"/>
               </w:rPr>
@@ -2273,88 +1673,7 @@
                 <w:sz w:val="20"/>
                 <w:szCs w:val="20"/>
               </w:rPr>
-              <w:t xml:space="preserve">ИОТ-01</w:t>
-            </w:r>
-            <w:r>
-              <w:rPr>
-                <w:b w:val="false"/>
-                <w:bCs w:val="false"/>
-                <w:sz w:val="20"/>
-                <w:szCs w:val="20"/>
-              </w:rPr>
-              <w:t xml:space="preserve"> — всегда. </w:t>
-            </w:r>
-            <w:r>
-              <w:rPr>
-                <w:b w:val="false"/>
-                <w:bCs w:val="false"/>
-                <w:sz w:val="20"/>
-                <w:szCs w:val="20"/>
-              </w:rPr>
-              <w:t xml:space="preserve">ИОТ-15</w:t>
-            </w:r>
-            <w:r>
-              <w:rPr>
-                <w:b w:val="false"/>
-                <w:bCs w:val="false"/>
-                <w:sz w:val="20"/>
-                <w:szCs w:val="20"/>
-              </w:rPr>
-              <w:t xml:space="preserve"> — да, зачищает детали шлифмашинкой. </w:t>
-            </w:r>
-            <w:r>
-              <w:rPr>
-                <w:b w:val="false"/>
-                <w:bCs w:val="false"/>
-                <w:sz w:val="20"/>
-                <w:szCs w:val="20"/>
-              </w:rPr>
-              <w:t xml:space="preserve">ИОТ-22</w:t>
-            </w:r>
-            <w:r>
-              <w:rPr>
-                <w:b w:val="false"/>
-                <w:bCs w:val="false"/>
-                <w:sz w:val="20"/>
-                <w:szCs w:val="20"/>
-              </w:rPr>
-              <w:t xml:space="preserve"> — да, ставит заготовки кран-балкой. </w:t>
-            </w:r>
-            <w:r>
-              <w:rPr>
-                <w:b w:val="false"/>
-                <w:bCs w:val="false"/>
-                <w:sz w:val="20"/>
-                <w:szCs w:val="20"/>
-              </w:rPr>
-              <w:t xml:space="preserve">ИОТ-20 — нет</w:t>
-            </w:r>
-            <w:r>
-              <w:rPr>
-                <w:b w:val="false"/>
-                <w:bCs w:val="false"/>
-                <w:sz w:val="20"/>
-                <w:szCs w:val="20"/>
-              </w:rPr>
-              <w:t xml:space="preserve">, на высоте не работает → </w:t>
-            </w:r>
-            <w:r>
-              <w:rPr>
-                <w:b w:val="false"/>
-                <w:bCs w:val="false"/>
-                <w:sz w:val="20"/>
-                <w:szCs w:val="20"/>
-              </w:rPr>
-              <w:t xml:space="preserve">не пишем</w:t>
-            </w:r>
-            <w:r>
-              <w:rPr>
-                <w:b w:val="false"/>
-                <w:bCs w:val="false"/>
-                <w:sz w:val="20"/>
-                <w:szCs w:val="20"/>
-              </w:rPr>
-              <w:t xml:space="preserve">.</w:t>
+              <w:t xml:space="preserve">ИОТ-01 - всегда. ИОТ-15 - да, зачищает детали шлифмашинкой. ИОТ-22 - да, ставит заготовки кран-балкой. ИОТ-20 - нет, на высоте не работает → не пишем.</w:t>
             </w:r>
           </w:p>
         </w:tc>
@@ -2459,52 +1778,7 @@
                 <w:sz w:val="20"/>
                 <w:szCs w:val="20"/>
               </w:rPr>
-              <w:t xml:space="preserve">ИОТ-05, ИОТ-15, ИОТ-18</w:t>
-            </w:r>
-            <w:r>
-              <w:rPr>
-                <w:b w:val="false"/>
-                <w:bCs w:val="false"/>
-                <w:sz w:val="20"/>
-                <w:szCs w:val="20"/>
-              </w:rPr>
-              <w:t xml:space="preserve"> — да. </w:t>
-            </w:r>
-            <w:r>
-              <w:rPr>
-                <w:b w:val="false"/>
-                <w:bCs w:val="false"/>
-                <w:sz w:val="20"/>
-                <w:szCs w:val="20"/>
-              </w:rPr>
-              <w:t xml:space="preserve">ИОТ-20</w:t>
-            </w:r>
-            <w:r>
-              <w:rPr>
-                <w:b w:val="false"/>
-                <w:bCs w:val="false"/>
-                <w:sz w:val="20"/>
-                <w:szCs w:val="20"/>
-              </w:rPr>
-              <w:t xml:space="preserve"> — только если монтирует интерьер на стремянке/подмостях выше 1,8 м. Если нет — </w:t>
-            </w:r>
-            <w:r>
-              <w:rPr>
-                <w:b w:val="false"/>
-                <w:bCs w:val="false"/>
-                <w:sz w:val="20"/>
-                <w:szCs w:val="20"/>
-              </w:rPr>
-              <w:t xml:space="preserve">не пишем</w:t>
-            </w:r>
-            <w:r>
-              <w:rPr>
-                <w:b w:val="false"/>
-                <w:bCs w:val="false"/>
-                <w:sz w:val="20"/>
-                <w:szCs w:val="20"/>
-              </w:rPr>
-              <w:t xml:space="preserve">.</w:t>
+              <w:t xml:space="preserve">ИОТ-05, ИОТ-15, ИОТ-18 - да. ИОТ-20 - только если монтирует интерьер на стремянке/подмостях выше 1,8 м. Если нет - не пишем.</w:t>
             </w:r>
           </w:p>
         </w:tc>
@@ -2609,34 +1883,7 @@
                 <w:sz w:val="20"/>
                 <w:szCs w:val="20"/>
               </w:rPr>
-              <w:t xml:space="preserve">ИОТ-08, ИОТ-18</w:t>
-            </w:r>
-            <w:r>
-              <w:rPr>
-                <w:b w:val="false"/>
-                <w:bCs w:val="false"/>
-                <w:sz w:val="20"/>
-                <w:szCs w:val="20"/>
-              </w:rPr>
-              <w:t xml:space="preserve"> — да. </w:t>
-            </w:r>
-            <w:r>
-              <w:rPr>
-                <w:b w:val="false"/>
-                <w:bCs w:val="false"/>
-                <w:sz w:val="20"/>
-                <w:szCs w:val="20"/>
-              </w:rPr>
-              <w:t xml:space="preserve">ИОТ-24</w:t>
-            </w:r>
-            <w:r>
-              <w:rPr>
-                <w:b w:val="false"/>
-                <w:bCs w:val="false"/>
-                <w:sz w:val="20"/>
-                <w:szCs w:val="20"/>
-              </w:rPr>
-              <w:t xml:space="preserve"> — только если сам перемещает тару с ЛКМ вручную.</w:t>
+              <w:t xml:space="preserve">ИОТ-08, ИОТ-18 - да. ИОТ-24 - только если сам перемещает тару с ЛКМ вручную.</w:t>
             </w:r>
           </w:p>
         </w:tc>
@@ -2741,34 +1988,7 @@
                 <w:sz w:val="20"/>
                 <w:szCs w:val="20"/>
               </w:rPr>
-              <w:t xml:space="preserve">ИОТ-10, ИОТ-24</w:t>
-            </w:r>
-            <w:r>
-              <w:rPr>
-                <w:b w:val="false"/>
-                <w:bCs w:val="false"/>
-                <w:sz w:val="20"/>
-                <w:szCs w:val="20"/>
-              </w:rPr>
-              <w:t xml:space="preserve"> — да. </w:t>
-            </w:r>
-            <w:r>
-              <w:rPr>
-                <w:b w:val="false"/>
-                <w:bCs w:val="false"/>
-                <w:sz w:val="20"/>
-                <w:szCs w:val="20"/>
-              </w:rPr>
-              <w:t xml:space="preserve">ИОТ-26</w:t>
-            </w:r>
-            <w:r>
-              <w:rPr>
-                <w:b w:val="false"/>
-                <w:bCs w:val="false"/>
-                <w:sz w:val="20"/>
-                <w:szCs w:val="20"/>
-              </w:rPr>
-              <w:t xml:space="preserve"> — только если есть допуск и он реально работает на штабелёре.</w:t>
+              <w:t xml:space="preserve">ИОТ-10, ИОТ-24 - да. ИОТ-26 - только если есть допуск и он реально работает на штабелёре.</w:t>
             </w:r>
           </w:p>
         </w:tc>
@@ -2781,7 +2001,7 @@
         <w:spacing w:after="120" w:before="240"/>
       </w:pPr>
       <w:r>
-        <w:t xml:space="preserve">5. Как провести инструктаж — по шагам</w:t>
+        <w:t xml:space="preserve">5. Как провести инструктаж - по шагам</w:t>
       </w:r>
     </w:p>
     <w:p>
@@ -2804,7 +2024,11 @@
         <w:spacing w:after="60"/>
       </w:pPr>
       <w:r>
-        <w:t xml:space="preserve">Распечатайте или откройте нужные инструкции (см. раздел 4).</w:t>
+        <w:rPr>
+          <w:b w:val="false"/>
+          <w:bCs w:val="false"/>
+        </w:rPr>
+        <w:t xml:space="preserve">Распечатайте или откройте нужные инструкции</w:t>
       </w:r>
     </w:p>
     <w:p>
@@ -2817,6 +2041,10 @@
         <w:spacing w:after="60"/>
       </w:pPr>
       <w:r>
+        <w:rPr>
+          <w:b w:val="false"/>
+          <w:bCs w:val="false"/>
+        </w:rPr>
         <w:t xml:space="preserve">Возьмите журнал регистрации инструктажа на рабочем месте вашего подразделения и ручку (синяя или чёрная).</w:t>
       </w:r>
     </w:p>
@@ -2830,30 +2058,11 @@
         <w:spacing w:after="60"/>
       </w:pPr>
       <w:r>
-        <w:t xml:space="preserve">Для новичка: убедитесь, что он </w:t>
-      </w:r>
-      <w:r>
         <w:rPr>
-          <w:b/>
-          <w:bCs/>
+          <w:b w:val="false"/>
+          <w:bCs w:val="false"/>
         </w:rPr>
-        <w:t xml:space="preserve">уже прошёл вводный инструктаж</w:t>
-      </w:r>
-      <w:r>
-        <w:t xml:space="preserve"> (спросите или позвоните ответственному за вводный).</w:t>
-      </w:r>
-    </w:p>
-    <w:p>
-      <w:pPr>
-        <w:pStyle w:val="ListParagraph"/>
-        <w:numPr>
-          <w:ilvl w:val="0"/>
-          <w:numId w:val="3"/>
-        </w:numPr>
-        <w:spacing w:after="60"/>
-      </w:pPr>
-      <w:r>
-        <w:t xml:space="preserve">Подготовьте средства индивидуальной защиты (СИЗ), которые положены работнику, — их нужно показать и объяснить, как пользоваться.</w:t>
+        <w:t xml:space="preserve">Для новичка: убедитесь, что он уже прошёл вводный инструктаж (спросите или позвоните ответственному за вводный).</w:t>
       </w:r>
     </w:p>
     <w:p>
@@ -2873,23 +2082,10 @@
       </w:pPr>
       <w:r>
         <w:rPr>
-          <w:b/>
-          <w:bCs/>
+          <w:b w:val="false"/>
+          <w:bCs w:val="false"/>
         </w:rPr>
-        <w:t xml:space="preserve">Шаг 1.</w:t>
-      </w:r>
-      <w:r>
-        <w:t xml:space="preserve"> </w:t>
-      </w:r>
-      <w:r>
-        <w:rPr>
-          <w:b/>
-          <w:bCs/>
-        </w:rPr>
-        <w:t xml:space="preserve">Расскажите</w:t>
-      </w:r>
-      <w:r>
-        <w:t xml:space="preserve">, что за работа и где она выполняется: рабочее место, оборудование, инструмент, материалы.</w:t>
+        <w:t xml:space="preserve">Шаг 1. Расскажите, что за работа и где она выполняется: рабочее место, оборудование, инструмент, материалы.</w:t>
       </w:r>
     </w:p>
     <w:p>
@@ -2899,23 +2095,10 @@
       </w:pPr>
       <w:r>
         <w:rPr>
-          <w:b/>
-          <w:bCs/>
+          <w:b w:val="false"/>
+          <w:bCs w:val="false"/>
         </w:rPr>
-        <w:t xml:space="preserve">Шаг 2.</w:t>
-      </w:r>
-      <w:r>
-        <w:t xml:space="preserve"> </w:t>
-      </w:r>
-      <w:r>
-        <w:rPr>
-          <w:b/>
-          <w:bCs/>
-        </w:rPr>
-        <w:t xml:space="preserve">Назовите опасности</w:t>
-      </w:r>
-      <w:r>
-        <w:t xml:space="preserve"> этого рабочего места: движущиеся части станка, острые кромки, электрический ток, шум, пыль, химические вещества (клеи, ЛКМ), падение предметов, работа на высоте и т. п.</w:t>
+        <w:t xml:space="preserve">Шаг 2. Назовите опасности этого рабочего места: движущиеся части станка, острые кромки, электрический ток, шум, пыль, химические вещества (клеи, ЛКМ), падение предметов, работа на высоте и т. п.</w:t>
       </w:r>
     </w:p>
     <w:p>
@@ -2925,23 +2108,10 @@
       </w:pPr>
       <w:r>
         <w:rPr>
-          <w:b/>
-          <w:bCs/>
+          <w:b w:val="false"/>
+          <w:bCs w:val="false"/>
         </w:rPr>
-        <w:t xml:space="preserve">Шаг 3.</w:t>
-      </w:r>
-      <w:r>
-        <w:t xml:space="preserve"> </w:t>
-      </w:r>
-      <w:r>
-        <w:rPr>
-          <w:b/>
-          <w:bCs/>
-        </w:rPr>
-        <w:t xml:space="preserve">Пройдите по инструкциям</w:t>
-      </w:r>
-      <w:r>
-        <w:t xml:space="preserve">: требования перед началом работы, во время работы, в аварийной ситуации, по окончании работы. Не обязательно читать вслух целиком — объясните суть каждого раздела своими словами, работнику дайте инструкцию для самостоятельного прочтения.</w:t>
+        <w:t xml:space="preserve">Шаг 3. Пройдите по инструкциям: требования перед началом работы, во время работы, в аварийной ситуации, по окончании работы. Не обязательно читать вслух целиком - объясните суть каждого раздела своими словами, работнику дайте инструкцию для самостоятельного прочтения.</w:t>
       </w:r>
     </w:p>
     <w:p>
@@ -2951,23 +2121,10 @@
       </w:pPr>
       <w:r>
         <w:rPr>
-          <w:b/>
-          <w:bCs/>
+          <w:b w:val="false"/>
+          <w:bCs w:val="false"/>
         </w:rPr>
-        <w:t xml:space="preserve">Шаг 4.</w:t>
-      </w:r>
-      <w:r>
-        <w:t xml:space="preserve"> </w:t>
-      </w:r>
-      <w:r>
-        <w:rPr>
-          <w:b/>
-          <w:bCs/>
-        </w:rPr>
-        <w:t xml:space="preserve">Покажите на месте</w:t>
-      </w:r>
-      <w:r>
-        <w:t xml:space="preserve">: как включить/выключить оборудование, где аварийная кнопка «Стоп», где огнетушитель, аптечка, эвакуационный выход, как надеть и проверить СИЗ.</w:t>
+        <w:t xml:space="preserve">Шаг 4. Покажите на месте: как включить/выключить оборудование, где аварийная кнопка «Стоп», где огнетушитель, аптечка, эвакуационный выход, как надеть и проверить СИЗ.</w:t>
       </w:r>
     </w:p>
     <w:p>
@@ -2977,23 +2134,10 @@
       </w:pPr>
       <w:r>
         <w:rPr>
-          <w:b/>
-          <w:bCs/>
+          <w:b w:val="false"/>
+          <w:bCs w:val="false"/>
         </w:rPr>
-        <w:t xml:space="preserve">Шаг 5.</w:t>
-      </w:r>
-      <w:r>
-        <w:t xml:space="preserve"> </w:t>
-      </w:r>
-      <w:r>
-        <w:rPr>
-          <w:b/>
-          <w:bCs/>
-        </w:rPr>
-        <w:t xml:space="preserve">Объясните, что делать при травме или аварии</w:t>
-      </w:r>
-      <w:r>
-        <w:t xml:space="preserve">: остановить работу, сообщить руководителю, оказать первую помощь, вызвать скорую (112).</w:t>
+        <w:t xml:space="preserve">Шаг 5. Объясните, что делать при травме или аварии и как оказать первую помощь: остановить работу, сообщить руководителю, оказать первую помощь, вызвать скорую (112). Вопросы первой помощи - обязательная часть инструктажа на рабочем месте.</w:t>
       </w:r>
     </w:p>
     <w:p>
@@ -3003,23 +2147,10 @@
       </w:pPr>
       <w:r>
         <w:rPr>
-          <w:b/>
-          <w:bCs/>
+          <w:b w:val="false"/>
+          <w:bCs w:val="false"/>
         </w:rPr>
-        <w:t xml:space="preserve">Шаг 6.</w:t>
-      </w:r>
-      <w:r>
-        <w:t xml:space="preserve"> </w:t>
-      </w:r>
-      <w:r>
-        <w:rPr>
-          <w:b/>
-          <w:bCs/>
-        </w:rPr>
-        <w:t xml:space="preserve">Ответьте на вопросы</w:t>
-      </w:r>
-      <w:r>
-        <w:t xml:space="preserve"> работника.</w:t>
+        <w:t xml:space="preserve">Шаг 6. Ответьте на вопросы работника.</w:t>
       </w:r>
     </w:p>
     <w:p>
@@ -3029,23 +2160,10 @@
       </w:pPr>
       <w:r>
         <w:rPr>
-          <w:b/>
-          <w:bCs/>
+          <w:b w:val="false"/>
+          <w:bCs w:val="false"/>
         </w:rPr>
-        <w:t xml:space="preserve">Шаг 7.</w:t>
-      </w:r>
-      <w:r>
-        <w:t xml:space="preserve"> </w:t>
-      </w:r>
-      <w:r>
-        <w:rPr>
-          <w:b/>
-          <w:bCs/>
-        </w:rPr>
-        <w:t xml:space="preserve">Проверьте знания устно</w:t>
-      </w:r>
-      <w:r>
-        <w:t xml:space="preserve"> — задайте 3–5 вопросов (примеры ниже). Если ответы неверные — объясните ещё раз и спросите повторно. Пока работник не ответил правильно — инструктаж не завершён.</w:t>
+        <w:t xml:space="preserve">Шаг 7. Проверьте знания устно - задайте 3-5 вопросов (примеры ниже). Если ответы неверные - объясните ещё раз и спросите повторно. Пока работник не ответил правильно - инструктаж не завершён.</w:t>
       </w:r>
     </w:p>
     <w:p>
@@ -3055,69 +2173,10 @@
       </w:pPr>
       <w:r>
         <w:rPr>
-          <w:b/>
-          <w:bCs/>
+          <w:b w:val="false"/>
+          <w:bCs w:val="false"/>
         </w:rPr>
-        <w:t xml:space="preserve">Шаг 8.</w:t>
-      </w:r>
-      <w:r>
-        <w:t xml:space="preserve"> </w:t>
-      </w:r>
-      <w:r>
-        <w:rPr>
-          <w:b/>
-          <w:bCs/>
-        </w:rPr>
-        <w:t xml:space="preserve">Заполните журнал</w:t>
-      </w:r>
-      <w:r>
-        <w:t xml:space="preserve"> (раздел 6) и </w:t>
-      </w:r>
-      <w:r>
-        <w:rPr>
-          <w:b/>
-          <w:bCs/>
-        </w:rPr>
-        <w:t xml:space="preserve">распишитесь оба</w:t>
-      </w:r>
-      <w:r>
-        <w:t xml:space="preserve"> — вы и работник. Подпись работник ставит </w:t>
-      </w:r>
-      <w:r>
-        <w:rPr>
-          <w:b/>
-          <w:bCs/>
-        </w:rPr>
-        <w:t xml:space="preserve">сам, лично, при вас</w:t>
-      </w:r>
-      <w:r>
-        <w:t xml:space="preserve">.</w:t>
-      </w:r>
-    </w:p>
-    <w:p>
-      <w:pPr>
-        <w:spacing w:after="60" w:before="0"/>
-        <w:jc w:val="left"/>
-      </w:pPr>
-      <w:r>
-        <w:rPr>
-          <w:b/>
-          <w:bCs/>
-        </w:rPr>
-        <w:t xml:space="preserve">Шаг 9.</w:t>
-      </w:r>
-      <w:r>
-        <w:t xml:space="preserve"> Если для профессии положена </w:t>
-      </w:r>
-      <w:r>
-        <w:rPr>
-          <w:b/>
-          <w:bCs/>
-        </w:rPr>
-        <w:t xml:space="preserve">стажировка</w:t>
-      </w:r>
-      <w:r>
-        <w:t xml:space="preserve"> — назначьте её (раздел 7). Если не положена — допускайте к самостоятельной работе.</w:t>
+        <w:t xml:space="preserve">Шаг 8. Заполните журнал и распишитесь оба - вы и работник. Подпись работник ставит сам, лично, при вас.</w:t>
       </w:r>
     </w:p>
     <w:p>
@@ -3141,6 +2200,10 @@
         <w:jc w:val="left"/>
       </w:pPr>
       <w:r>
+        <w:rPr>
+          <w:b w:val="false"/>
+          <w:bCs w:val="false"/>
+        </w:rPr>
         <w:t xml:space="preserve">Какие СИЗ вы обязаны надеть на этом рабочем месте?</w:t>
       </w:r>
     </w:p>
@@ -3155,6 +2218,10 @@
         <w:jc w:val="left"/>
       </w:pPr>
       <w:r>
+        <w:rPr>
+          <w:b w:val="false"/>
+          <w:bCs w:val="false"/>
+        </w:rPr>
         <w:t xml:space="preserve">Что вы проверите перед включением оборудования (инструмента)?</w:t>
       </w:r>
     </w:p>
@@ -3169,6 +2236,10 @@
         <w:jc w:val="left"/>
       </w:pPr>
       <w:r>
+        <w:rPr>
+          <w:b w:val="false"/>
+          <w:bCs w:val="false"/>
+        </w:rPr>
         <w:t xml:space="preserve">Что делать, если оборудование неисправно / пошёл дым / искрит?</w:t>
       </w:r>
     </w:p>
@@ -3183,6 +2254,10 @@
         <w:jc w:val="left"/>
       </w:pPr>
       <w:r>
+        <w:rPr>
+          <w:b w:val="false"/>
+          <w:bCs w:val="false"/>
+        </w:rPr>
         <w:t xml:space="preserve">Где аварийная кнопка, огнетушитель, аптечка, ближайший выход?</w:t>
       </w:r>
     </w:p>
@@ -3197,6 +2272,10 @@
         <w:jc w:val="left"/>
       </w:pPr>
       <w:r>
+        <w:rPr>
+          <w:b w:val="false"/>
+          <w:bCs w:val="false"/>
+        </w:rPr>
         <w:t xml:space="preserve">Ваши действия, если коллега получил травму?</w:t>
       </w:r>
     </w:p>
@@ -3211,6 +2290,10 @@
         <w:jc w:val="left"/>
       </w:pPr>
       <w:r>
+        <w:rPr>
+          <w:b w:val="false"/>
+          <w:bCs w:val="false"/>
+        </w:rPr>
         <w:t xml:space="preserve">Какие работы вам запрещено выполнять без отдельного допуска?</w:t>
       </w:r>
     </w:p>
@@ -3221,7 +2304,7 @@
         <w:spacing w:after="120" w:before="240"/>
       </w:pPr>
       <w:r>
-        <w:t xml:space="preserve">6. Как заполнять журнал — графа за графой</w:t>
+        <w:t xml:space="preserve">6. Как заполнять журнал - графа за графой</w:t>
       </w:r>
     </w:p>
     <w:p>
@@ -3230,27 +2313,11 @@
         <w:jc w:val="both"/>
       </w:pPr>
       <w:r>
-        <w:t xml:space="preserve">Используется </w:t>
-      </w:r>
-      <w:r>
         <w:rPr>
-          <w:b/>
-          <w:bCs/>
+          <w:b w:val="false"/>
+          <w:bCs w:val="false"/>
         </w:rPr>
-        <w:t xml:space="preserve">Журнал регистрации инструктажа по охране труда на рабочем месте</w:t>
-      </w:r>
-      <w:r>
-        <w:t xml:space="preserve"> по форме Приложения № 2 к приказу. </w:t>
-      </w:r>
-      <w:r>
-        <w:rPr>
-          <w:b/>
-          <w:bCs/>
-        </w:rPr>
-        <w:t xml:space="preserve">Один журнал — на подразделение</w:t>
-      </w:r>
-      <w:r>
-        <w:t xml:space="preserve"> (участок, бюро, отдел). Журнал хранится у руководителя подразделения.</w:t>
+        <w:t xml:space="preserve">Используется Журнал регистрации инструктажа по охране труда на рабочем месте по форме Приложения № 2 к приказу. Один журнал - на подразделение (участок, бюро, отдел). Журнал хранится у руководителя подразделения. В журнале 10 граф - их состав установлен пунктом 87 Правил обучения по охране труда (постановление Правительства РФ № 2464).</w:t>
       </w:r>
     </w:p>
     <w:tbl>
@@ -3267,8 +2334,8 @@
       </w:tblPr>
       <w:tblGrid>
         <w:gridCol w:w="700"/>
-        <w:gridCol w:w="2700"/>
-        <w:gridCol w:w="6238"/>
+        <w:gridCol w:w="3300"/>
+        <w:gridCol w:w="5638"/>
       </w:tblGrid>
       <w:tr>
         <w:trPr>
@@ -3300,8 +2367,8 @@
             </w:pPr>
             <w:r>
               <w:rPr>
-                <w:b/>
-                <w:bCs/>
+                <w:b w:val="false"/>
+                <w:bCs w:val="false"/>
                 <w:sz w:val="20"/>
                 <w:szCs w:val="20"/>
               </w:rPr>
@@ -3311,7 +2378,7 @@
         </w:tc>
         <w:tc>
           <w:tcPr>
-            <w:tcW w:type="dxa" w:w="2700"/>
+            <w:tcW w:type="dxa" w:w="3300"/>
             <w:tcBorders>
               <w:top w:val="single" w:color="808080" w:sz="4"/>
               <w:left w:val="single" w:color="808080" w:sz="4"/>
@@ -3334,8 +2401,8 @@
             </w:pPr>
             <w:r>
               <w:rPr>
-                <w:b/>
-                <w:bCs/>
+                <w:b w:val="false"/>
+                <w:bCs w:val="false"/>
                 <w:sz w:val="20"/>
                 <w:szCs w:val="20"/>
               </w:rPr>
@@ -3345,7 +2412,7 @@
         </w:tc>
         <w:tc>
           <w:tcPr>
-            <w:tcW w:type="dxa" w:w="6238"/>
+            <w:tcW w:type="dxa" w:w="5638"/>
             <w:tcBorders>
               <w:top w:val="single" w:color="808080" w:sz="4"/>
               <w:left w:val="single" w:color="808080" w:sz="4"/>
@@ -3368,8 +2435,8 @@
             </w:pPr>
             <w:r>
               <w:rPr>
-                <w:b/>
-                <w:bCs/>
+                <w:b w:val="false"/>
+                <w:bCs w:val="false"/>
                 <w:sz w:val="20"/>
                 <w:szCs w:val="20"/>
               </w:rPr>
@@ -3418,7 +2485,7 @@
         </w:tc>
         <w:tc>
           <w:tcPr>
-            <w:tcW w:type="dxa" w:w="2700"/>
+            <w:tcW w:type="dxa" w:w="3300"/>
             <w:tcBorders>
               <w:top w:val="single" w:color="808080" w:sz="4"/>
               <w:left w:val="single" w:color="808080" w:sz="4"/>
@@ -3445,13 +2512,13 @@
                 <w:sz w:val="20"/>
                 <w:szCs w:val="20"/>
               </w:rPr>
-              <w:t xml:space="preserve">№ п/п</w:t>
-            </w:r>
-          </w:p>
-        </w:tc>
-        <w:tc>
-          <w:tcPr>
-            <w:tcW w:type="dxa" w:w="6238"/>
+              <w:t xml:space="preserve">Дата проведения инструктажа по охране труда</w:t>
+            </w:r>
+          </w:p>
+        </w:tc>
+        <w:tc>
+          <w:tcPr>
+            <w:tcW w:type="dxa" w:w="5638"/>
             <w:tcBorders>
               <w:top w:val="single" w:color="808080" w:sz="4"/>
               <w:left w:val="single" w:color="808080" w:sz="4"/>
@@ -3478,7 +2545,7 @@
                 <w:sz w:val="20"/>
                 <w:szCs w:val="20"/>
               </w:rPr>
-              <w:t xml:space="preserve">Следующее число по порядку. Без пропусков и повторов.</w:t>
+              <w:t xml:space="preserve">Дата, когда инструктаж фактически проведён: ДД.ММ.ГГГГ. Для новичка - совпадает с датой приёма и с датой вводного.</w:t>
             </w:r>
           </w:p>
         </w:tc>
@@ -3523,7 +2590,7 @@
         </w:tc>
         <w:tc>
           <w:tcPr>
-            <w:tcW w:type="dxa" w:w="2700"/>
+            <w:tcW w:type="dxa" w:w="3300"/>
             <w:tcBorders>
               <w:top w:val="single" w:color="808080" w:sz="4"/>
               <w:left w:val="single" w:color="808080" w:sz="4"/>
@@ -3550,13 +2617,13 @@
                 <w:sz w:val="20"/>
                 <w:szCs w:val="20"/>
               </w:rPr>
-              <w:t xml:space="preserve">Дата инструктажа</w:t>
-            </w:r>
-          </w:p>
-        </w:tc>
-        <w:tc>
-          <w:tcPr>
-            <w:tcW w:type="dxa" w:w="6238"/>
+              <w:t xml:space="preserve">Фамилия, имя, отчество (при наличии) работника, прошедшего инструктаж</w:t>
+            </w:r>
+          </w:p>
+        </w:tc>
+        <w:tc>
+          <w:tcPr>
+            <w:tcW w:type="dxa" w:w="5638"/>
             <w:tcBorders>
               <w:top w:val="single" w:color="808080" w:sz="4"/>
               <w:left w:val="single" w:color="808080" w:sz="4"/>
@@ -3583,25 +2650,7 @@
                 <w:sz w:val="20"/>
                 <w:szCs w:val="20"/>
               </w:rPr>
-              <w:t xml:space="preserve">Дата, когда инструктаж </w:t>
-            </w:r>
-            <w:r>
-              <w:rPr>
-                <w:b w:val="false"/>
-                <w:bCs w:val="false"/>
-                <w:sz w:val="20"/>
-                <w:szCs w:val="20"/>
-              </w:rPr>
-              <w:t xml:space="preserve">фактически</w:t>
-            </w:r>
-            <w:r>
-              <w:rPr>
-                <w:b w:val="false"/>
-                <w:bCs w:val="false"/>
-                <w:sz w:val="20"/>
-                <w:szCs w:val="20"/>
-              </w:rPr>
-              <w:t xml:space="preserve"> проведён: ДД.ММ.ГГГГ. Для новичка — совпадает с датой приёма и с датой вводного.</w:t>
+              <w:t xml:space="preserve">Полностью, как в паспорте: «Иванов Иван Иванович».</w:t>
             </w:r>
           </w:p>
         </w:tc>
@@ -3646,7 +2695,7 @@
         </w:tc>
         <w:tc>
           <w:tcPr>
-            <w:tcW w:type="dxa" w:w="2700"/>
+            <w:tcW w:type="dxa" w:w="3300"/>
             <w:tcBorders>
               <w:top w:val="single" w:color="808080" w:sz="4"/>
               <w:left w:val="single" w:color="808080" w:sz="4"/>
@@ -3673,13 +2722,13 @@
                 <w:sz w:val="20"/>
                 <w:szCs w:val="20"/>
               </w:rPr>
-              <w:t xml:space="preserve">Ф.И.О. инструктируемого</w:t>
-            </w:r>
-          </w:p>
-        </w:tc>
-        <w:tc>
-          <w:tcPr>
-            <w:tcW w:type="dxa" w:w="6238"/>
+              <w:t xml:space="preserve">Профессия (должность) работника, прошедшего инструктаж</w:t>
+            </w:r>
+          </w:p>
+        </w:tc>
+        <w:tc>
+          <w:tcPr>
+            <w:tcW w:type="dxa" w:w="5638"/>
             <w:tcBorders>
               <w:top w:val="single" w:color="808080" w:sz="4"/>
               <w:left w:val="single" w:color="808080" w:sz="4"/>
@@ -3706,7 +2755,7 @@
                 <w:sz w:val="20"/>
                 <w:szCs w:val="20"/>
               </w:rPr>
-              <w:t xml:space="preserve">Полностью, как в паспорте: «Иванов Иван Иванович».</w:t>
+              <w:t xml:space="preserve">Точно как в штатном расписании / приказе о приёме, с разрядом или категорией.</w:t>
             </w:r>
           </w:p>
         </w:tc>
@@ -3751,7 +2800,7 @@
         </w:tc>
         <w:tc>
           <w:tcPr>
-            <w:tcW w:type="dxa" w:w="2700"/>
+            <w:tcW w:type="dxa" w:w="3300"/>
             <w:tcBorders>
               <w:top w:val="single" w:color="808080" w:sz="4"/>
               <w:left w:val="single" w:color="808080" w:sz="4"/>
@@ -3778,13 +2827,13 @@
                 <w:sz w:val="20"/>
                 <w:szCs w:val="20"/>
               </w:rPr>
-              <w:t xml:space="preserve">Дата рождения</w:t>
-            </w:r>
-          </w:p>
-        </w:tc>
-        <w:tc>
-          <w:tcPr>
-            <w:tcW w:type="dxa" w:w="6238"/>
+              <w:t xml:space="preserve">Число, месяц, год рождения работника, прошедшего инструктаж</w:t>
+            </w:r>
+          </w:p>
+        </w:tc>
+        <w:tc>
+          <w:tcPr>
+            <w:tcW w:type="dxa" w:w="5638"/>
             <w:tcBorders>
               <w:top w:val="single" w:color="808080" w:sz="4"/>
               <w:left w:val="single" w:color="808080" w:sz="4"/>
@@ -3856,7 +2905,7 @@
         </w:tc>
         <w:tc>
           <w:tcPr>
-            <w:tcW w:type="dxa" w:w="2700"/>
+            <w:tcW w:type="dxa" w:w="3300"/>
             <w:tcBorders>
               <w:top w:val="single" w:color="808080" w:sz="4"/>
               <w:left w:val="single" w:color="808080" w:sz="4"/>
@@ -3883,13 +2932,13 @@
                 <w:sz w:val="20"/>
                 <w:szCs w:val="20"/>
               </w:rPr>
-              <w:t xml:space="preserve">Профессия, должность</w:t>
-            </w:r>
-          </w:p>
-        </w:tc>
-        <w:tc>
-          <w:tcPr>
-            <w:tcW w:type="dxa" w:w="6238"/>
+              <w:t xml:space="preserve">Вид инструктажа по охране труда</w:t>
+            </w:r>
+          </w:p>
+        </w:tc>
+        <w:tc>
+          <w:tcPr>
+            <w:tcW w:type="dxa" w:w="5638"/>
             <w:tcBorders>
               <w:top w:val="single" w:color="808080" w:sz="4"/>
               <w:left w:val="single" w:color="808080" w:sz="4"/>
@@ -3916,7 +2965,7 @@
                 <w:sz w:val="20"/>
                 <w:szCs w:val="20"/>
               </w:rPr>
-              <w:t xml:space="preserve">Точно как в штатном расписании / приказе о приёме, с разрядом или категорией.</w:t>
+              <w:t xml:space="preserve">Одно слово: первичный, повторный, внеплановый или целевой.</w:t>
             </w:r>
           </w:p>
         </w:tc>
@@ -3961,7 +3010,7 @@
         </w:tc>
         <w:tc>
           <w:tcPr>
-            <w:tcW w:type="dxa" w:w="2700"/>
+            <w:tcW w:type="dxa" w:w="3300"/>
             <w:tcBorders>
               <w:top w:val="single" w:color="808080" w:sz="4"/>
               <w:left w:val="single" w:color="808080" w:sz="4"/>
@@ -3988,13 +3037,13 @@
                 <w:sz w:val="20"/>
                 <w:szCs w:val="20"/>
               </w:rPr>
-              <w:t xml:space="preserve">Вид инструктажа</w:t>
-            </w:r>
-          </w:p>
-        </w:tc>
-        <w:tc>
-          <w:tcPr>
-            <w:tcW w:type="dxa" w:w="6238"/>
+              <w:t xml:space="preserve">Причина проведения инструктажа (для внепланового или целевого)</w:t>
+            </w:r>
+          </w:p>
+        </w:tc>
+        <w:tc>
+          <w:tcPr>
+            <w:tcW w:type="dxa" w:w="5638"/>
             <w:tcBorders>
               <w:top w:val="single" w:color="808080" w:sz="4"/>
               <w:left w:val="single" w:color="808080" w:sz="4"/>
@@ -4021,79 +3070,7 @@
                 <w:sz w:val="20"/>
                 <w:szCs w:val="20"/>
               </w:rPr>
-              <w:t xml:space="preserve">Одно слово: </w:t>
-            </w:r>
-            <w:r>
-              <w:rPr>
-                <w:b w:val="false"/>
-                <w:bCs w:val="false"/>
-                <w:sz w:val="20"/>
-                <w:szCs w:val="20"/>
-              </w:rPr>
-              <w:t xml:space="preserve">первичный</w:t>
-            </w:r>
-            <w:r>
-              <w:rPr>
-                <w:b w:val="false"/>
-                <w:bCs w:val="false"/>
-                <w:sz w:val="20"/>
-                <w:szCs w:val="20"/>
-              </w:rPr>
-              <w:t xml:space="preserve">, </w:t>
-            </w:r>
-            <w:r>
-              <w:rPr>
-                <w:b w:val="false"/>
-                <w:bCs w:val="false"/>
-                <w:sz w:val="20"/>
-                <w:szCs w:val="20"/>
-              </w:rPr>
-              <w:t xml:space="preserve">повторный</w:t>
-            </w:r>
-            <w:r>
-              <w:rPr>
-                <w:b w:val="false"/>
-                <w:bCs w:val="false"/>
-                <w:sz w:val="20"/>
-                <w:szCs w:val="20"/>
-              </w:rPr>
-              <w:t xml:space="preserve">, </w:t>
-            </w:r>
-            <w:r>
-              <w:rPr>
-                <w:b w:val="false"/>
-                <w:bCs w:val="false"/>
-                <w:sz w:val="20"/>
-                <w:szCs w:val="20"/>
-              </w:rPr>
-              <w:t xml:space="preserve">внеплановый</w:t>
-            </w:r>
-            <w:r>
-              <w:rPr>
-                <w:b w:val="false"/>
-                <w:bCs w:val="false"/>
-                <w:sz w:val="20"/>
-                <w:szCs w:val="20"/>
-              </w:rPr>
-              <w:t xml:space="preserve"> или </w:t>
-            </w:r>
-            <w:r>
-              <w:rPr>
-                <w:b w:val="false"/>
-                <w:bCs w:val="false"/>
-                <w:sz w:val="20"/>
-                <w:szCs w:val="20"/>
-              </w:rPr>
-              <w:t xml:space="preserve">целевой</w:t>
-            </w:r>
-            <w:r>
-              <w:rPr>
-                <w:b w:val="false"/>
-                <w:bCs w:val="false"/>
-                <w:sz w:val="20"/>
-                <w:szCs w:val="20"/>
-              </w:rPr>
-              <w:t xml:space="preserve">.</w:t>
+              <w:t xml:space="preserve">Для первичного и повторного - прочерк. Для внепланового и целевого - причина: «Введение новой редакции ИОТ-15», «Перерыв в работе более 60 дней».</w:t>
             </w:r>
           </w:p>
         </w:tc>
@@ -4138,7 +3115,7 @@
         </w:tc>
         <w:tc>
           <w:tcPr>
-            <w:tcW w:type="dxa" w:w="2700"/>
+            <w:tcW w:type="dxa" w:w="3300"/>
             <w:tcBorders>
               <w:top w:val="single" w:color="808080" w:sz="4"/>
               <w:left w:val="single" w:color="808080" w:sz="4"/>
@@ -4165,13 +3142,13 @@
                 <w:sz w:val="20"/>
                 <w:szCs w:val="20"/>
               </w:rPr>
-              <w:t xml:space="preserve">Причина (для внепланового и целевого)</w:t>
-            </w:r>
-          </w:p>
-        </w:tc>
-        <w:tc>
-          <w:tcPr>
-            <w:tcW w:type="dxa" w:w="6238"/>
+              <w:t xml:space="preserve">Ф.И.О., профессия (должность) работника, проводившего инструктаж</w:t>
+            </w:r>
+          </w:p>
+        </w:tc>
+        <w:tc>
+          <w:tcPr>
+            <w:tcW w:type="dxa" w:w="5638"/>
             <w:tcBorders>
               <w:top w:val="single" w:color="808080" w:sz="4"/>
               <w:left w:val="single" w:color="808080" w:sz="4"/>
@@ -4198,25 +3175,7 @@
                 <w:sz w:val="20"/>
                 <w:szCs w:val="20"/>
               </w:rPr>
-              <w:t xml:space="preserve">Для первичного и повторного — </w:t>
-            </w:r>
-            <w:r>
-              <w:rPr>
-                <w:b w:val="false"/>
-                <w:bCs w:val="false"/>
-                <w:sz w:val="20"/>
-                <w:szCs w:val="20"/>
-              </w:rPr>
-              <w:t xml:space="preserve">прочерк «—»</w:t>
-            </w:r>
-            <w:r>
-              <w:rPr>
-                <w:b w:val="false"/>
-                <w:bCs w:val="false"/>
-                <w:sz w:val="20"/>
-                <w:szCs w:val="20"/>
-              </w:rPr>
-              <w:t xml:space="preserve">. Для внепланового — причина: «Введение новой ИОТ-15», «Перерыв в работе более 60 дней».</w:t>
+              <w:t xml:space="preserve">Ваши данные: «Петров Пётр Петрович, мастер участка».</w:t>
             </w:r>
           </w:p>
         </w:tc>
@@ -4261,7 +3220,7 @@
         </w:tc>
         <w:tc>
           <w:tcPr>
-            <w:tcW w:type="dxa" w:w="2700"/>
+            <w:tcW w:type="dxa" w:w="3300"/>
             <w:tcBorders>
               <w:top w:val="single" w:color="808080" w:sz="4"/>
               <w:left w:val="single" w:color="808080" w:sz="4"/>
@@ -4288,13 +3247,13 @@
                 <w:sz w:val="20"/>
                 <w:szCs w:val="20"/>
               </w:rPr>
-              <w:t xml:space="preserve">Инструкции по ОТ (№, наименование)</w:t>
-            </w:r>
-          </w:p>
-        </w:tc>
-        <w:tc>
-          <w:tcPr>
-            <w:tcW w:type="dxa" w:w="6238"/>
+              <w:t xml:space="preserve">Наименование локального акта (локальных актов), в объёме требований которого проведён инструктаж</w:t>
+            </w:r>
+          </w:p>
+        </w:tc>
+        <w:tc>
+          <w:tcPr>
+            <w:tcW w:type="dxa" w:w="5638"/>
             <w:tcBorders>
               <w:top w:val="single" w:color="808080" w:sz="4"/>
               <w:left w:val="single" w:color="808080" w:sz="4"/>
@@ -4321,25 +3280,7 @@
                 <w:sz w:val="20"/>
                 <w:szCs w:val="20"/>
               </w:rPr>
-              <w:t xml:space="preserve">Только те инструкции, которые вы реально провели (раздел 4): «ИОТ-01, ИОТ-15, ИОТ-22». Неприменимые </w:t>
-            </w:r>
-            <w:r>
-              <w:rPr>
-                <w:b w:val="false"/>
-                <w:bCs w:val="false"/>
-                <w:sz w:val="20"/>
-                <w:szCs w:val="20"/>
-              </w:rPr>
-              <w:t xml:space="preserve">не пишутся</w:t>
-            </w:r>
-            <w:r>
-              <w:rPr>
-                <w:b w:val="false"/>
-                <w:bCs w:val="false"/>
-                <w:sz w:val="20"/>
-                <w:szCs w:val="20"/>
-              </w:rPr>
-              <w:t xml:space="preserve">.</w:t>
+              <w:t xml:space="preserve">Номер и название только тех инструкций, по которым вы реально провели инструктаж: «ИОТ-01 для оператора станков с ЧПУ; ИОТ-15 при работе с ручным электроинструментом». Неприменимые не пишутся.</w:t>
             </w:r>
           </w:p>
         </w:tc>
@@ -4384,7 +3325,7 @@
         </w:tc>
         <w:tc>
           <w:tcPr>
-            <w:tcW w:type="dxa" w:w="2700"/>
+            <w:tcW w:type="dxa" w:w="3300"/>
             <w:tcBorders>
               <w:top w:val="single" w:color="808080" w:sz="4"/>
               <w:left w:val="single" w:color="808080" w:sz="4"/>
@@ -4411,13 +3352,13 @@
                 <w:sz w:val="20"/>
                 <w:szCs w:val="20"/>
               </w:rPr>
-              <w:t xml:space="preserve">Ф.И.О., должность инструктирующего</w:t>
-            </w:r>
-          </w:p>
-        </w:tc>
-        <w:tc>
-          <w:tcPr>
-            <w:tcW w:type="dxa" w:w="6238"/>
+              <w:t xml:space="preserve">Подпись проводившего инструктаж</w:t>
+            </w:r>
+          </w:p>
+        </w:tc>
+        <w:tc>
+          <w:tcPr>
+            <w:tcW w:type="dxa" w:w="5638"/>
             <w:tcBorders>
               <w:top w:val="single" w:color="808080" w:sz="4"/>
               <w:left w:val="single" w:color="808080" w:sz="4"/>
@@ -4444,7 +3385,7 @@
                 <w:sz w:val="20"/>
                 <w:szCs w:val="20"/>
               </w:rPr>
-              <w:t xml:space="preserve">Ваши данные: «Петров П.П., мастер участка».</w:t>
+              <w:t xml:space="preserve">Ваша подпись - в день инструктажа.</w:t>
             </w:r>
           </w:p>
         </w:tc>
@@ -4489,7 +3430,7 @@
         </w:tc>
         <w:tc>
           <w:tcPr>
-            <w:tcW w:type="dxa" w:w="2700"/>
+            <w:tcW w:type="dxa" w:w="3300"/>
             <w:tcBorders>
               <w:top w:val="single" w:color="808080" w:sz="4"/>
               <w:left w:val="single" w:color="808080" w:sz="4"/>
@@ -4516,13 +3457,13 @@
                 <w:sz w:val="20"/>
                 <w:szCs w:val="20"/>
               </w:rPr>
-              <w:t xml:space="preserve">Подпись инструктирующего</w:t>
-            </w:r>
-          </w:p>
-        </w:tc>
-        <w:tc>
-          <w:tcPr>
-            <w:tcW w:type="dxa" w:w="6238"/>
+              <w:t xml:space="preserve">Подпись прошедшего инструктаж</w:t>
+            </w:r>
+          </w:p>
+        </w:tc>
+        <w:tc>
+          <w:tcPr>
+            <w:tcW w:type="dxa" w:w="5638"/>
             <w:tcBorders>
               <w:top w:val="single" w:color="808080" w:sz="4"/>
               <w:left w:val="single" w:color="808080" w:sz="4"/>
@@ -4549,481 +3490,7 @@
                 <w:sz w:val="20"/>
                 <w:szCs w:val="20"/>
               </w:rPr>
-              <w:t xml:space="preserve">Ваша подпись — в день инструктажа.</w:t>
-            </w:r>
-          </w:p>
-        </w:tc>
-      </w:tr>
-      <w:tr>
-        <w:trPr>
-          <w:cantSplit/>
-          <w:tblHeader w:val="false"/>
-        </w:trPr>
-        <w:tc>
-          <w:tcPr>
-            <w:tcW w:type="dxa" w:w="700"/>
-            <w:tcBorders>
-              <w:top w:val="single" w:color="808080" w:sz="4"/>
-              <w:left w:val="single" w:color="808080" w:sz="4"/>
-              <w:bottom w:val="single" w:color="808080" w:sz="4"/>
-              <w:right w:val="single" w:color="808080" w:sz="4"/>
-            </w:tcBorders>
-            <w:tcMar>
-              <w:top w:type="dxa" w:w="50"/>
-              <w:left w:type="dxa" w:w="90"/>
-              <w:bottom w:type="dxa" w:w="50"/>
-              <w:right w:type="dxa" w:w="90"/>
-            </w:tcMar>
-            <w:vAlign w:val="top"/>
-          </w:tcPr>
-          <w:p>
-            <w:pPr>
-              <w:spacing w:after="20"/>
-              <w:jc w:val="left"/>
-            </w:pPr>
-            <w:r>
-              <w:rPr>
-                <w:b w:val="false"/>
-                <w:bCs w:val="false"/>
-                <w:sz w:val="20"/>
-                <w:szCs w:val="20"/>
-              </w:rPr>
-              <w:t xml:space="preserve">11</w:t>
-            </w:r>
-          </w:p>
-        </w:tc>
-        <w:tc>
-          <w:tcPr>
-            <w:tcW w:type="dxa" w:w="2700"/>
-            <w:tcBorders>
-              <w:top w:val="single" w:color="808080" w:sz="4"/>
-              <w:left w:val="single" w:color="808080" w:sz="4"/>
-              <w:bottom w:val="single" w:color="808080" w:sz="4"/>
-              <w:right w:val="single" w:color="808080" w:sz="4"/>
-            </w:tcBorders>
-            <w:tcMar>
-              <w:top w:type="dxa" w:w="50"/>
-              <w:left w:type="dxa" w:w="90"/>
-              <w:bottom w:type="dxa" w:w="50"/>
-              <w:right w:type="dxa" w:w="90"/>
-            </w:tcMar>
-            <w:vAlign w:val="top"/>
-          </w:tcPr>
-          <w:p>
-            <w:pPr>
-              <w:spacing w:after="20"/>
-              <w:jc w:val="left"/>
-            </w:pPr>
-            <w:r>
-              <w:rPr>
-                <w:b w:val="false"/>
-                <w:bCs w:val="false"/>
-                <w:sz w:val="20"/>
-                <w:szCs w:val="20"/>
-              </w:rPr>
-              <w:t xml:space="preserve">Подпись инструктируемого</w:t>
-            </w:r>
-          </w:p>
-        </w:tc>
-        <w:tc>
-          <w:tcPr>
-            <w:tcW w:type="dxa" w:w="6238"/>
-            <w:tcBorders>
-              <w:top w:val="single" w:color="808080" w:sz="4"/>
-              <w:left w:val="single" w:color="808080" w:sz="4"/>
-              <w:bottom w:val="single" w:color="808080" w:sz="4"/>
-              <w:right w:val="single" w:color="808080" w:sz="4"/>
-            </w:tcBorders>
-            <w:tcMar>
-              <w:top w:type="dxa" w:w="50"/>
-              <w:left w:type="dxa" w:w="90"/>
-              <w:bottom w:type="dxa" w:w="50"/>
-              <w:right w:type="dxa" w:w="90"/>
-            </w:tcMar>
-            <w:vAlign w:val="top"/>
-          </w:tcPr>
-          <w:p>
-            <w:pPr>
-              <w:spacing w:after="20"/>
-              <w:jc w:val="left"/>
-            </w:pPr>
-            <w:r>
-              <w:rPr>
-                <w:b w:val="false"/>
-                <w:bCs w:val="false"/>
-                <w:sz w:val="20"/>
-                <w:szCs w:val="20"/>
-              </w:rPr>
-              <w:t xml:space="preserve">Подпись работника — </w:t>
-            </w:r>
-            <w:r>
-              <w:rPr>
-                <w:b w:val="false"/>
-                <w:bCs w:val="false"/>
-                <w:sz w:val="20"/>
-                <w:szCs w:val="20"/>
-              </w:rPr>
-              <w:t xml:space="preserve">лично</w:t>
-            </w:r>
-            <w:r>
-              <w:rPr>
-                <w:b w:val="false"/>
-                <w:bCs w:val="false"/>
-                <w:sz w:val="20"/>
-                <w:szCs w:val="20"/>
-              </w:rPr>
-              <w:t xml:space="preserve">, в день инструктажа, при вас.</w:t>
-            </w:r>
-          </w:p>
-        </w:tc>
-      </w:tr>
-      <w:tr>
-        <w:trPr>
-          <w:cantSplit/>
-          <w:tblHeader w:val="false"/>
-        </w:trPr>
-        <w:tc>
-          <w:tcPr>
-            <w:tcW w:type="dxa" w:w="700"/>
-            <w:tcBorders>
-              <w:top w:val="single" w:color="808080" w:sz="4"/>
-              <w:left w:val="single" w:color="808080" w:sz="4"/>
-              <w:bottom w:val="single" w:color="808080" w:sz="4"/>
-              <w:right w:val="single" w:color="808080" w:sz="4"/>
-            </w:tcBorders>
-            <w:tcMar>
-              <w:top w:type="dxa" w:w="50"/>
-              <w:left w:type="dxa" w:w="90"/>
-              <w:bottom w:type="dxa" w:w="50"/>
-              <w:right w:type="dxa" w:w="90"/>
-            </w:tcMar>
-            <w:vAlign w:val="top"/>
-          </w:tcPr>
-          <w:p>
-            <w:pPr>
-              <w:spacing w:after="20"/>
-              <w:jc w:val="left"/>
-            </w:pPr>
-            <w:r>
-              <w:rPr>
-                <w:b w:val="false"/>
-                <w:bCs w:val="false"/>
-                <w:sz w:val="20"/>
-                <w:szCs w:val="20"/>
-              </w:rPr>
-              <w:t xml:space="preserve">12</w:t>
-            </w:r>
-          </w:p>
-        </w:tc>
-        <w:tc>
-          <w:tcPr>
-            <w:tcW w:type="dxa" w:w="2700"/>
-            <w:tcBorders>
-              <w:top w:val="single" w:color="808080" w:sz="4"/>
-              <w:left w:val="single" w:color="808080" w:sz="4"/>
-              <w:bottom w:val="single" w:color="808080" w:sz="4"/>
-              <w:right w:val="single" w:color="808080" w:sz="4"/>
-            </w:tcBorders>
-            <w:tcMar>
-              <w:top w:type="dxa" w:w="50"/>
-              <w:left w:type="dxa" w:w="90"/>
-              <w:bottom w:type="dxa" w:w="50"/>
-              <w:right w:type="dxa" w:w="90"/>
-            </w:tcMar>
-            <w:vAlign w:val="top"/>
-          </w:tcPr>
-          <w:p>
-            <w:pPr>
-              <w:spacing w:after="20"/>
-              <w:jc w:val="left"/>
-            </w:pPr>
-            <w:r>
-              <w:rPr>
-                <w:b w:val="false"/>
-                <w:bCs w:val="false"/>
-                <w:sz w:val="20"/>
-                <w:szCs w:val="20"/>
-              </w:rPr>
-              <w:t xml:space="preserve">Стажировка: кол-во смен, с ... по ...</w:t>
-            </w:r>
-          </w:p>
-        </w:tc>
-        <w:tc>
-          <w:tcPr>
-            <w:tcW w:type="dxa" w:w="6238"/>
-            <w:tcBorders>
-              <w:top w:val="single" w:color="808080" w:sz="4"/>
-              <w:left w:val="single" w:color="808080" w:sz="4"/>
-              <w:bottom w:val="single" w:color="808080" w:sz="4"/>
-              <w:right w:val="single" w:color="808080" w:sz="4"/>
-            </w:tcBorders>
-            <w:tcMar>
-              <w:top w:type="dxa" w:w="50"/>
-              <w:left w:type="dxa" w:w="90"/>
-              <w:bottom w:type="dxa" w:w="50"/>
-              <w:right w:type="dxa" w:w="90"/>
-            </w:tcMar>
-            <w:vAlign w:val="top"/>
-          </w:tcPr>
-          <w:p>
-            <w:pPr>
-              <w:spacing w:after="20"/>
-              <w:jc w:val="left"/>
-            </w:pPr>
-            <w:r>
-              <w:rPr>
-                <w:b w:val="false"/>
-                <w:bCs w:val="false"/>
-                <w:sz w:val="20"/>
-                <w:szCs w:val="20"/>
-              </w:rPr>
-              <w:t xml:space="preserve">Если положена: «3 смены, 02.11.2026–05.11.2026». Если не положена — </w:t>
-            </w:r>
-            <w:r>
-              <w:rPr>
-                <w:b w:val="false"/>
-                <w:bCs w:val="false"/>
-                <w:sz w:val="20"/>
-                <w:szCs w:val="20"/>
-              </w:rPr>
-              <w:t xml:space="preserve">прочерк «—»</w:t>
-            </w:r>
-            <w:r>
-              <w:rPr>
-                <w:b w:val="false"/>
-                <w:bCs w:val="false"/>
-                <w:sz w:val="20"/>
-                <w:szCs w:val="20"/>
-              </w:rPr>
-              <w:t xml:space="preserve">.</w:t>
-            </w:r>
-          </w:p>
-        </w:tc>
-      </w:tr>
-      <w:tr>
-        <w:trPr>
-          <w:cantSplit/>
-          <w:tblHeader w:val="false"/>
-        </w:trPr>
-        <w:tc>
-          <w:tcPr>
-            <w:tcW w:type="dxa" w:w="700"/>
-            <w:tcBorders>
-              <w:top w:val="single" w:color="808080" w:sz="4"/>
-              <w:left w:val="single" w:color="808080" w:sz="4"/>
-              <w:bottom w:val="single" w:color="808080" w:sz="4"/>
-              <w:right w:val="single" w:color="808080" w:sz="4"/>
-            </w:tcBorders>
-            <w:tcMar>
-              <w:top w:type="dxa" w:w="50"/>
-              <w:left w:type="dxa" w:w="90"/>
-              <w:bottom w:type="dxa" w:w="50"/>
-              <w:right w:type="dxa" w:w="90"/>
-            </w:tcMar>
-            <w:vAlign w:val="top"/>
-          </w:tcPr>
-          <w:p>
-            <w:pPr>
-              <w:spacing w:after="20"/>
-              <w:jc w:val="left"/>
-            </w:pPr>
-            <w:r>
-              <w:rPr>
-                <w:b w:val="false"/>
-                <w:bCs w:val="false"/>
-                <w:sz w:val="20"/>
-                <w:szCs w:val="20"/>
-              </w:rPr>
-              <w:t xml:space="preserve">13</w:t>
-            </w:r>
-          </w:p>
-        </w:tc>
-        <w:tc>
-          <w:tcPr>
-            <w:tcW w:type="dxa" w:w="2700"/>
-            <w:tcBorders>
-              <w:top w:val="single" w:color="808080" w:sz="4"/>
-              <w:left w:val="single" w:color="808080" w:sz="4"/>
-              <w:bottom w:val="single" w:color="808080" w:sz="4"/>
-              <w:right w:val="single" w:color="808080" w:sz="4"/>
-            </w:tcBorders>
-            <w:tcMar>
-              <w:top w:type="dxa" w:w="50"/>
-              <w:left w:type="dxa" w:w="90"/>
-              <w:bottom w:type="dxa" w:w="50"/>
-              <w:right w:type="dxa" w:w="90"/>
-            </w:tcMar>
-            <w:vAlign w:val="top"/>
-          </w:tcPr>
-          <w:p>
-            <w:pPr>
-              <w:spacing w:after="20"/>
-              <w:jc w:val="left"/>
-            </w:pPr>
-            <w:r>
-              <w:rPr>
-                <w:b w:val="false"/>
-                <w:bCs w:val="false"/>
-                <w:sz w:val="20"/>
-                <w:szCs w:val="20"/>
-              </w:rPr>
-              <w:t xml:space="preserve">Стажировку прошёл (подпись работника)</w:t>
-            </w:r>
-          </w:p>
-        </w:tc>
-        <w:tc>
-          <w:tcPr>
-            <w:tcW w:type="dxa" w:w="6238"/>
-            <w:tcBorders>
-              <w:top w:val="single" w:color="808080" w:sz="4"/>
-              <w:left w:val="single" w:color="808080" w:sz="4"/>
-              <w:bottom w:val="single" w:color="808080" w:sz="4"/>
-              <w:right w:val="single" w:color="808080" w:sz="4"/>
-            </w:tcBorders>
-            <w:tcMar>
-              <w:top w:type="dxa" w:w="50"/>
-              <w:left w:type="dxa" w:w="90"/>
-              <w:bottom w:type="dxa" w:w="50"/>
-              <w:right w:type="dxa" w:w="90"/>
-            </w:tcMar>
-            <w:vAlign w:val="top"/>
-          </w:tcPr>
-          <w:p>
-            <w:pPr>
-              <w:spacing w:after="20"/>
-              <w:jc w:val="left"/>
-            </w:pPr>
-            <w:r>
-              <w:rPr>
-                <w:b w:val="false"/>
-                <w:bCs w:val="false"/>
-                <w:sz w:val="20"/>
-                <w:szCs w:val="20"/>
-              </w:rPr>
-              <w:t xml:space="preserve">Подпись работника после окончания стажировки. Нет стажировки — прочерк.</w:t>
-            </w:r>
-          </w:p>
-        </w:tc>
-      </w:tr>
-      <w:tr>
-        <w:trPr>
-          <w:cantSplit/>
-          <w:tblHeader w:val="false"/>
-        </w:trPr>
-        <w:tc>
-          <w:tcPr>
-            <w:tcW w:type="dxa" w:w="700"/>
-            <w:tcBorders>
-              <w:top w:val="single" w:color="808080" w:sz="4"/>
-              <w:left w:val="single" w:color="808080" w:sz="4"/>
-              <w:bottom w:val="single" w:color="808080" w:sz="4"/>
-              <w:right w:val="single" w:color="808080" w:sz="4"/>
-            </w:tcBorders>
-            <w:tcMar>
-              <w:top w:type="dxa" w:w="50"/>
-              <w:left w:type="dxa" w:w="90"/>
-              <w:bottom w:type="dxa" w:w="50"/>
-              <w:right w:type="dxa" w:w="90"/>
-            </w:tcMar>
-            <w:vAlign w:val="top"/>
-          </w:tcPr>
-          <w:p>
-            <w:pPr>
-              <w:spacing w:after="20"/>
-              <w:jc w:val="left"/>
-            </w:pPr>
-            <w:r>
-              <w:rPr>
-                <w:b w:val="false"/>
-                <w:bCs w:val="false"/>
-                <w:sz w:val="20"/>
-                <w:szCs w:val="20"/>
-              </w:rPr>
-              <w:t xml:space="preserve">14</w:t>
-            </w:r>
-          </w:p>
-        </w:tc>
-        <w:tc>
-          <w:tcPr>
-            <w:tcW w:type="dxa" w:w="2700"/>
-            <w:tcBorders>
-              <w:top w:val="single" w:color="808080" w:sz="4"/>
-              <w:left w:val="single" w:color="808080" w:sz="4"/>
-              <w:bottom w:val="single" w:color="808080" w:sz="4"/>
-              <w:right w:val="single" w:color="808080" w:sz="4"/>
-            </w:tcBorders>
-            <w:tcMar>
-              <w:top w:type="dxa" w:w="50"/>
-              <w:left w:type="dxa" w:w="90"/>
-              <w:bottom w:type="dxa" w:w="50"/>
-              <w:right w:type="dxa" w:w="90"/>
-            </w:tcMar>
-            <w:vAlign w:val="top"/>
-          </w:tcPr>
-          <w:p>
-            <w:pPr>
-              <w:spacing w:after="20"/>
-              <w:jc w:val="left"/>
-            </w:pPr>
-            <w:r>
-              <w:rPr>
-                <w:b w:val="false"/>
-                <w:bCs w:val="false"/>
-                <w:sz w:val="20"/>
-                <w:szCs w:val="20"/>
-              </w:rPr>
-              <w:t xml:space="preserve">Знания проверил, допуск к работе произвёл</w:t>
-            </w:r>
-          </w:p>
-        </w:tc>
-        <w:tc>
-          <w:tcPr>
-            <w:tcW w:type="dxa" w:w="6238"/>
-            <w:tcBorders>
-              <w:top w:val="single" w:color="808080" w:sz="4"/>
-              <w:left w:val="single" w:color="808080" w:sz="4"/>
-              <w:bottom w:val="single" w:color="808080" w:sz="4"/>
-              <w:right w:val="single" w:color="808080" w:sz="4"/>
-            </w:tcBorders>
-            <w:tcMar>
-              <w:top w:type="dxa" w:w="50"/>
-              <w:left w:type="dxa" w:w="90"/>
-              <w:bottom w:type="dxa" w:w="50"/>
-              <w:right w:type="dxa" w:w="90"/>
-            </w:tcMar>
-            <w:vAlign w:val="top"/>
-          </w:tcPr>
-          <w:p>
-            <w:pPr>
-              <w:spacing w:after="20"/>
-              <w:jc w:val="left"/>
-            </w:pPr>
-            <w:r>
-              <w:rPr>
-                <w:b w:val="false"/>
-                <w:bCs w:val="false"/>
-                <w:sz w:val="20"/>
-                <w:szCs w:val="20"/>
-              </w:rPr>
-              <w:t xml:space="preserve">Ф.И.О., подпись руководителя и </w:t>
-            </w:r>
-            <w:r>
-              <w:rPr>
-                <w:b w:val="false"/>
-                <w:bCs w:val="false"/>
-                <w:sz w:val="20"/>
-                <w:szCs w:val="20"/>
-              </w:rPr>
-              <w:t xml:space="preserve">дата допуска</w:t>
-            </w:r>
-            <w:r>
-              <w:rPr>
-                <w:b w:val="false"/>
-                <w:bCs w:val="false"/>
-                <w:sz w:val="20"/>
-                <w:szCs w:val="20"/>
-              </w:rPr>
-              <w:t xml:space="preserve"> к самостоятельной работе.</w:t>
+              <w:t xml:space="preserve">Подпись работника - лично, в день инструктажа, при вас.</w:t>
             </w:r>
           </w:p>
         </w:tc>
@@ -5056,17 +3523,11 @@
         <w:jc w:val="left"/>
       </w:pPr>
       <w:r>
-        <w:t xml:space="preserve">Пишите разборчиво, синей или чёрной ручкой. Карандаш, маркер, корректор («штрих») — </w:t>
-      </w:r>
-      <w:r>
         <w:rPr>
-          <w:b/>
-          <w:bCs/>
+          <w:b w:val="false"/>
+          <w:bCs w:val="false"/>
         </w:rPr>
-        <w:t xml:space="preserve">нельзя</w:t>
-      </w:r>
-      <w:r>
-        <w:t xml:space="preserve">.</w:t>
+        <w:t xml:space="preserve">Пишите разборчиво, синей или чёрной ручкой. Карандаш, маркер, корректор («штрих») - нельзя.</w:t>
       </w:r>
     </w:p>
     <w:p>
@@ -5080,27 +3541,11 @@
         <w:jc w:val="left"/>
       </w:pPr>
       <w:r>
-        <w:t xml:space="preserve">Строки заполняются </w:t>
-      </w:r>
-      <w:r>
         <w:rPr>
-          <w:b/>
-          <w:bCs/>
+          <w:b w:val="false"/>
+          <w:bCs w:val="false"/>
         </w:rPr>
-        <w:t xml:space="preserve">подряд</w:t>
-      </w:r>
-      <w:r>
-        <w:t xml:space="preserve">, по датам. Пустые строки между записями </w:t>
-      </w:r>
-      <w:r>
-        <w:rPr>
-          <w:b/>
-          <w:bCs/>
-        </w:rPr>
-        <w:t xml:space="preserve">не оставлять</w:t>
-      </w:r>
-      <w:r>
-        <w:t xml:space="preserve">.</w:t>
+        <w:t xml:space="preserve">Строки заполняются подряд, по датам. Пустые строки между записями не оставлять.</w:t>
       </w:r>
     </w:p>
     <w:p>
@@ -5114,27 +3559,11 @@
         <w:jc w:val="left"/>
       </w:pPr>
       <w:r>
-        <w:t xml:space="preserve">Ошибка: аккуратно зачеркните </w:t>
-      </w:r>
-      <w:r>
         <w:rPr>
-          <w:b/>
-          <w:bCs/>
+          <w:b w:val="false"/>
+          <w:bCs w:val="false"/>
         </w:rPr>
-        <w:t xml:space="preserve">одной чертой</w:t>
-      </w:r>
-      <w:r>
-        <w:t xml:space="preserve">, рядом напишите верно, «Исправленному верить», подпись, дата. Вырывать листы — </w:t>
-      </w:r>
-      <w:r>
-        <w:rPr>
-          <w:b/>
-          <w:bCs/>
-        </w:rPr>
-        <w:t xml:space="preserve">нельзя</w:t>
-      </w:r>
-      <w:r>
-        <w:t xml:space="preserve">.</w:t>
+        <w:t xml:space="preserve">Ошибка: аккуратно зачеркните одной чертой, рядом напишите верно, «Исправленному верить», подпись, дата. Вырывать листы - нельзя.</w:t>
       </w:r>
     </w:p>
     <w:p>
@@ -5148,27 +3577,11 @@
         <w:jc w:val="left"/>
       </w:pPr>
       <w:r>
-        <w:t xml:space="preserve">Расписываться </w:t>
-      </w:r>
-      <w:r>
         <w:rPr>
-          <w:b/>
-          <w:bCs/>
+          <w:b w:val="false"/>
+          <w:bCs w:val="false"/>
         </w:rPr>
-        <w:t xml:space="preserve">за</w:t>
-      </w:r>
-      <w:r>
-        <w:t xml:space="preserve"> работника (или за себя «задним числом») — </w:t>
-      </w:r>
-      <w:r>
-        <w:rPr>
-          <w:b/>
-          <w:bCs/>
-        </w:rPr>
-        <w:t xml:space="preserve">нельзя</w:t>
-      </w:r>
-      <w:r>
-        <w:t xml:space="preserve">. Это нарушение, за которое отвечает руководитель.</w:t>
+        <w:t xml:space="preserve">Расписываться за работника (или за себя «задним числом») - нельзя. Это нарушение, за которое отвечает руководитель.</w:t>
       </w:r>
     </w:p>
     <w:p>
@@ -5182,17 +3595,11 @@
         <w:jc w:val="left"/>
       </w:pPr>
       <w:r>
-        <w:t xml:space="preserve">Если на повторный инструктаж пришли 10 человек — каждый записывается </w:t>
-      </w:r>
-      <w:r>
         <w:rPr>
-          <w:b/>
-          <w:bCs/>
+          <w:b w:val="false"/>
+          <w:bCs w:val="false"/>
         </w:rPr>
-        <w:t xml:space="preserve">отдельной строкой</w:t>
-      </w:r>
-      <w:r>
-        <w:t xml:space="preserve">, каждый расписывается сам.</w:t>
+        <w:t xml:space="preserve">Если на повторный инструктаж пришли 10 человек - каждый записывается отдельной строкой, каждый расписывается сам.</w:t>
       </w:r>
     </w:p>
     <w:p>
@@ -5206,17 +3613,11 @@
         <w:jc w:val="left"/>
       </w:pPr>
       <w:r>
-        <w:t xml:space="preserve">Журнал должен быть </w:t>
-      </w:r>
-      <w:r>
         <w:rPr>
-          <w:b/>
-          <w:bCs/>
+          <w:b w:val="false"/>
+          <w:bCs w:val="false"/>
         </w:rPr>
-        <w:t xml:space="preserve">пронумерован, прошнурован и скреплён</w:t>
-      </w:r>
-      <w:r>
-        <w:t xml:space="preserve"> печатью/подписью (в отделе ОТиПБ). Закончился журнал — получите новый, старый храните.</w:t>
+        <w:t xml:space="preserve">Журнал должен быть пронумерован, прошнурован и скреплён печатью/подписью. Закончился журнал - получите новый, старый храните.</w:t>
       </w:r>
     </w:p>
     <w:p>
@@ -5230,6 +3631,10 @@
         <w:jc w:val="left"/>
       </w:pPr>
       <w:r>
+        <w:rPr>
+          <w:b w:val="false"/>
+          <w:bCs w:val="false"/>
+        </w:rPr>
         <w:t xml:space="preserve">Журнал предъявляется по первому требованию отдела ОТиПБ, комиссии, инспектора.</w:t>
       </w:r>
     </w:p>
@@ -5251,15 +3656,15 @@
       </w:pPr>
       <w:r>
         <w:rPr>
-          <w:b/>
-          <w:bCs/>
+          <w:b w:val="false"/>
+          <w:bCs w:val="false"/>
         </w:rPr>
         <w:t xml:space="preserve">Пример заполнения журнала регистрации инструктажа по охране труда на рабочем месте</w:t>
       </w:r>
     </w:p>
     <w:tbl>
       <w:tblPr>
-        <w:tblW w:type="dxa" w:w="15086"/>
+        <w:tblW w:type="dxa" w:w="15136"/>
         <w:tblBorders>
           <w:top w:val="single" w:color="auto" w:sz="4"/>
           <w:left w:val="single" w:color="auto" w:sz="4"/>
@@ -5270,20 +3675,16 @@
         </w:tblBorders>
       </w:tblPr>
       <w:tblGrid>
-        <w:gridCol w:w="450"/>
-        <w:gridCol w:w="1000"/>
-        <w:gridCol w:w="1650"/>
-        <w:gridCol w:w="1000"/>
-        <w:gridCol w:w="1500"/>
-        <w:gridCol w:w="1150"/>
-        <w:gridCol w:w="1050"/>
-        <w:gridCol w:w="1450"/>
-        <w:gridCol w:w="1400"/>
-        <w:gridCol w:w="750"/>
-        <w:gridCol w:w="750"/>
-        <w:gridCol w:w="1150"/>
-        <w:gridCol w:w="850"/>
-        <w:gridCol w:w="936"/>
+        <w:gridCol w:w="1100"/>
+        <w:gridCol w:w="1900"/>
+        <w:gridCol w:w="1700"/>
+        <w:gridCol w:w="1250"/>
+        <w:gridCol w:w="1250"/>
+        <w:gridCol w:w="1700"/>
+        <w:gridCol w:w="1900"/>
+        <w:gridCol w:w="2536"/>
+        <w:gridCol w:w="900"/>
+        <w:gridCol w:w="900"/>
       </w:tblGrid>
       <w:tr>
         <w:trPr>
@@ -5292,7 +3693,7 @@
         </w:trPr>
         <w:tc>
           <w:tcPr>
-            <w:tcW w:type="dxa" w:w="450"/>
+            <w:tcW w:type="dxa" w:w="1100"/>
             <w:tcBorders>
               <w:top w:val="single" w:color="808080" w:sz="4"/>
               <w:left w:val="single" w:color="808080" w:sz="4"/>
@@ -5315,20 +3716,18 @@
             </w:pPr>
             <w:r>
               <w:rPr>
-                <w:b/>
-                <w:bCs/>
-                <w:i w:val="false"/>
-                <w:iCs w:val="false"/>
+                <w:b w:val="false"/>
+                <w:bCs w:val="false"/>
                 <w:sz w:val="16"/>
                 <w:szCs w:val="16"/>
               </w:rPr>
-              <w:t xml:space="preserve">№</w:t>
-            </w:r>
-          </w:p>
-        </w:tc>
-        <w:tc>
-          <w:tcPr>
-            <w:tcW w:type="dxa" w:w="1000"/>
+              <w:t xml:space="preserve">Дата проведения инструктажа по охране труда</w:t>
+            </w:r>
+          </w:p>
+        </w:tc>
+        <w:tc>
+          <w:tcPr>
+            <w:tcW w:type="dxa" w:w="1900"/>
             <w:tcBorders>
               <w:top w:val="single" w:color="808080" w:sz="4"/>
               <w:left w:val="single" w:color="808080" w:sz="4"/>
@@ -5351,20 +3750,18 @@
             </w:pPr>
             <w:r>
               <w:rPr>
-                <w:b/>
-                <w:bCs/>
-                <w:i w:val="false"/>
-                <w:iCs w:val="false"/>
+                <w:b w:val="false"/>
+                <w:bCs w:val="false"/>
                 <w:sz w:val="16"/>
                 <w:szCs w:val="16"/>
               </w:rPr>
-              <w:t xml:space="preserve">Дата</w:t>
-            </w:r>
-          </w:p>
-        </w:tc>
-        <w:tc>
-          <w:tcPr>
-            <w:tcW w:type="dxa" w:w="1650"/>
+              <w:t xml:space="preserve">Фамилия, имя, отчество (при наличии) работника, прошедшего инструктаж по охране труда</w:t>
+            </w:r>
+          </w:p>
+        </w:tc>
+        <w:tc>
+          <w:tcPr>
+            <w:tcW w:type="dxa" w:w="1700"/>
             <w:tcBorders>
               <w:top w:val="single" w:color="808080" w:sz="4"/>
               <w:left w:val="single" w:color="808080" w:sz="4"/>
@@ -5387,20 +3784,18 @@
             </w:pPr>
             <w:r>
               <w:rPr>
-                <w:b/>
-                <w:bCs/>
-                <w:i w:val="false"/>
-                <w:iCs w:val="false"/>
+                <w:b w:val="false"/>
+                <w:bCs w:val="false"/>
                 <w:sz w:val="16"/>
                 <w:szCs w:val="16"/>
               </w:rPr>
-              <w:t xml:space="preserve">Ф.И.О. инструктируемого</w:t>
-            </w:r>
-          </w:p>
-        </w:tc>
-        <w:tc>
-          <w:tcPr>
-            <w:tcW w:type="dxa" w:w="1000"/>
+              <w:t xml:space="preserve">Профессия (должность) работника, прошедшего инструктаж по охране труда</w:t>
+            </w:r>
+          </w:p>
+        </w:tc>
+        <w:tc>
+          <w:tcPr>
+            <w:tcW w:type="dxa" w:w="1250"/>
             <w:tcBorders>
               <w:top w:val="single" w:color="808080" w:sz="4"/>
               <w:left w:val="single" w:color="808080" w:sz="4"/>
@@ -5423,20 +3818,18 @@
             </w:pPr>
             <w:r>
               <w:rPr>
-                <w:b/>
-                <w:bCs/>
-                <w:i w:val="false"/>
-                <w:iCs w:val="false"/>
+                <w:b w:val="false"/>
+                <w:bCs w:val="false"/>
                 <w:sz w:val="16"/>
                 <w:szCs w:val="16"/>
               </w:rPr>
-              <w:t xml:space="preserve">Дата рожд.</w:t>
-            </w:r>
-          </w:p>
-        </w:tc>
-        <w:tc>
-          <w:tcPr>
-            <w:tcW w:type="dxa" w:w="1500"/>
+              <w:t xml:space="preserve">Число, месяц, год рождения работника, прошедшего инструктаж по охране труда</w:t>
+            </w:r>
+          </w:p>
+        </w:tc>
+        <w:tc>
+          <w:tcPr>
+            <w:tcW w:type="dxa" w:w="1250"/>
             <w:tcBorders>
               <w:top w:val="single" w:color="808080" w:sz="4"/>
               <w:left w:val="single" w:color="808080" w:sz="4"/>
@@ -5459,20 +3852,18 @@
             </w:pPr>
             <w:r>
               <w:rPr>
-                <w:b/>
-                <w:bCs/>
-                <w:i w:val="false"/>
-                <w:iCs w:val="false"/>
+                <w:b w:val="false"/>
+                <w:bCs w:val="false"/>
                 <w:sz w:val="16"/>
                 <w:szCs w:val="16"/>
               </w:rPr>
-              <w:t xml:space="preserve">Профессия, должность</w:t>
-            </w:r>
-          </w:p>
-        </w:tc>
-        <w:tc>
-          <w:tcPr>
-            <w:tcW w:type="dxa" w:w="1150"/>
+              <w:t xml:space="preserve">Вид инструктажа по охране труда</w:t>
+            </w:r>
+          </w:p>
+        </w:tc>
+        <w:tc>
+          <w:tcPr>
+            <w:tcW w:type="dxa" w:w="1700"/>
             <w:tcBorders>
               <w:top w:val="single" w:color="808080" w:sz="4"/>
               <w:left w:val="single" w:color="808080" w:sz="4"/>
@@ -5495,20 +3886,18 @@
             </w:pPr>
             <w:r>
               <w:rPr>
-                <w:b/>
-                <w:bCs/>
-                <w:i w:val="false"/>
-                <w:iCs w:val="false"/>
+                <w:b w:val="false"/>
+                <w:bCs w:val="false"/>
                 <w:sz w:val="16"/>
                 <w:szCs w:val="16"/>
               </w:rPr>
-              <w:t xml:space="preserve">Вид инструктажа</w:t>
-            </w:r>
-          </w:p>
-        </w:tc>
-        <w:tc>
-          <w:tcPr>
-            <w:tcW w:type="dxa" w:w="1050"/>
+              <w:t xml:space="preserve">Причина проведения инструктажа по охране труда (для внепланового или целевого инструктажа по охране труда)</w:t>
+            </w:r>
+          </w:p>
+        </w:tc>
+        <w:tc>
+          <w:tcPr>
+            <w:tcW w:type="dxa" w:w="1900"/>
             <w:tcBorders>
               <w:top w:val="single" w:color="808080" w:sz="4"/>
               <w:left w:val="single" w:color="808080" w:sz="4"/>
@@ -5531,20 +3920,18 @@
             </w:pPr>
             <w:r>
               <w:rPr>
-                <w:b/>
-                <w:bCs/>
-                <w:i w:val="false"/>
-                <w:iCs w:val="false"/>
+                <w:b w:val="false"/>
+                <w:bCs w:val="false"/>
                 <w:sz w:val="16"/>
                 <w:szCs w:val="16"/>
               </w:rPr>
-              <w:t xml:space="preserve">Причина</w:t>
-            </w:r>
-          </w:p>
-        </w:tc>
-        <w:tc>
-          <w:tcPr>
-            <w:tcW w:type="dxa" w:w="1450"/>
+              <w:t xml:space="preserve">Фамилия, имя, отчество (при наличии), профессия (должность) работника, проводившего инструктаж по охране труда</w:t>
+            </w:r>
+          </w:p>
+        </w:tc>
+        <w:tc>
+          <w:tcPr>
+            <w:tcW w:type="dxa" w:w="2536"/>
             <w:tcBorders>
               <w:top w:val="single" w:color="808080" w:sz="4"/>
               <w:left w:val="single" w:color="808080" w:sz="4"/>
@@ -5567,20 +3954,18 @@
             </w:pPr>
             <w:r>
               <w:rPr>
-                <w:b/>
-                <w:bCs/>
-                <w:i w:val="false"/>
-                <w:iCs w:val="false"/>
+                <w:b w:val="false"/>
+                <w:bCs w:val="false"/>
                 <w:sz w:val="16"/>
                 <w:szCs w:val="16"/>
               </w:rPr>
-              <w:t xml:space="preserve">Инструкции по ОТ</w:t>
-            </w:r>
-          </w:p>
-        </w:tc>
-        <w:tc>
-          <w:tcPr>
-            <w:tcW w:type="dxa" w:w="1400"/>
+              <w:t xml:space="preserve">Наименование локального акта (локальных актов), в объеме требований которого проведен инструктаж по охране труда</w:t>
+            </w:r>
+          </w:p>
+        </w:tc>
+        <w:tc>
+          <w:tcPr>
+            <w:tcW w:type="dxa" w:w="900"/>
             <w:tcBorders>
               <w:top w:val="single" w:color="808080" w:sz="4"/>
               <w:left w:val="single" w:color="808080" w:sz="4"/>
@@ -5603,20 +3988,18 @@
             </w:pPr>
             <w:r>
               <w:rPr>
-                <w:b/>
-                <w:bCs/>
-                <w:i w:val="false"/>
-                <w:iCs w:val="false"/>
+                <w:b w:val="false"/>
+                <w:bCs w:val="false"/>
                 <w:sz w:val="16"/>
                 <w:szCs w:val="16"/>
               </w:rPr>
-              <w:t xml:space="preserve">Ф.И.О., должность инструктирующего</w:t>
-            </w:r>
-          </w:p>
-        </w:tc>
-        <w:tc>
-          <w:tcPr>
-            <w:tcW w:type="dxa" w:w="750"/>
+              <w:t xml:space="preserve">Подпись проводившего инструктаж по охране труда</w:t>
+            </w:r>
+          </w:p>
+        </w:tc>
+        <w:tc>
+          <w:tcPr>
+            <w:tcW w:type="dxa" w:w="900"/>
             <w:tcBorders>
               <w:top w:val="single" w:color="808080" w:sz="4"/>
               <w:left w:val="single" w:color="808080" w:sz="4"/>
@@ -5639,158 +4022,12 @@
             </w:pPr>
             <w:r>
               <w:rPr>
-                <w:b/>
-                <w:bCs/>
-                <w:i w:val="false"/>
-                <w:iCs w:val="false"/>
+                <w:b w:val="false"/>
+                <w:bCs w:val="false"/>
                 <w:sz w:val="16"/>
                 <w:szCs w:val="16"/>
               </w:rPr>
-              <w:t xml:space="preserve">Подпись инструкт-щего</w:t>
-            </w:r>
-          </w:p>
-        </w:tc>
-        <w:tc>
-          <w:tcPr>
-            <w:tcW w:type="dxa" w:w="750"/>
-            <w:tcBorders>
-              <w:top w:val="single" w:color="808080" w:sz="4"/>
-              <w:left w:val="single" w:color="808080" w:sz="4"/>
-              <w:bottom w:val="single" w:color="808080" w:sz="4"/>
-              <w:right w:val="single" w:color="808080" w:sz="4"/>
-            </w:tcBorders>
-            <w:shd w:fill="D9E2F3" w:color="auto" w:val="clear"/>
-            <w:tcMar>
-              <w:top w:type="dxa" w:w="50"/>
-              <w:left w:type="dxa" w:w="90"/>
-              <w:bottom w:type="dxa" w:w="50"/>
-              <w:right w:type="dxa" w:w="90"/>
-            </w:tcMar>
-            <w:vAlign w:val="top"/>
-          </w:tcPr>
-          <w:p>
-            <w:pPr>
-              <w:spacing w:after="20"/>
-              <w:jc w:val="center"/>
-            </w:pPr>
-            <w:r>
-              <w:rPr>
-                <w:b/>
-                <w:bCs/>
-                <w:i w:val="false"/>
-                <w:iCs w:val="false"/>
-                <w:sz w:val="16"/>
-                <w:szCs w:val="16"/>
-              </w:rPr>
-              <w:t xml:space="preserve">Подпись инструкт-мого</w:t>
-            </w:r>
-          </w:p>
-        </w:tc>
-        <w:tc>
-          <w:tcPr>
-            <w:tcW w:type="dxa" w:w="1150"/>
-            <w:tcBorders>
-              <w:top w:val="single" w:color="808080" w:sz="4"/>
-              <w:left w:val="single" w:color="808080" w:sz="4"/>
-              <w:bottom w:val="single" w:color="808080" w:sz="4"/>
-              <w:right w:val="single" w:color="808080" w:sz="4"/>
-            </w:tcBorders>
-            <w:shd w:fill="D9E2F3" w:color="auto" w:val="clear"/>
-            <w:tcMar>
-              <w:top w:type="dxa" w:w="50"/>
-              <w:left w:type="dxa" w:w="90"/>
-              <w:bottom w:type="dxa" w:w="50"/>
-              <w:right w:type="dxa" w:w="90"/>
-            </w:tcMar>
-            <w:vAlign w:val="top"/>
-          </w:tcPr>
-          <w:p>
-            <w:pPr>
-              <w:spacing w:after="20"/>
-              <w:jc w:val="center"/>
-            </w:pPr>
-            <w:r>
-              <w:rPr>
-                <w:b/>
-                <w:bCs/>
-                <w:i w:val="false"/>
-                <w:iCs w:val="false"/>
-                <w:sz w:val="16"/>
-                <w:szCs w:val="16"/>
-              </w:rPr>
-              <w:t xml:space="preserve">Стажировка: смен, с…по…</w:t>
-            </w:r>
-          </w:p>
-        </w:tc>
-        <w:tc>
-          <w:tcPr>
-            <w:tcW w:type="dxa" w:w="850"/>
-            <w:tcBorders>
-              <w:top w:val="single" w:color="808080" w:sz="4"/>
-              <w:left w:val="single" w:color="808080" w:sz="4"/>
-              <w:bottom w:val="single" w:color="808080" w:sz="4"/>
-              <w:right w:val="single" w:color="808080" w:sz="4"/>
-            </w:tcBorders>
-            <w:shd w:fill="D9E2F3" w:color="auto" w:val="clear"/>
-            <w:tcMar>
-              <w:top w:type="dxa" w:w="50"/>
-              <w:left w:type="dxa" w:w="90"/>
-              <w:bottom w:type="dxa" w:w="50"/>
-              <w:right w:type="dxa" w:w="90"/>
-            </w:tcMar>
-            <w:vAlign w:val="top"/>
-          </w:tcPr>
-          <w:p>
-            <w:pPr>
-              <w:spacing w:after="20"/>
-              <w:jc w:val="center"/>
-            </w:pPr>
-            <w:r>
-              <w:rPr>
-                <w:b/>
-                <w:bCs/>
-                <w:i w:val="false"/>
-                <w:iCs w:val="false"/>
-                <w:sz w:val="16"/>
-                <w:szCs w:val="16"/>
-              </w:rPr>
-              <w:t xml:space="preserve">Стаж. прошёл (подпись)</w:t>
-            </w:r>
-          </w:p>
-        </w:tc>
-        <w:tc>
-          <w:tcPr>
-            <w:tcW w:type="dxa" w:w="936"/>
-            <w:tcBorders>
-              <w:top w:val="single" w:color="808080" w:sz="4"/>
-              <w:left w:val="single" w:color="808080" w:sz="4"/>
-              <w:bottom w:val="single" w:color="808080" w:sz="4"/>
-              <w:right w:val="single" w:color="808080" w:sz="4"/>
-            </w:tcBorders>
-            <w:shd w:fill="D9E2F3" w:color="auto" w:val="clear"/>
-            <w:tcMar>
-              <w:top w:type="dxa" w:w="50"/>
-              <w:left w:type="dxa" w:w="90"/>
-              <w:bottom w:type="dxa" w:w="50"/>
-              <w:right w:type="dxa" w:w="90"/>
-            </w:tcMar>
-            <w:vAlign w:val="top"/>
-          </w:tcPr>
-          <w:p>
-            <w:pPr>
-              <w:spacing w:after="20"/>
-              <w:jc w:val="center"/>
-            </w:pPr>
-            <w:r>
-              <w:rPr>
-                <w:b/>
-                <w:bCs/>
-                <w:i w:val="false"/>
-                <w:iCs w:val="false"/>
-                <w:sz w:val="16"/>
-                <w:szCs w:val="16"/>
-              </w:rPr>
-              <w:t xml:space="preserve">Допуск: ФИО, подпись, дата</w:t>
+              <w:t xml:space="preserve">Подпись прошедшего инструктаж по охране труда</w:t>
             </w:r>
           </w:p>
         </w:tc>
@@ -5802,32 +4039,30 @@
         </w:trPr>
         <w:tc>
           <w:tcPr>
-            <w:tcW w:type="dxa" w:w="450"/>
-            <w:tcBorders>
-              <w:top w:val="single" w:color="808080" w:sz="4"/>
-              <w:left w:val="single" w:color="808080" w:sz="4"/>
-              <w:bottom w:val="single" w:color="808080" w:sz="4"/>
-              <w:right w:val="single" w:color="808080" w:sz="4"/>
-            </w:tcBorders>
-            <w:tcMar>
-              <w:top w:type="dxa" w:w="50"/>
-              <w:left w:type="dxa" w:w="90"/>
-              <w:bottom w:type="dxa" w:w="50"/>
-              <w:right w:type="dxa" w:w="90"/>
-            </w:tcMar>
-            <w:vAlign w:val="top"/>
-          </w:tcPr>
-          <w:p>
-            <w:pPr>
-              <w:spacing w:after="20"/>
-              <w:jc w:val="left"/>
-            </w:pPr>
-            <w:r>
-              <w:rPr>
-                <w:b w:val="false"/>
-                <w:bCs w:val="false"/>
-                <w:i/>
-                <w:iCs/>
+            <w:tcW w:type="dxa" w:w="1100"/>
+            <w:tcBorders>
+              <w:top w:val="single" w:color="808080" w:sz="4"/>
+              <w:left w:val="single" w:color="808080" w:sz="4"/>
+              <w:bottom w:val="single" w:color="808080" w:sz="4"/>
+              <w:right w:val="single" w:color="808080" w:sz="4"/>
+            </w:tcBorders>
+            <w:tcMar>
+              <w:top w:type="dxa" w:w="50"/>
+              <w:left w:type="dxa" w:w="90"/>
+              <w:bottom w:type="dxa" w:w="50"/>
+              <w:right w:type="dxa" w:w="90"/>
+            </w:tcMar>
+            <w:vAlign w:val="top"/>
+          </w:tcPr>
+          <w:p>
+            <w:pPr>
+              <w:spacing w:after="20"/>
+              <w:jc w:val="left"/>
+            </w:pPr>
+            <w:r>
+              <w:rPr>
+                <w:b w:val="false"/>
+                <w:bCs w:val="false"/>
                 <w:sz w:val="16"/>
                 <w:szCs w:val="16"/>
               </w:rPr>
@@ -5837,456 +4072,298 @@
         </w:tc>
         <w:tc>
           <w:tcPr>
-            <w:tcW w:type="dxa" w:w="1000"/>
-            <w:tcBorders>
-              <w:top w:val="single" w:color="808080" w:sz="4"/>
-              <w:left w:val="single" w:color="808080" w:sz="4"/>
-              <w:bottom w:val="single" w:color="808080" w:sz="4"/>
-              <w:right w:val="single" w:color="808080" w:sz="4"/>
-            </w:tcBorders>
-            <w:tcMar>
-              <w:top w:type="dxa" w:w="50"/>
-              <w:left w:type="dxa" w:w="90"/>
-              <w:bottom w:type="dxa" w:w="50"/>
-              <w:right w:type="dxa" w:w="90"/>
-            </w:tcMar>
-            <w:vAlign w:val="top"/>
-          </w:tcPr>
-          <w:p>
-            <w:pPr>
-              <w:spacing w:after="20"/>
-              <w:jc w:val="left"/>
-            </w:pPr>
-            <w:r>
-              <w:rPr>
-                <w:b w:val="false"/>
-                <w:bCs w:val="false"/>
-                <w:i/>
-                <w:iCs/>
+            <w:tcW w:type="dxa" w:w="1900"/>
+            <w:tcBorders>
+              <w:top w:val="single" w:color="808080" w:sz="4"/>
+              <w:left w:val="single" w:color="808080" w:sz="4"/>
+              <w:bottom w:val="single" w:color="808080" w:sz="4"/>
+              <w:right w:val="single" w:color="808080" w:sz="4"/>
+            </w:tcBorders>
+            <w:tcMar>
+              <w:top w:type="dxa" w:w="50"/>
+              <w:left w:type="dxa" w:w="90"/>
+              <w:bottom w:type="dxa" w:w="50"/>
+              <w:right w:type="dxa" w:w="90"/>
+            </w:tcMar>
+            <w:vAlign w:val="top"/>
+          </w:tcPr>
+          <w:p>
+            <w:pPr>
+              <w:spacing w:after="20"/>
+              <w:jc w:val="left"/>
+            </w:pPr>
+            <w:r>
+              <w:rPr>
+                <w:b w:val="false"/>
+                <w:bCs w:val="false"/>
                 <w:sz w:val="16"/>
                 <w:szCs w:val="16"/>
               </w:rPr>
-              <w:t xml:space="preserve">02.11.2026</w:t>
-            </w:r>
-          </w:p>
-        </w:tc>
-        <w:tc>
-          <w:tcPr>
-            <w:tcW w:type="dxa" w:w="1650"/>
-            <w:tcBorders>
-              <w:top w:val="single" w:color="808080" w:sz="4"/>
-              <w:left w:val="single" w:color="808080" w:sz="4"/>
-              <w:bottom w:val="single" w:color="808080" w:sz="4"/>
-              <w:right w:val="single" w:color="808080" w:sz="4"/>
-            </w:tcBorders>
-            <w:tcMar>
-              <w:top w:type="dxa" w:w="50"/>
-              <w:left w:type="dxa" w:w="90"/>
-              <w:bottom w:type="dxa" w:w="50"/>
-              <w:right w:type="dxa" w:w="90"/>
-            </w:tcMar>
-            <w:vAlign w:val="top"/>
-          </w:tcPr>
-          <w:p>
-            <w:pPr>
-              <w:spacing w:after="20"/>
-              <w:jc w:val="left"/>
-            </w:pPr>
-            <w:r>
-              <w:rPr>
-                <w:b w:val="false"/>
-                <w:bCs w:val="false"/>
-                <w:i/>
-                <w:iCs/>
+              <w:t xml:space="preserve">2</w:t>
+            </w:r>
+          </w:p>
+        </w:tc>
+        <w:tc>
+          <w:tcPr>
+            <w:tcW w:type="dxa" w:w="1700"/>
+            <w:tcBorders>
+              <w:top w:val="single" w:color="808080" w:sz="4"/>
+              <w:left w:val="single" w:color="808080" w:sz="4"/>
+              <w:bottom w:val="single" w:color="808080" w:sz="4"/>
+              <w:right w:val="single" w:color="808080" w:sz="4"/>
+            </w:tcBorders>
+            <w:tcMar>
+              <w:top w:type="dxa" w:w="50"/>
+              <w:left w:type="dxa" w:w="90"/>
+              <w:bottom w:type="dxa" w:w="50"/>
+              <w:right w:type="dxa" w:w="90"/>
+            </w:tcMar>
+            <w:vAlign w:val="top"/>
+          </w:tcPr>
+          <w:p>
+            <w:pPr>
+              <w:spacing w:after="20"/>
+              <w:jc w:val="left"/>
+            </w:pPr>
+            <w:r>
+              <w:rPr>
+                <w:b w:val="false"/>
+                <w:bCs w:val="false"/>
                 <w:sz w:val="16"/>
                 <w:szCs w:val="16"/>
               </w:rPr>
-              <w:t xml:space="preserve">Сидоров Алексей Петрович</w:t>
-            </w:r>
-          </w:p>
-        </w:tc>
-        <w:tc>
-          <w:tcPr>
-            <w:tcW w:type="dxa" w:w="1000"/>
-            <w:tcBorders>
-              <w:top w:val="single" w:color="808080" w:sz="4"/>
-              <w:left w:val="single" w:color="808080" w:sz="4"/>
-              <w:bottom w:val="single" w:color="808080" w:sz="4"/>
-              <w:right w:val="single" w:color="808080" w:sz="4"/>
-            </w:tcBorders>
-            <w:tcMar>
-              <w:top w:type="dxa" w:w="50"/>
-              <w:left w:type="dxa" w:w="90"/>
-              <w:bottom w:type="dxa" w:w="50"/>
-              <w:right w:type="dxa" w:w="90"/>
-            </w:tcMar>
-            <w:vAlign w:val="top"/>
-          </w:tcPr>
-          <w:p>
-            <w:pPr>
-              <w:spacing w:after="20"/>
-              <w:jc w:val="left"/>
-            </w:pPr>
-            <w:r>
-              <w:rPr>
-                <w:b w:val="false"/>
-                <w:bCs w:val="false"/>
-                <w:i/>
-                <w:iCs/>
+              <w:t xml:space="preserve">3</w:t>
+            </w:r>
+          </w:p>
+        </w:tc>
+        <w:tc>
+          <w:tcPr>
+            <w:tcW w:type="dxa" w:w="1250"/>
+            <w:tcBorders>
+              <w:top w:val="single" w:color="808080" w:sz="4"/>
+              <w:left w:val="single" w:color="808080" w:sz="4"/>
+              <w:bottom w:val="single" w:color="808080" w:sz="4"/>
+              <w:right w:val="single" w:color="808080" w:sz="4"/>
+            </w:tcBorders>
+            <w:tcMar>
+              <w:top w:type="dxa" w:w="50"/>
+              <w:left w:type="dxa" w:w="90"/>
+              <w:bottom w:type="dxa" w:w="50"/>
+              <w:right w:type="dxa" w:w="90"/>
+            </w:tcMar>
+            <w:vAlign w:val="top"/>
+          </w:tcPr>
+          <w:p>
+            <w:pPr>
+              <w:spacing w:after="20"/>
+              <w:jc w:val="left"/>
+            </w:pPr>
+            <w:r>
+              <w:rPr>
+                <w:b w:val="false"/>
+                <w:bCs w:val="false"/>
                 <w:sz w:val="16"/>
                 <w:szCs w:val="16"/>
               </w:rPr>
-              <w:t xml:space="preserve">15.03.1995</w:t>
-            </w:r>
-          </w:p>
-        </w:tc>
-        <w:tc>
-          <w:tcPr>
-            <w:tcW w:type="dxa" w:w="1500"/>
-            <w:tcBorders>
-              <w:top w:val="single" w:color="808080" w:sz="4"/>
-              <w:left w:val="single" w:color="808080" w:sz="4"/>
-              <w:bottom w:val="single" w:color="808080" w:sz="4"/>
-              <w:right w:val="single" w:color="808080" w:sz="4"/>
-            </w:tcBorders>
-            <w:tcMar>
-              <w:top w:type="dxa" w:w="50"/>
-              <w:left w:type="dxa" w:w="90"/>
-              <w:bottom w:type="dxa" w:w="50"/>
-              <w:right w:type="dxa" w:w="90"/>
-            </w:tcMar>
-            <w:vAlign w:val="top"/>
-          </w:tcPr>
-          <w:p>
-            <w:pPr>
-              <w:spacing w:after="20"/>
-              <w:jc w:val="left"/>
-            </w:pPr>
-            <w:r>
-              <w:rPr>
-                <w:b w:val="false"/>
-                <w:bCs w:val="false"/>
-                <w:i/>
-                <w:iCs/>
+              <w:t xml:space="preserve">4</w:t>
+            </w:r>
+          </w:p>
+        </w:tc>
+        <w:tc>
+          <w:tcPr>
+            <w:tcW w:type="dxa" w:w="1250"/>
+            <w:tcBorders>
+              <w:top w:val="single" w:color="808080" w:sz="4"/>
+              <w:left w:val="single" w:color="808080" w:sz="4"/>
+              <w:bottom w:val="single" w:color="808080" w:sz="4"/>
+              <w:right w:val="single" w:color="808080" w:sz="4"/>
+            </w:tcBorders>
+            <w:tcMar>
+              <w:top w:type="dxa" w:w="50"/>
+              <w:left w:type="dxa" w:w="90"/>
+              <w:bottom w:type="dxa" w:w="50"/>
+              <w:right w:type="dxa" w:w="90"/>
+            </w:tcMar>
+            <w:vAlign w:val="top"/>
+          </w:tcPr>
+          <w:p>
+            <w:pPr>
+              <w:spacing w:after="20"/>
+              <w:jc w:val="left"/>
+            </w:pPr>
+            <w:r>
+              <w:rPr>
+                <w:b w:val="false"/>
+                <w:bCs w:val="false"/>
                 <w:sz w:val="16"/>
                 <w:szCs w:val="16"/>
               </w:rPr>
-              <w:t xml:space="preserve">Оператор станков с ЧПУ 4 разряда</w:t>
-            </w:r>
-          </w:p>
-        </w:tc>
-        <w:tc>
-          <w:tcPr>
-            <w:tcW w:type="dxa" w:w="1150"/>
-            <w:tcBorders>
-              <w:top w:val="single" w:color="808080" w:sz="4"/>
-              <w:left w:val="single" w:color="808080" w:sz="4"/>
-              <w:bottom w:val="single" w:color="808080" w:sz="4"/>
-              <w:right w:val="single" w:color="808080" w:sz="4"/>
-            </w:tcBorders>
-            <w:tcMar>
-              <w:top w:type="dxa" w:w="50"/>
-              <w:left w:type="dxa" w:w="90"/>
-              <w:bottom w:type="dxa" w:w="50"/>
-              <w:right w:type="dxa" w:w="90"/>
-            </w:tcMar>
-            <w:vAlign w:val="top"/>
-          </w:tcPr>
-          <w:p>
-            <w:pPr>
-              <w:spacing w:after="20"/>
-              <w:jc w:val="left"/>
-            </w:pPr>
-            <w:r>
-              <w:rPr>
-                <w:b w:val="false"/>
-                <w:bCs w:val="false"/>
-                <w:i/>
-                <w:iCs/>
+              <w:t xml:space="preserve">5</w:t>
+            </w:r>
+          </w:p>
+        </w:tc>
+        <w:tc>
+          <w:tcPr>
+            <w:tcW w:type="dxa" w:w="1700"/>
+            <w:tcBorders>
+              <w:top w:val="single" w:color="808080" w:sz="4"/>
+              <w:left w:val="single" w:color="808080" w:sz="4"/>
+              <w:bottom w:val="single" w:color="808080" w:sz="4"/>
+              <w:right w:val="single" w:color="808080" w:sz="4"/>
+            </w:tcBorders>
+            <w:tcMar>
+              <w:top w:type="dxa" w:w="50"/>
+              <w:left w:type="dxa" w:w="90"/>
+              <w:bottom w:type="dxa" w:w="50"/>
+              <w:right w:type="dxa" w:w="90"/>
+            </w:tcMar>
+            <w:vAlign w:val="top"/>
+          </w:tcPr>
+          <w:p>
+            <w:pPr>
+              <w:spacing w:after="20"/>
+              <w:jc w:val="left"/>
+            </w:pPr>
+            <w:r>
+              <w:rPr>
+                <w:b w:val="false"/>
+                <w:bCs w:val="false"/>
                 <w:sz w:val="16"/>
                 <w:szCs w:val="16"/>
               </w:rPr>
-              <w:t xml:space="preserve">первичный</w:t>
-            </w:r>
-          </w:p>
-        </w:tc>
-        <w:tc>
-          <w:tcPr>
-            <w:tcW w:type="dxa" w:w="1050"/>
-            <w:tcBorders>
-              <w:top w:val="single" w:color="808080" w:sz="4"/>
-              <w:left w:val="single" w:color="808080" w:sz="4"/>
-              <w:bottom w:val="single" w:color="808080" w:sz="4"/>
-              <w:right w:val="single" w:color="808080" w:sz="4"/>
-            </w:tcBorders>
-            <w:tcMar>
-              <w:top w:type="dxa" w:w="50"/>
-              <w:left w:type="dxa" w:w="90"/>
-              <w:bottom w:type="dxa" w:w="50"/>
-              <w:right w:type="dxa" w:w="90"/>
-            </w:tcMar>
-            <w:vAlign w:val="top"/>
-          </w:tcPr>
-          <w:p>
-            <w:pPr>
-              <w:spacing w:after="20"/>
-              <w:jc w:val="left"/>
-            </w:pPr>
-            <w:r>
-              <w:rPr>
-                <w:b w:val="false"/>
-                <w:bCs w:val="false"/>
-                <w:i/>
-                <w:iCs/>
+              <w:t xml:space="preserve">6</w:t>
+            </w:r>
+          </w:p>
+        </w:tc>
+        <w:tc>
+          <w:tcPr>
+            <w:tcW w:type="dxa" w:w="1900"/>
+            <w:tcBorders>
+              <w:top w:val="single" w:color="808080" w:sz="4"/>
+              <w:left w:val="single" w:color="808080" w:sz="4"/>
+              <w:bottom w:val="single" w:color="808080" w:sz="4"/>
+              <w:right w:val="single" w:color="808080" w:sz="4"/>
+            </w:tcBorders>
+            <w:tcMar>
+              <w:top w:type="dxa" w:w="50"/>
+              <w:left w:type="dxa" w:w="90"/>
+              <w:bottom w:type="dxa" w:w="50"/>
+              <w:right w:type="dxa" w:w="90"/>
+            </w:tcMar>
+            <w:vAlign w:val="top"/>
+          </w:tcPr>
+          <w:p>
+            <w:pPr>
+              <w:spacing w:after="20"/>
+              <w:jc w:val="left"/>
+            </w:pPr>
+            <w:r>
+              <w:rPr>
+                <w:b w:val="false"/>
+                <w:bCs w:val="false"/>
                 <w:sz w:val="16"/>
                 <w:szCs w:val="16"/>
               </w:rPr>
-              <w:t xml:space="preserve">—</w:t>
-            </w:r>
-          </w:p>
-        </w:tc>
-        <w:tc>
-          <w:tcPr>
-            <w:tcW w:type="dxa" w:w="1450"/>
-            <w:tcBorders>
-              <w:top w:val="single" w:color="808080" w:sz="4"/>
-              <w:left w:val="single" w:color="808080" w:sz="4"/>
-              <w:bottom w:val="single" w:color="808080" w:sz="4"/>
-              <w:right w:val="single" w:color="808080" w:sz="4"/>
-            </w:tcBorders>
-            <w:tcMar>
-              <w:top w:type="dxa" w:w="50"/>
-              <w:left w:type="dxa" w:w="90"/>
-              <w:bottom w:type="dxa" w:w="50"/>
-              <w:right w:type="dxa" w:w="90"/>
-            </w:tcMar>
-            <w:vAlign w:val="top"/>
-          </w:tcPr>
-          <w:p>
-            <w:pPr>
-              <w:spacing w:after="20"/>
-              <w:jc w:val="left"/>
-            </w:pPr>
-            <w:r>
-              <w:rPr>
-                <w:b w:val="false"/>
-                <w:bCs w:val="false"/>
-                <w:i/>
-                <w:iCs/>
+              <w:t xml:space="preserve">7</w:t>
+            </w:r>
+          </w:p>
+        </w:tc>
+        <w:tc>
+          <w:tcPr>
+            <w:tcW w:type="dxa" w:w="2536"/>
+            <w:tcBorders>
+              <w:top w:val="single" w:color="808080" w:sz="4"/>
+              <w:left w:val="single" w:color="808080" w:sz="4"/>
+              <w:bottom w:val="single" w:color="808080" w:sz="4"/>
+              <w:right w:val="single" w:color="808080" w:sz="4"/>
+            </w:tcBorders>
+            <w:tcMar>
+              <w:top w:type="dxa" w:w="50"/>
+              <w:left w:type="dxa" w:w="90"/>
+              <w:bottom w:type="dxa" w:w="50"/>
+              <w:right w:type="dxa" w:w="90"/>
+            </w:tcMar>
+            <w:vAlign w:val="top"/>
+          </w:tcPr>
+          <w:p>
+            <w:pPr>
+              <w:spacing w:after="20"/>
+              <w:jc w:val="left"/>
+            </w:pPr>
+            <w:r>
+              <w:rPr>
+                <w:b w:val="false"/>
+                <w:bCs w:val="false"/>
                 <w:sz w:val="16"/>
                 <w:szCs w:val="16"/>
               </w:rPr>
-              <w:t xml:space="preserve">ИОТ-01, ИОТ-15, ИОТ-22</w:t>
-            </w:r>
-          </w:p>
-        </w:tc>
-        <w:tc>
-          <w:tcPr>
-            <w:tcW w:type="dxa" w:w="1400"/>
-            <w:tcBorders>
-              <w:top w:val="single" w:color="808080" w:sz="4"/>
-              <w:left w:val="single" w:color="808080" w:sz="4"/>
-              <w:bottom w:val="single" w:color="808080" w:sz="4"/>
-              <w:right w:val="single" w:color="808080" w:sz="4"/>
-            </w:tcBorders>
-            <w:tcMar>
-              <w:top w:type="dxa" w:w="50"/>
-              <w:left w:type="dxa" w:w="90"/>
-              <w:bottom w:type="dxa" w:w="50"/>
-              <w:right w:type="dxa" w:w="90"/>
-            </w:tcMar>
-            <w:vAlign w:val="top"/>
-          </w:tcPr>
-          <w:p>
-            <w:pPr>
-              <w:spacing w:after="20"/>
-              <w:jc w:val="left"/>
-            </w:pPr>
-            <w:r>
-              <w:rPr>
-                <w:b w:val="false"/>
-                <w:bCs w:val="false"/>
-                <w:i/>
-                <w:iCs/>
+              <w:t xml:space="preserve">8</w:t>
+            </w:r>
+          </w:p>
+        </w:tc>
+        <w:tc>
+          <w:tcPr>
+            <w:tcW w:type="dxa" w:w="900"/>
+            <w:tcBorders>
+              <w:top w:val="single" w:color="808080" w:sz="4"/>
+              <w:left w:val="single" w:color="808080" w:sz="4"/>
+              <w:bottom w:val="single" w:color="808080" w:sz="4"/>
+              <w:right w:val="single" w:color="808080" w:sz="4"/>
+            </w:tcBorders>
+            <w:tcMar>
+              <w:top w:type="dxa" w:w="50"/>
+              <w:left w:type="dxa" w:w="90"/>
+              <w:bottom w:type="dxa" w:w="50"/>
+              <w:right w:type="dxa" w:w="90"/>
+            </w:tcMar>
+            <w:vAlign w:val="top"/>
+          </w:tcPr>
+          <w:p>
+            <w:pPr>
+              <w:spacing w:after="20"/>
+              <w:jc w:val="left"/>
+            </w:pPr>
+            <w:r>
+              <w:rPr>
+                <w:b w:val="false"/>
+                <w:bCs w:val="false"/>
                 <w:sz w:val="16"/>
                 <w:szCs w:val="16"/>
               </w:rPr>
-              <w:t xml:space="preserve">Петров П.П., мастер участка мехобработки</w:t>
-            </w:r>
-          </w:p>
-        </w:tc>
-        <w:tc>
-          <w:tcPr>
-            <w:tcW w:type="dxa" w:w="750"/>
-            <w:tcBorders>
-              <w:top w:val="single" w:color="808080" w:sz="4"/>
-              <w:left w:val="single" w:color="808080" w:sz="4"/>
-              <w:bottom w:val="single" w:color="808080" w:sz="4"/>
-              <w:right w:val="single" w:color="808080" w:sz="4"/>
-            </w:tcBorders>
-            <w:tcMar>
-              <w:top w:type="dxa" w:w="50"/>
-              <w:left w:type="dxa" w:w="90"/>
-              <w:bottom w:type="dxa" w:w="50"/>
-              <w:right w:type="dxa" w:w="90"/>
-            </w:tcMar>
-            <w:vAlign w:val="top"/>
-          </w:tcPr>
-          <w:p>
-            <w:pPr>
-              <w:spacing w:after="20"/>
-              <w:jc w:val="left"/>
-            </w:pPr>
-            <w:r>
-              <w:rPr>
-                <w:b w:val="false"/>
-                <w:bCs w:val="false"/>
-                <w:i/>
-                <w:iCs/>
+              <w:t xml:space="preserve">9</w:t>
+            </w:r>
+          </w:p>
+        </w:tc>
+        <w:tc>
+          <w:tcPr>
+            <w:tcW w:type="dxa" w:w="900"/>
+            <w:tcBorders>
+              <w:top w:val="single" w:color="808080" w:sz="4"/>
+              <w:left w:val="single" w:color="808080" w:sz="4"/>
+              <w:bottom w:val="single" w:color="808080" w:sz="4"/>
+              <w:right w:val="single" w:color="808080" w:sz="4"/>
+            </w:tcBorders>
+            <w:tcMar>
+              <w:top w:type="dxa" w:w="50"/>
+              <w:left w:type="dxa" w:w="90"/>
+              <w:bottom w:type="dxa" w:w="50"/>
+              <w:right w:type="dxa" w:w="90"/>
+            </w:tcMar>
+            <w:vAlign w:val="top"/>
+          </w:tcPr>
+          <w:p>
+            <w:pPr>
+              <w:spacing w:after="20"/>
+              <w:jc w:val="left"/>
+            </w:pPr>
+            <w:r>
+              <w:rPr>
+                <w:b w:val="false"/>
+                <w:bCs w:val="false"/>
                 <w:sz w:val="16"/>
                 <w:szCs w:val="16"/>
               </w:rPr>
-              <w:t xml:space="preserve">[подпись]</w:t>
-            </w:r>
-          </w:p>
-        </w:tc>
-        <w:tc>
-          <w:tcPr>
-            <w:tcW w:type="dxa" w:w="750"/>
-            <w:tcBorders>
-              <w:top w:val="single" w:color="808080" w:sz="4"/>
-              <w:left w:val="single" w:color="808080" w:sz="4"/>
-              <w:bottom w:val="single" w:color="808080" w:sz="4"/>
-              <w:right w:val="single" w:color="808080" w:sz="4"/>
-            </w:tcBorders>
-            <w:tcMar>
-              <w:top w:type="dxa" w:w="50"/>
-              <w:left w:type="dxa" w:w="90"/>
-              <w:bottom w:type="dxa" w:w="50"/>
-              <w:right w:type="dxa" w:w="90"/>
-            </w:tcMar>
-            <w:vAlign w:val="top"/>
-          </w:tcPr>
-          <w:p>
-            <w:pPr>
-              <w:spacing w:after="20"/>
-              <w:jc w:val="left"/>
-            </w:pPr>
-            <w:r>
-              <w:rPr>
-                <w:b w:val="false"/>
-                <w:bCs w:val="false"/>
-                <w:i/>
-                <w:iCs/>
-                <w:sz w:val="16"/>
-                <w:szCs w:val="16"/>
-              </w:rPr>
-              <w:t xml:space="preserve">[подпись]</w:t>
-            </w:r>
-          </w:p>
-        </w:tc>
-        <w:tc>
-          <w:tcPr>
-            <w:tcW w:type="dxa" w:w="1150"/>
-            <w:tcBorders>
-              <w:top w:val="single" w:color="808080" w:sz="4"/>
-              <w:left w:val="single" w:color="808080" w:sz="4"/>
-              <w:bottom w:val="single" w:color="808080" w:sz="4"/>
-              <w:right w:val="single" w:color="808080" w:sz="4"/>
-            </w:tcBorders>
-            <w:tcMar>
-              <w:top w:type="dxa" w:w="50"/>
-              <w:left w:type="dxa" w:w="90"/>
-              <w:bottom w:type="dxa" w:w="50"/>
-              <w:right w:type="dxa" w:w="90"/>
-            </w:tcMar>
-            <w:vAlign w:val="top"/>
-          </w:tcPr>
-          <w:p>
-            <w:pPr>
-              <w:spacing w:after="20"/>
-              <w:jc w:val="left"/>
-            </w:pPr>
-            <w:r>
-              <w:rPr>
-                <w:b w:val="false"/>
-                <w:bCs w:val="false"/>
-                <w:i/>
-                <w:iCs/>
-                <w:sz w:val="16"/>
-                <w:szCs w:val="16"/>
-              </w:rPr>
-              <w:t xml:space="preserve">3 смены, 02.11.2026–05.11.2026</w:t>
-            </w:r>
-          </w:p>
-        </w:tc>
-        <w:tc>
-          <w:tcPr>
-            <w:tcW w:type="dxa" w:w="850"/>
-            <w:tcBorders>
-              <w:top w:val="single" w:color="808080" w:sz="4"/>
-              <w:left w:val="single" w:color="808080" w:sz="4"/>
-              <w:bottom w:val="single" w:color="808080" w:sz="4"/>
-              <w:right w:val="single" w:color="808080" w:sz="4"/>
-            </w:tcBorders>
-            <w:tcMar>
-              <w:top w:type="dxa" w:w="50"/>
-              <w:left w:type="dxa" w:w="90"/>
-              <w:bottom w:type="dxa" w:w="50"/>
-              <w:right w:type="dxa" w:w="90"/>
-            </w:tcMar>
-            <w:vAlign w:val="top"/>
-          </w:tcPr>
-          <w:p>
-            <w:pPr>
-              <w:spacing w:after="20"/>
-              <w:jc w:val="left"/>
-            </w:pPr>
-            <w:r>
-              <w:rPr>
-                <w:b w:val="false"/>
-                <w:bCs w:val="false"/>
-                <w:i/>
-                <w:iCs/>
-                <w:sz w:val="16"/>
-                <w:szCs w:val="16"/>
-              </w:rPr>
-              <w:t xml:space="preserve">[подпись]</w:t>
-            </w:r>
-          </w:p>
-        </w:tc>
-        <w:tc>
-          <w:tcPr>
-            <w:tcW w:type="dxa" w:w="936"/>
-            <w:tcBorders>
-              <w:top w:val="single" w:color="808080" w:sz="4"/>
-              <w:left w:val="single" w:color="808080" w:sz="4"/>
-              <w:bottom w:val="single" w:color="808080" w:sz="4"/>
-              <w:right w:val="single" w:color="808080" w:sz="4"/>
-            </w:tcBorders>
-            <w:tcMar>
-              <w:top w:type="dxa" w:w="50"/>
-              <w:left w:type="dxa" w:w="90"/>
-              <w:bottom w:type="dxa" w:w="50"/>
-              <w:right w:type="dxa" w:w="90"/>
-            </w:tcMar>
-            <w:vAlign w:val="top"/>
-          </w:tcPr>
-          <w:p>
-            <w:pPr>
-              <w:spacing w:after="20"/>
-              <w:jc w:val="left"/>
-            </w:pPr>
-            <w:r>
-              <w:rPr>
-                <w:b w:val="false"/>
-                <w:bCs w:val="false"/>
-                <w:i/>
-                <w:iCs/>
-                <w:sz w:val="16"/>
-                <w:szCs w:val="16"/>
-              </w:rPr>
-              <w:t xml:space="preserve">Петров П.П. [подпись] 06.11.2026</w:t>
+              <w:t xml:space="preserve">10</w:t>
             </w:r>
           </w:p>
         </w:tc>
@@ -6298,491 +4375,331 @@
         </w:trPr>
         <w:tc>
           <w:tcPr>
-            <w:tcW w:type="dxa" w:w="450"/>
-            <w:tcBorders>
-              <w:top w:val="single" w:color="808080" w:sz="4"/>
-              <w:left w:val="single" w:color="808080" w:sz="4"/>
-              <w:bottom w:val="single" w:color="808080" w:sz="4"/>
-              <w:right w:val="single" w:color="808080" w:sz="4"/>
-            </w:tcBorders>
-            <w:tcMar>
-              <w:top w:type="dxa" w:w="50"/>
-              <w:left w:type="dxa" w:w="90"/>
-              <w:bottom w:type="dxa" w:w="50"/>
-              <w:right w:type="dxa" w:w="90"/>
-            </w:tcMar>
-            <w:vAlign w:val="top"/>
-          </w:tcPr>
-          <w:p>
-            <w:pPr>
-              <w:spacing w:after="20"/>
-              <w:jc w:val="left"/>
-            </w:pPr>
-            <w:r>
-              <w:rPr>
-                <w:b w:val="false"/>
-                <w:bCs w:val="false"/>
-                <w:i/>
-                <w:iCs/>
+            <w:tcW w:type="dxa" w:w="1100"/>
+            <w:tcBorders>
+              <w:top w:val="single" w:color="808080" w:sz="4"/>
+              <w:left w:val="single" w:color="808080" w:sz="4"/>
+              <w:bottom w:val="single" w:color="808080" w:sz="4"/>
+              <w:right w:val="single" w:color="808080" w:sz="4"/>
+            </w:tcBorders>
+            <w:tcMar>
+              <w:top w:type="dxa" w:w="50"/>
+              <w:left w:type="dxa" w:w="90"/>
+              <w:bottom w:type="dxa" w:w="50"/>
+              <w:right w:type="dxa" w:w="90"/>
+            </w:tcMar>
+            <w:vAlign w:val="top"/>
+          </w:tcPr>
+          <w:p>
+            <w:pPr>
+              <w:spacing w:after="20"/>
+              <w:jc w:val="left"/>
+            </w:pPr>
+            <w:r>
+              <w:rPr>
+                <w:b w:val="false"/>
+                <w:bCs w:val="false"/>
                 <w:sz w:val="16"/>
                 <w:szCs w:val="16"/>
               </w:rPr>
-              <w:t xml:space="preserve">2</w:t>
-            </w:r>
-          </w:p>
-        </w:tc>
-        <w:tc>
-          <w:tcPr>
-            <w:tcW w:type="dxa" w:w="1000"/>
-            <w:tcBorders>
-              <w:top w:val="single" w:color="808080" w:sz="4"/>
-              <w:left w:val="single" w:color="808080" w:sz="4"/>
-              <w:bottom w:val="single" w:color="808080" w:sz="4"/>
-              <w:right w:val="single" w:color="808080" w:sz="4"/>
-            </w:tcBorders>
-            <w:tcMar>
-              <w:top w:type="dxa" w:w="50"/>
-              <w:left w:type="dxa" w:w="90"/>
-              <w:bottom w:type="dxa" w:w="50"/>
-              <w:right w:type="dxa" w:w="90"/>
-            </w:tcMar>
-            <w:vAlign w:val="top"/>
-          </w:tcPr>
-          <w:p>
-            <w:pPr>
-              <w:spacing w:after="20"/>
-              <w:jc w:val="left"/>
-            </w:pPr>
-            <w:r>
-              <w:rPr>
-                <w:b w:val="false"/>
-                <w:bCs w:val="false"/>
-                <w:i/>
-                <w:iCs/>
+              <w:t xml:space="preserve">02.11.2026</w:t>
+            </w:r>
+          </w:p>
+        </w:tc>
+        <w:tc>
+          <w:tcPr>
+            <w:tcW w:type="dxa" w:w="1900"/>
+            <w:tcBorders>
+              <w:top w:val="single" w:color="808080" w:sz="4"/>
+              <w:left w:val="single" w:color="808080" w:sz="4"/>
+              <w:bottom w:val="single" w:color="808080" w:sz="4"/>
+              <w:right w:val="single" w:color="808080" w:sz="4"/>
+            </w:tcBorders>
+            <w:tcMar>
+              <w:top w:type="dxa" w:w="50"/>
+              <w:left w:type="dxa" w:w="90"/>
+              <w:bottom w:type="dxa" w:w="50"/>
+              <w:right w:type="dxa" w:w="90"/>
+            </w:tcMar>
+            <w:vAlign w:val="top"/>
+          </w:tcPr>
+          <w:p>
+            <w:pPr>
+              <w:spacing w:after="20"/>
+              <w:jc w:val="left"/>
+            </w:pPr>
+            <w:r>
+              <w:rPr>
+                <w:b w:val="false"/>
+                <w:bCs w:val="false"/>
                 <w:sz w:val="16"/>
                 <w:szCs w:val="16"/>
               </w:rPr>
-              <w:t xml:space="preserve">10.11.2026</w:t>
-            </w:r>
-          </w:p>
-        </w:tc>
-        <w:tc>
-          <w:tcPr>
-            <w:tcW w:type="dxa" w:w="1650"/>
-            <w:tcBorders>
-              <w:top w:val="single" w:color="808080" w:sz="4"/>
-              <w:left w:val="single" w:color="808080" w:sz="4"/>
-              <w:bottom w:val="single" w:color="808080" w:sz="4"/>
-              <w:right w:val="single" w:color="808080" w:sz="4"/>
-            </w:tcBorders>
-            <w:tcMar>
-              <w:top w:type="dxa" w:w="50"/>
-              <w:left w:type="dxa" w:w="90"/>
-              <w:bottom w:type="dxa" w:w="50"/>
-              <w:right w:type="dxa" w:w="90"/>
-            </w:tcMar>
-            <w:vAlign w:val="top"/>
-          </w:tcPr>
-          <w:p>
-            <w:pPr>
-              <w:spacing w:after="20"/>
-              <w:jc w:val="left"/>
-            </w:pPr>
-            <w:r>
-              <w:rPr>
-                <w:b w:val="false"/>
-                <w:bCs w:val="false"/>
-                <w:i/>
-                <w:iCs/>
+              <w:t xml:space="preserve">Сидоров Алексей Петрович</w:t>
+            </w:r>
+          </w:p>
+        </w:tc>
+        <w:tc>
+          <w:tcPr>
+            <w:tcW w:type="dxa" w:w="1700"/>
+            <w:tcBorders>
+              <w:top w:val="single" w:color="808080" w:sz="4"/>
+              <w:left w:val="single" w:color="808080" w:sz="4"/>
+              <w:bottom w:val="single" w:color="808080" w:sz="4"/>
+              <w:right w:val="single" w:color="808080" w:sz="4"/>
+            </w:tcBorders>
+            <w:tcMar>
+              <w:top w:type="dxa" w:w="50"/>
+              <w:left w:type="dxa" w:w="90"/>
+              <w:bottom w:type="dxa" w:w="50"/>
+              <w:right w:type="dxa" w:w="90"/>
+            </w:tcMar>
+            <w:vAlign w:val="top"/>
+          </w:tcPr>
+          <w:p>
+            <w:pPr>
+              <w:spacing w:after="20"/>
+              <w:jc w:val="left"/>
+            </w:pPr>
+            <w:r>
+              <w:rPr>
+                <w:b w:val="false"/>
+                <w:bCs w:val="false"/>
                 <w:sz w:val="16"/>
                 <w:szCs w:val="16"/>
               </w:rPr>
-              <w:t xml:space="preserve">Кузнецова Мария Олеговна</w:t>
-            </w:r>
-          </w:p>
-        </w:tc>
-        <w:tc>
-          <w:tcPr>
-            <w:tcW w:type="dxa" w:w="1000"/>
-            <w:tcBorders>
-              <w:top w:val="single" w:color="808080" w:sz="4"/>
-              <w:left w:val="single" w:color="808080" w:sz="4"/>
-              <w:bottom w:val="single" w:color="808080" w:sz="4"/>
-              <w:right w:val="single" w:color="808080" w:sz="4"/>
-            </w:tcBorders>
-            <w:tcMar>
-              <w:top w:type="dxa" w:w="50"/>
-              <w:left w:type="dxa" w:w="90"/>
-              <w:bottom w:type="dxa" w:w="50"/>
-              <w:right w:type="dxa" w:w="90"/>
-            </w:tcMar>
-            <w:vAlign w:val="top"/>
-          </w:tcPr>
-          <w:p>
-            <w:pPr>
-              <w:spacing w:after="20"/>
-              <w:jc w:val="left"/>
-            </w:pPr>
-            <w:r>
-              <w:rPr>
-                <w:b w:val="false"/>
-                <w:bCs w:val="false"/>
-                <w:i/>
-                <w:iCs/>
+              <w:t xml:space="preserve">Оператор станков с ЧПУ 4 разряда</w:t>
+            </w:r>
+          </w:p>
+        </w:tc>
+        <w:tc>
+          <w:tcPr>
+            <w:tcW w:type="dxa" w:w="1250"/>
+            <w:tcBorders>
+              <w:top w:val="single" w:color="808080" w:sz="4"/>
+              <w:left w:val="single" w:color="808080" w:sz="4"/>
+              <w:bottom w:val="single" w:color="808080" w:sz="4"/>
+              <w:right w:val="single" w:color="808080" w:sz="4"/>
+            </w:tcBorders>
+            <w:tcMar>
+              <w:top w:type="dxa" w:w="50"/>
+              <w:left w:type="dxa" w:w="90"/>
+              <w:bottom w:type="dxa" w:w="50"/>
+              <w:right w:type="dxa" w:w="90"/>
+            </w:tcMar>
+            <w:vAlign w:val="top"/>
+          </w:tcPr>
+          <w:p>
+            <w:pPr>
+              <w:spacing w:after="20"/>
+              <w:jc w:val="left"/>
+            </w:pPr>
+            <w:r>
+              <w:rPr>
+                <w:b w:val="false"/>
+                <w:bCs w:val="false"/>
                 <w:sz w:val="16"/>
                 <w:szCs w:val="16"/>
               </w:rPr>
-              <w:t xml:space="preserve">20.07.1988</w:t>
-            </w:r>
-          </w:p>
-        </w:tc>
-        <w:tc>
-          <w:tcPr>
-            <w:tcW w:type="dxa" w:w="1500"/>
-            <w:tcBorders>
-              <w:top w:val="single" w:color="808080" w:sz="4"/>
-              <w:left w:val="single" w:color="808080" w:sz="4"/>
-              <w:bottom w:val="single" w:color="808080" w:sz="4"/>
-              <w:right w:val="single" w:color="808080" w:sz="4"/>
-            </w:tcBorders>
-            <w:tcMar>
-              <w:top w:type="dxa" w:w="50"/>
-              <w:left w:type="dxa" w:w="90"/>
-              <w:bottom w:type="dxa" w:w="50"/>
-              <w:right w:type="dxa" w:w="90"/>
-            </w:tcMar>
-            <w:vAlign w:val="top"/>
-          </w:tcPr>
-          <w:p>
-            <w:pPr>
-              <w:spacing w:after="20"/>
-              <w:jc w:val="left"/>
-            </w:pPr>
-            <w:r>
-              <w:rPr>
-                <w:b w:val="false"/>
-                <w:bCs w:val="false"/>
-                <w:i/>
-                <w:iCs/>
+              <w:t xml:space="preserve">15.03.1995</w:t>
+            </w:r>
+          </w:p>
+        </w:tc>
+        <w:tc>
+          <w:tcPr>
+            <w:tcW w:type="dxa" w:w="1250"/>
+            <w:tcBorders>
+              <w:top w:val="single" w:color="808080" w:sz="4"/>
+              <w:left w:val="single" w:color="808080" w:sz="4"/>
+              <w:bottom w:val="single" w:color="808080" w:sz="4"/>
+              <w:right w:val="single" w:color="808080" w:sz="4"/>
+            </w:tcBorders>
+            <w:tcMar>
+              <w:top w:type="dxa" w:w="50"/>
+              <w:left w:type="dxa" w:w="90"/>
+              <w:bottom w:type="dxa" w:w="50"/>
+              <w:right w:type="dxa" w:w="90"/>
+            </w:tcMar>
+            <w:vAlign w:val="top"/>
+          </w:tcPr>
+          <w:p>
+            <w:pPr>
+              <w:spacing w:after="20"/>
+              <w:jc w:val="left"/>
+            </w:pPr>
+            <w:r>
+              <w:rPr>
+                <w:b w:val="false"/>
+                <w:bCs w:val="false"/>
                 <w:sz w:val="16"/>
                 <w:szCs w:val="16"/>
               </w:rPr>
-              <w:t xml:space="preserve">Маляр 5 разряда</w:t>
-            </w:r>
-          </w:p>
-        </w:tc>
-        <w:tc>
-          <w:tcPr>
-            <w:tcW w:type="dxa" w:w="1150"/>
-            <w:tcBorders>
-              <w:top w:val="single" w:color="808080" w:sz="4"/>
-              <w:left w:val="single" w:color="808080" w:sz="4"/>
-              <w:bottom w:val="single" w:color="808080" w:sz="4"/>
-              <w:right w:val="single" w:color="808080" w:sz="4"/>
-            </w:tcBorders>
-            <w:tcMar>
-              <w:top w:type="dxa" w:w="50"/>
-              <w:left w:type="dxa" w:w="90"/>
-              <w:bottom w:type="dxa" w:w="50"/>
-              <w:right w:type="dxa" w:w="90"/>
-            </w:tcMar>
-            <w:vAlign w:val="top"/>
-          </w:tcPr>
-          <w:p>
-            <w:pPr>
-              <w:spacing w:after="20"/>
-              <w:jc w:val="left"/>
-            </w:pPr>
-            <w:r>
-              <w:rPr>
-                <w:b w:val="false"/>
-                <w:bCs w:val="false"/>
-                <w:i/>
-                <w:iCs/>
+              <w:t xml:space="preserve">первичный</w:t>
+            </w:r>
+          </w:p>
+        </w:tc>
+        <w:tc>
+          <w:tcPr>
+            <w:tcW w:type="dxa" w:w="1700"/>
+            <w:tcBorders>
+              <w:top w:val="single" w:color="808080" w:sz="4"/>
+              <w:left w:val="single" w:color="808080" w:sz="4"/>
+              <w:bottom w:val="single" w:color="808080" w:sz="4"/>
+              <w:right w:val="single" w:color="808080" w:sz="4"/>
+            </w:tcBorders>
+            <w:tcMar>
+              <w:top w:type="dxa" w:w="50"/>
+              <w:left w:type="dxa" w:w="90"/>
+              <w:bottom w:type="dxa" w:w="50"/>
+              <w:right w:type="dxa" w:w="90"/>
+            </w:tcMar>
+            <w:vAlign w:val="top"/>
+          </w:tcPr>
+          <w:p>
+            <w:pPr>
+              <w:spacing w:after="20"/>
+              <w:jc w:val="left"/>
+            </w:pPr>
+            <w:r>
+              <w:rPr>
+                <w:b w:val="false"/>
+                <w:bCs w:val="false"/>
                 <w:sz w:val="16"/>
                 <w:szCs w:val="16"/>
               </w:rPr>
-              <w:t xml:space="preserve">внеплановый</w:t>
-            </w:r>
-          </w:p>
-        </w:tc>
-        <w:tc>
-          <w:tcPr>
-            <w:tcW w:type="dxa" w:w="1050"/>
-            <w:tcBorders>
-              <w:top w:val="single" w:color="808080" w:sz="4"/>
-              <w:left w:val="single" w:color="808080" w:sz="4"/>
-              <w:bottom w:val="single" w:color="808080" w:sz="4"/>
-              <w:right w:val="single" w:color="808080" w:sz="4"/>
-            </w:tcBorders>
-            <w:tcMar>
-              <w:top w:type="dxa" w:w="50"/>
-              <w:left w:type="dxa" w:w="90"/>
-              <w:bottom w:type="dxa" w:w="50"/>
-              <w:right w:type="dxa" w:w="90"/>
-            </w:tcMar>
-            <w:vAlign w:val="top"/>
-          </w:tcPr>
-          <w:p>
-            <w:pPr>
-              <w:spacing w:after="20"/>
-              <w:jc w:val="left"/>
-            </w:pPr>
-            <w:r>
-              <w:rPr>
-                <w:b w:val="false"/>
-                <w:bCs w:val="false"/>
-                <w:i/>
-                <w:iCs/>
+              <w:t xml:space="preserve">-</w:t>
+            </w:r>
+          </w:p>
+        </w:tc>
+        <w:tc>
+          <w:tcPr>
+            <w:tcW w:type="dxa" w:w="1900"/>
+            <w:tcBorders>
+              <w:top w:val="single" w:color="808080" w:sz="4"/>
+              <w:left w:val="single" w:color="808080" w:sz="4"/>
+              <w:bottom w:val="single" w:color="808080" w:sz="4"/>
+              <w:right w:val="single" w:color="808080" w:sz="4"/>
+            </w:tcBorders>
+            <w:tcMar>
+              <w:top w:type="dxa" w:w="50"/>
+              <w:left w:type="dxa" w:w="90"/>
+              <w:bottom w:type="dxa" w:w="50"/>
+              <w:right w:type="dxa" w:w="90"/>
+            </w:tcMar>
+            <w:vAlign w:val="top"/>
+          </w:tcPr>
+          <w:p>
+            <w:pPr>
+              <w:spacing w:after="20"/>
+              <w:jc w:val="left"/>
+            </w:pPr>
+            <w:r>
+              <w:rPr>
+                <w:b w:val="false"/>
+                <w:bCs w:val="false"/>
                 <w:sz w:val="16"/>
                 <w:szCs w:val="16"/>
               </w:rPr>
-              <w:t xml:space="preserve">Введение новой редакции ИОТ-18</w:t>
-            </w:r>
-          </w:p>
-        </w:tc>
-        <w:tc>
-          <w:tcPr>
-            <w:tcW w:type="dxa" w:w="1450"/>
-            <w:tcBorders>
-              <w:top w:val="single" w:color="808080" w:sz="4"/>
-              <w:left w:val="single" w:color="808080" w:sz="4"/>
-              <w:bottom w:val="single" w:color="808080" w:sz="4"/>
-              <w:right w:val="single" w:color="808080" w:sz="4"/>
-            </w:tcBorders>
-            <w:tcMar>
-              <w:top w:type="dxa" w:w="50"/>
-              <w:left w:type="dxa" w:w="90"/>
-              <w:bottom w:type="dxa" w:w="50"/>
-              <w:right w:type="dxa" w:w="90"/>
-            </w:tcMar>
-            <w:vAlign w:val="top"/>
-          </w:tcPr>
-          <w:p>
-            <w:pPr>
-              <w:spacing w:after="20"/>
-              <w:jc w:val="left"/>
-            </w:pPr>
-            <w:r>
-              <w:rPr>
-                <w:b w:val="false"/>
-                <w:bCs w:val="false"/>
-                <w:i/>
-                <w:iCs/>
+              <w:t xml:space="preserve">Петров Пётр Петрович, мастер участка</w:t>
+            </w:r>
+          </w:p>
+        </w:tc>
+        <w:tc>
+          <w:tcPr>
+            <w:tcW w:type="dxa" w:w="2536"/>
+            <w:tcBorders>
+              <w:top w:val="single" w:color="808080" w:sz="4"/>
+              <w:left w:val="single" w:color="808080" w:sz="4"/>
+              <w:bottom w:val="single" w:color="808080" w:sz="4"/>
+              <w:right w:val="single" w:color="808080" w:sz="4"/>
+            </w:tcBorders>
+            <w:tcMar>
+              <w:top w:type="dxa" w:w="50"/>
+              <w:left w:type="dxa" w:w="90"/>
+              <w:bottom w:type="dxa" w:w="50"/>
+              <w:right w:type="dxa" w:w="90"/>
+            </w:tcMar>
+            <w:vAlign w:val="top"/>
+          </w:tcPr>
+          <w:p>
+            <w:pPr>
+              <w:spacing w:after="20"/>
+              <w:jc w:val="left"/>
+            </w:pPr>
+            <w:r>
+              <w:rPr>
+                <w:b w:val="false"/>
+                <w:bCs w:val="false"/>
                 <w:sz w:val="16"/>
                 <w:szCs w:val="16"/>
               </w:rPr>
-              <w:t xml:space="preserve">ИОТ-18</w:t>
-            </w:r>
-          </w:p>
-        </w:tc>
-        <w:tc>
-          <w:tcPr>
-            <w:tcW w:type="dxa" w:w="1400"/>
-            <w:tcBorders>
-              <w:top w:val="single" w:color="808080" w:sz="4"/>
-              <w:left w:val="single" w:color="808080" w:sz="4"/>
-              <w:bottom w:val="single" w:color="808080" w:sz="4"/>
-              <w:right w:val="single" w:color="808080" w:sz="4"/>
-            </w:tcBorders>
-            <w:tcMar>
-              <w:top w:type="dxa" w:w="50"/>
-              <w:left w:type="dxa" w:w="90"/>
-              <w:bottom w:type="dxa" w:w="50"/>
-              <w:right w:type="dxa" w:w="90"/>
-            </w:tcMar>
-            <w:vAlign w:val="top"/>
-          </w:tcPr>
-          <w:p>
-            <w:pPr>
-              <w:spacing w:after="20"/>
-              <w:jc w:val="left"/>
-            </w:pPr>
-            <w:r>
-              <w:rPr>
-                <w:b w:val="false"/>
-                <w:bCs w:val="false"/>
-                <w:i/>
-                <w:iCs/>
+              <w:t xml:space="preserve">ИОТ-01 для оператора станков с ЧПУ; ИОТ-15 при работе с ручным электроинструментом; ИОТ-22 при работе с кран-балкой</w:t>
+            </w:r>
+          </w:p>
+        </w:tc>
+        <w:tc>
+          <w:tcPr>
+            <w:tcW w:type="dxa" w:w="900"/>
+            <w:tcBorders>
+              <w:top w:val="single" w:color="808080" w:sz="4"/>
+              <w:left w:val="single" w:color="808080" w:sz="4"/>
+              <w:bottom w:val="single" w:color="808080" w:sz="4"/>
+              <w:right w:val="single" w:color="808080" w:sz="4"/>
+            </w:tcBorders>
+            <w:tcMar>
+              <w:top w:type="dxa" w:w="50"/>
+              <w:left w:type="dxa" w:w="90"/>
+              <w:bottom w:type="dxa" w:w="50"/>
+              <w:right w:type="dxa" w:w="90"/>
+            </w:tcMar>
+            <w:vAlign w:val="top"/>
+          </w:tcPr>
+          <w:p>
+            <w:pPr>
+              <w:spacing w:after="20"/>
+              <w:jc w:val="left"/>
+            </w:pPr>
+            <w:r>
+              <w:rPr>
+                <w:b w:val="false"/>
+                <w:bCs w:val="false"/>
                 <w:sz w:val="16"/>
                 <w:szCs w:val="16"/>
               </w:rPr>
-              <w:t xml:space="preserve">Петров П.П., мастер участка мехобработки</w:t>
-            </w:r>
-          </w:p>
-        </w:tc>
-        <w:tc>
-          <w:tcPr>
-            <w:tcW w:type="dxa" w:w="750"/>
-            <w:tcBorders>
-              <w:top w:val="single" w:color="808080" w:sz="4"/>
-              <w:left w:val="single" w:color="808080" w:sz="4"/>
-              <w:bottom w:val="single" w:color="808080" w:sz="4"/>
-              <w:right w:val="single" w:color="808080" w:sz="4"/>
-            </w:tcBorders>
-            <w:tcMar>
-              <w:top w:type="dxa" w:w="50"/>
-              <w:left w:type="dxa" w:w="90"/>
-              <w:bottom w:type="dxa" w:w="50"/>
-              <w:right w:type="dxa" w:w="90"/>
-            </w:tcMar>
-            <w:vAlign w:val="top"/>
-          </w:tcPr>
-          <w:p>
-            <w:pPr>
-              <w:spacing w:after="20"/>
-              <w:jc w:val="left"/>
-            </w:pPr>
-            <w:r>
-              <w:rPr>
-                <w:b w:val="false"/>
-                <w:bCs w:val="false"/>
-                <w:i/>
-                <w:iCs/>
+              <w:t xml:space="preserve">[подпись]</w:t>
+            </w:r>
+          </w:p>
+        </w:tc>
+        <w:tc>
+          <w:tcPr>
+            <w:tcW w:type="dxa" w:w="900"/>
+            <w:tcBorders>
+              <w:top w:val="single" w:color="808080" w:sz="4"/>
+              <w:left w:val="single" w:color="808080" w:sz="4"/>
+              <w:bottom w:val="single" w:color="808080" w:sz="4"/>
+              <w:right w:val="single" w:color="808080" w:sz="4"/>
+            </w:tcBorders>
+            <w:tcMar>
+              <w:top w:type="dxa" w:w="50"/>
+              <w:left w:type="dxa" w:w="90"/>
+              <w:bottom w:type="dxa" w:w="50"/>
+              <w:right w:type="dxa" w:w="90"/>
+            </w:tcMar>
+            <w:vAlign w:val="top"/>
+          </w:tcPr>
+          <w:p>
+            <w:pPr>
+              <w:spacing w:after="20"/>
+              <w:jc w:val="left"/>
+            </w:pPr>
+            <w:r>
+              <w:rPr>
+                <w:b w:val="false"/>
+                <w:bCs w:val="false"/>
                 <w:sz w:val="16"/>
                 <w:szCs w:val="16"/>
               </w:rPr>
               <w:t xml:space="preserve">[подпись]</w:t>
-            </w:r>
-          </w:p>
-        </w:tc>
-        <w:tc>
-          <w:tcPr>
-            <w:tcW w:type="dxa" w:w="750"/>
-            <w:tcBorders>
-              <w:top w:val="single" w:color="808080" w:sz="4"/>
-              <w:left w:val="single" w:color="808080" w:sz="4"/>
-              <w:bottom w:val="single" w:color="808080" w:sz="4"/>
-              <w:right w:val="single" w:color="808080" w:sz="4"/>
-            </w:tcBorders>
-            <w:tcMar>
-              <w:top w:type="dxa" w:w="50"/>
-              <w:left w:type="dxa" w:w="90"/>
-              <w:bottom w:type="dxa" w:w="50"/>
-              <w:right w:type="dxa" w:w="90"/>
-            </w:tcMar>
-            <w:vAlign w:val="top"/>
-          </w:tcPr>
-          <w:p>
-            <w:pPr>
-              <w:spacing w:after="20"/>
-              <w:jc w:val="left"/>
-            </w:pPr>
-            <w:r>
-              <w:rPr>
-                <w:b w:val="false"/>
-                <w:bCs w:val="false"/>
-                <w:i/>
-                <w:iCs/>
-                <w:sz w:val="16"/>
-                <w:szCs w:val="16"/>
-              </w:rPr>
-              <w:t xml:space="preserve">[подпись]</w:t>
-            </w:r>
-          </w:p>
-        </w:tc>
-        <w:tc>
-          <w:tcPr>
-            <w:tcW w:type="dxa" w:w="1150"/>
-            <w:tcBorders>
-              <w:top w:val="single" w:color="808080" w:sz="4"/>
-              <w:left w:val="single" w:color="808080" w:sz="4"/>
-              <w:bottom w:val="single" w:color="808080" w:sz="4"/>
-              <w:right w:val="single" w:color="808080" w:sz="4"/>
-            </w:tcBorders>
-            <w:tcMar>
-              <w:top w:type="dxa" w:w="50"/>
-              <w:left w:type="dxa" w:w="90"/>
-              <w:bottom w:type="dxa" w:w="50"/>
-              <w:right w:type="dxa" w:w="90"/>
-            </w:tcMar>
-            <w:vAlign w:val="top"/>
-          </w:tcPr>
-          <w:p>
-            <w:pPr>
-              <w:spacing w:after="20"/>
-              <w:jc w:val="left"/>
-            </w:pPr>
-            <w:r>
-              <w:rPr>
-                <w:b w:val="false"/>
-                <w:bCs w:val="false"/>
-                <w:i/>
-                <w:iCs/>
-                <w:sz w:val="16"/>
-                <w:szCs w:val="16"/>
-              </w:rPr>
-              <w:t xml:space="preserve">—</w:t>
-            </w:r>
-          </w:p>
-        </w:tc>
-        <w:tc>
-          <w:tcPr>
-            <w:tcW w:type="dxa" w:w="850"/>
-            <w:tcBorders>
-              <w:top w:val="single" w:color="808080" w:sz="4"/>
-              <w:left w:val="single" w:color="808080" w:sz="4"/>
-              <w:bottom w:val="single" w:color="808080" w:sz="4"/>
-              <w:right w:val="single" w:color="808080" w:sz="4"/>
-            </w:tcBorders>
-            <w:tcMar>
-              <w:top w:type="dxa" w:w="50"/>
-              <w:left w:type="dxa" w:w="90"/>
-              <w:bottom w:type="dxa" w:w="50"/>
-              <w:right w:type="dxa" w:w="90"/>
-            </w:tcMar>
-            <w:vAlign w:val="top"/>
-          </w:tcPr>
-          <w:p>
-            <w:pPr>
-              <w:spacing w:after="20"/>
-              <w:jc w:val="left"/>
-            </w:pPr>
-            <w:r>
-              <w:rPr>
-                <w:b w:val="false"/>
-                <w:bCs w:val="false"/>
-                <w:i/>
-                <w:iCs/>
-                <w:sz w:val="16"/>
-                <w:szCs w:val="16"/>
-              </w:rPr>
-              <w:t xml:space="preserve">—</w:t>
-            </w:r>
-          </w:p>
-        </w:tc>
-        <w:tc>
-          <w:tcPr>
-            <w:tcW w:type="dxa" w:w="936"/>
-            <w:tcBorders>
-              <w:top w:val="single" w:color="808080" w:sz="4"/>
-              <w:left w:val="single" w:color="808080" w:sz="4"/>
-              <w:bottom w:val="single" w:color="808080" w:sz="4"/>
-              <w:right w:val="single" w:color="808080" w:sz="4"/>
-            </w:tcBorders>
-            <w:tcMar>
-              <w:top w:type="dxa" w:w="50"/>
-              <w:left w:type="dxa" w:w="90"/>
-              <w:bottom w:type="dxa" w:w="50"/>
-              <w:right w:type="dxa" w:w="90"/>
-            </w:tcMar>
-            <w:vAlign w:val="top"/>
-          </w:tcPr>
-          <w:p>
-            <w:pPr>
-              <w:spacing w:after="20"/>
-              <w:jc w:val="left"/>
-            </w:pPr>
-            <w:r>
-              <w:rPr>
-                <w:b w:val="false"/>
-                <w:bCs w:val="false"/>
-                <w:i/>
-                <w:iCs/>
-                <w:sz w:val="16"/>
-                <w:szCs w:val="16"/>
-              </w:rPr>
-              <w:t xml:space="preserve">Петров П.П. [подпись] 10.11.2026</w:t>
             </w:r>
           </w:p>
         </w:tc>
@@ -6794,347 +4711,327 @@
         </w:trPr>
         <w:tc>
           <w:tcPr>
-            <w:tcW w:type="dxa" w:w="450"/>
-            <w:tcBorders>
-              <w:top w:val="single" w:color="808080" w:sz="4"/>
-              <w:left w:val="single" w:color="808080" w:sz="4"/>
-              <w:bottom w:val="single" w:color="808080" w:sz="4"/>
-              <w:right w:val="single" w:color="808080" w:sz="4"/>
-            </w:tcBorders>
-            <w:tcMar>
-              <w:top w:type="dxa" w:w="50"/>
-              <w:left w:type="dxa" w:w="90"/>
-              <w:bottom w:type="dxa" w:w="50"/>
-              <w:right w:type="dxa" w:w="90"/>
-            </w:tcMar>
-            <w:vAlign w:val="top"/>
-          </w:tcPr>
-          <w:p>
-            <w:pPr>
-              <w:spacing w:after="20"/>
-              <w:jc w:val="left"/>
-            </w:pPr>
-            <w:r>
-              <w:rPr>
-                <w:b w:val="false"/>
-                <w:bCs w:val="false"/>
-                <w:i/>
-                <w:iCs/>
+            <w:tcW w:type="dxa" w:w="1100"/>
+            <w:tcBorders>
+              <w:top w:val="single" w:color="808080" w:sz="4"/>
+              <w:left w:val="single" w:color="808080" w:sz="4"/>
+              <w:bottom w:val="single" w:color="808080" w:sz="4"/>
+              <w:right w:val="single" w:color="808080" w:sz="4"/>
+            </w:tcBorders>
+            <w:tcMar>
+              <w:top w:type="dxa" w:w="50"/>
+              <w:left w:type="dxa" w:w="90"/>
+              <w:bottom w:type="dxa" w:w="50"/>
+              <w:right w:type="dxa" w:w="90"/>
+            </w:tcMar>
+            <w:vAlign w:val="top"/>
+          </w:tcPr>
+          <w:p>
+            <w:pPr>
+              <w:spacing w:after="20"/>
+              <w:jc w:val="left"/>
+            </w:pPr>
+            <w:r>
+              <w:rPr>
+                <w:b w:val="false"/>
+                <w:bCs w:val="false"/>
                 <w:sz w:val="16"/>
                 <w:szCs w:val="16"/>
               </w:rPr>
-              <w:t xml:space="preserve">3</w:t>
-            </w:r>
-          </w:p>
-        </w:tc>
-        <w:tc>
-          <w:tcPr>
-            <w:tcW w:type="dxa" w:w="1000"/>
-            <w:tcBorders>
-              <w:top w:val="single" w:color="808080" w:sz="4"/>
-              <w:left w:val="single" w:color="808080" w:sz="4"/>
-              <w:bottom w:val="single" w:color="808080" w:sz="4"/>
-              <w:right w:val="single" w:color="808080" w:sz="4"/>
-            </w:tcBorders>
-            <w:tcMar>
-              <w:top w:type="dxa" w:w="50"/>
-              <w:left w:type="dxa" w:w="90"/>
-              <w:bottom w:type="dxa" w:w="50"/>
-              <w:right w:type="dxa" w:w="90"/>
-            </w:tcMar>
-            <w:vAlign w:val="top"/>
-          </w:tcPr>
-          <w:p>
-            <w:pPr>
-              <w:spacing w:after="20"/>
-              <w:jc w:val="left"/>
-            </w:pPr>
-            <w:r>
-              <w:rPr>
-                <w:b w:val="false"/>
-                <w:bCs w:val="false"/>
-                <w:i/>
-                <w:iCs/>
+              <w:t xml:space="preserve">10.11.2026</w:t>
+            </w:r>
+          </w:p>
+        </w:tc>
+        <w:tc>
+          <w:tcPr>
+            <w:tcW w:type="dxa" w:w="1900"/>
+            <w:tcBorders>
+              <w:top w:val="single" w:color="808080" w:sz="4"/>
+              <w:left w:val="single" w:color="808080" w:sz="4"/>
+              <w:bottom w:val="single" w:color="808080" w:sz="4"/>
+              <w:right w:val="single" w:color="808080" w:sz="4"/>
+            </w:tcBorders>
+            <w:tcMar>
+              <w:top w:type="dxa" w:w="50"/>
+              <w:left w:type="dxa" w:w="90"/>
+              <w:bottom w:type="dxa" w:w="50"/>
+              <w:right w:type="dxa" w:w="90"/>
+            </w:tcMar>
+            <w:vAlign w:val="top"/>
+          </w:tcPr>
+          <w:p>
+            <w:pPr>
+              <w:spacing w:after="20"/>
+              <w:jc w:val="left"/>
+            </w:pPr>
+            <w:r>
+              <w:rPr>
+                <w:b w:val="false"/>
+                <w:bCs w:val="false"/>
                 <w:sz w:val="16"/>
                 <w:szCs w:val="16"/>
               </w:rPr>
-              <w:t xml:space="preserve">10.03.2027</w:t>
-            </w:r>
-          </w:p>
-        </w:tc>
-        <w:tc>
-          <w:tcPr>
-            <w:tcW w:type="dxa" w:w="1650"/>
-            <w:tcBorders>
-              <w:top w:val="single" w:color="808080" w:sz="4"/>
-              <w:left w:val="single" w:color="808080" w:sz="4"/>
-              <w:bottom w:val="single" w:color="808080" w:sz="4"/>
-              <w:right w:val="single" w:color="808080" w:sz="4"/>
-            </w:tcBorders>
-            <w:tcMar>
-              <w:top w:type="dxa" w:w="50"/>
-              <w:left w:type="dxa" w:w="90"/>
-              <w:bottom w:type="dxa" w:w="50"/>
-              <w:right w:type="dxa" w:w="90"/>
-            </w:tcMar>
-            <w:vAlign w:val="top"/>
-          </w:tcPr>
-          <w:p>
-            <w:pPr>
-              <w:spacing w:after="20"/>
-              <w:jc w:val="left"/>
-            </w:pPr>
-            <w:r>
-              <w:rPr>
-                <w:b w:val="false"/>
-                <w:bCs w:val="false"/>
-                <w:i/>
-                <w:iCs/>
+              <w:t xml:space="preserve">Кузнецов Олег Михайлович</w:t>
+            </w:r>
+          </w:p>
+        </w:tc>
+        <w:tc>
+          <w:tcPr>
+            <w:tcW w:type="dxa" w:w="1700"/>
+            <w:tcBorders>
+              <w:top w:val="single" w:color="808080" w:sz="4"/>
+              <w:left w:val="single" w:color="808080" w:sz="4"/>
+              <w:bottom w:val="single" w:color="808080" w:sz="4"/>
+              <w:right w:val="single" w:color="808080" w:sz="4"/>
+            </w:tcBorders>
+            <w:tcMar>
+              <w:top w:type="dxa" w:w="50"/>
+              <w:left w:type="dxa" w:w="90"/>
+              <w:bottom w:type="dxa" w:w="50"/>
+              <w:right w:type="dxa" w:w="90"/>
+            </w:tcMar>
+            <w:vAlign w:val="top"/>
+          </w:tcPr>
+          <w:p>
+            <w:pPr>
+              <w:spacing w:after="20"/>
+              <w:jc w:val="left"/>
+            </w:pPr>
+            <w:r>
+              <w:rPr>
+                <w:b w:val="false"/>
+                <w:bCs w:val="false"/>
                 <w:sz w:val="16"/>
                 <w:szCs w:val="16"/>
               </w:rPr>
-              <w:t xml:space="preserve">Сидоров Алексей Петрович</w:t>
-            </w:r>
-          </w:p>
-        </w:tc>
-        <w:tc>
-          <w:tcPr>
-            <w:tcW w:type="dxa" w:w="1000"/>
-            <w:tcBorders>
-              <w:top w:val="single" w:color="808080" w:sz="4"/>
-              <w:left w:val="single" w:color="808080" w:sz="4"/>
-              <w:bottom w:val="single" w:color="808080" w:sz="4"/>
-              <w:right w:val="single" w:color="808080" w:sz="4"/>
-            </w:tcBorders>
-            <w:tcMar>
-              <w:top w:type="dxa" w:w="50"/>
-              <w:left w:type="dxa" w:w="90"/>
-              <w:bottom w:type="dxa" w:w="50"/>
-              <w:right w:type="dxa" w:w="90"/>
-            </w:tcMar>
-            <w:vAlign w:val="top"/>
-          </w:tcPr>
-          <w:p>
-            <w:pPr>
-              <w:spacing w:after="20"/>
-              <w:jc w:val="left"/>
-            </w:pPr>
-            <w:r>
-              <w:rPr>
-                <w:b w:val="false"/>
-                <w:bCs w:val="false"/>
-                <w:i/>
-                <w:iCs/>
+              <w:t xml:space="preserve">Оператор станков с ЧПУ 5 разряда</w:t>
+            </w:r>
+          </w:p>
+        </w:tc>
+        <w:tc>
+          <w:tcPr>
+            <w:tcW w:type="dxa" w:w="1250"/>
+            <w:tcBorders>
+              <w:top w:val="single" w:color="808080" w:sz="4"/>
+              <w:left w:val="single" w:color="808080" w:sz="4"/>
+              <w:bottom w:val="single" w:color="808080" w:sz="4"/>
+              <w:right w:val="single" w:color="808080" w:sz="4"/>
+            </w:tcBorders>
+            <w:tcMar>
+              <w:top w:type="dxa" w:w="50"/>
+              <w:left w:type="dxa" w:w="90"/>
+              <w:bottom w:type="dxa" w:w="50"/>
+              <w:right w:type="dxa" w:w="90"/>
+            </w:tcMar>
+            <w:vAlign w:val="top"/>
+          </w:tcPr>
+          <w:p>
+            <w:pPr>
+              <w:spacing w:after="20"/>
+              <w:jc w:val="left"/>
+            </w:pPr>
+            <w:r>
+              <w:rPr>
+                <w:b w:val="false"/>
+                <w:bCs w:val="false"/>
                 <w:sz w:val="16"/>
                 <w:szCs w:val="16"/>
               </w:rPr>
-              <w:t xml:space="preserve">15.03.1995</w:t>
-            </w:r>
-          </w:p>
-        </w:tc>
-        <w:tc>
-          <w:tcPr>
-            <w:tcW w:type="dxa" w:w="1500"/>
-            <w:tcBorders>
-              <w:top w:val="single" w:color="808080" w:sz="4"/>
-              <w:left w:val="single" w:color="808080" w:sz="4"/>
-              <w:bottom w:val="single" w:color="808080" w:sz="4"/>
-              <w:right w:val="single" w:color="808080" w:sz="4"/>
-            </w:tcBorders>
-            <w:tcMar>
-              <w:top w:type="dxa" w:w="50"/>
-              <w:left w:type="dxa" w:w="90"/>
-              <w:bottom w:type="dxa" w:w="50"/>
-              <w:right w:type="dxa" w:w="90"/>
-            </w:tcMar>
-            <w:vAlign w:val="top"/>
-          </w:tcPr>
-          <w:p>
-            <w:pPr>
-              <w:spacing w:after="20"/>
-              <w:jc w:val="left"/>
-            </w:pPr>
-            <w:r>
-              <w:rPr>
-                <w:b w:val="false"/>
-                <w:bCs w:val="false"/>
-                <w:i/>
-                <w:iCs/>
+              <w:t xml:space="preserve">20.07.1988</w:t>
+            </w:r>
+          </w:p>
+        </w:tc>
+        <w:tc>
+          <w:tcPr>
+            <w:tcW w:type="dxa" w:w="1250"/>
+            <w:tcBorders>
+              <w:top w:val="single" w:color="808080" w:sz="4"/>
+              <w:left w:val="single" w:color="808080" w:sz="4"/>
+              <w:bottom w:val="single" w:color="808080" w:sz="4"/>
+              <w:right w:val="single" w:color="808080" w:sz="4"/>
+            </w:tcBorders>
+            <w:tcMar>
+              <w:top w:type="dxa" w:w="50"/>
+              <w:left w:type="dxa" w:w="90"/>
+              <w:bottom w:type="dxa" w:w="50"/>
+              <w:right w:type="dxa" w:w="90"/>
+            </w:tcMar>
+            <w:vAlign w:val="top"/>
+          </w:tcPr>
+          <w:p>
+            <w:pPr>
+              <w:spacing w:after="20"/>
+              <w:jc w:val="left"/>
+            </w:pPr>
+            <w:r>
+              <w:rPr>
+                <w:b w:val="false"/>
+                <w:bCs w:val="false"/>
                 <w:sz w:val="16"/>
                 <w:szCs w:val="16"/>
               </w:rPr>
-              <w:t xml:space="preserve">Оператор станков с ЧПУ 4 разряда</w:t>
-            </w:r>
-          </w:p>
-        </w:tc>
-        <w:tc>
-          <w:tcPr>
-            <w:tcW w:type="dxa" w:w="1150"/>
-            <w:tcBorders>
-              <w:top w:val="single" w:color="808080" w:sz="4"/>
-              <w:left w:val="single" w:color="808080" w:sz="4"/>
-              <w:bottom w:val="single" w:color="808080" w:sz="4"/>
-              <w:right w:val="single" w:color="808080" w:sz="4"/>
-            </w:tcBorders>
-            <w:tcMar>
-              <w:top w:type="dxa" w:w="50"/>
-              <w:left w:type="dxa" w:w="90"/>
-              <w:bottom w:type="dxa" w:w="50"/>
-              <w:right w:type="dxa" w:w="90"/>
-            </w:tcMar>
-            <w:vAlign w:val="top"/>
-          </w:tcPr>
-          <w:p>
-            <w:pPr>
-              <w:spacing w:after="20"/>
-              <w:jc w:val="left"/>
-            </w:pPr>
-            <w:r>
-              <w:rPr>
-                <w:b w:val="false"/>
-                <w:bCs w:val="false"/>
-                <w:i/>
-                <w:iCs/>
+              <w:t xml:space="preserve">внеплановый</w:t>
+            </w:r>
+          </w:p>
+        </w:tc>
+        <w:tc>
+          <w:tcPr>
+            <w:tcW w:type="dxa" w:w="1700"/>
+            <w:tcBorders>
+              <w:top w:val="single" w:color="808080" w:sz="4"/>
+              <w:left w:val="single" w:color="808080" w:sz="4"/>
+              <w:bottom w:val="single" w:color="808080" w:sz="4"/>
+              <w:right w:val="single" w:color="808080" w:sz="4"/>
+            </w:tcBorders>
+            <w:tcMar>
+              <w:top w:type="dxa" w:w="50"/>
+              <w:left w:type="dxa" w:w="90"/>
+              <w:bottom w:type="dxa" w:w="50"/>
+              <w:right w:type="dxa" w:w="90"/>
+            </w:tcMar>
+            <w:vAlign w:val="top"/>
+          </w:tcPr>
+          <w:p>
+            <w:pPr>
+              <w:spacing w:after="20"/>
+              <w:jc w:val="left"/>
+            </w:pPr>
+            <w:r>
+              <w:rPr>
+                <w:b w:val="false"/>
+                <w:bCs w:val="false"/>
                 <w:sz w:val="16"/>
                 <w:szCs w:val="16"/>
               </w:rPr>
-              <w:t xml:space="preserve">повторный</w:t>
-            </w:r>
-          </w:p>
-        </w:tc>
-        <w:tc>
-          <w:tcPr>
-            <w:tcW w:type="dxa" w:w="1050"/>
-            <w:tcBorders>
-              <w:top w:val="single" w:color="808080" w:sz="4"/>
-              <w:left w:val="single" w:color="808080" w:sz="4"/>
-              <w:bottom w:val="single" w:color="808080" w:sz="4"/>
-              <w:right w:val="single" w:color="808080" w:sz="4"/>
-            </w:tcBorders>
-            <w:tcMar>
-              <w:top w:type="dxa" w:w="50"/>
-              <w:left w:type="dxa" w:w="90"/>
-              <w:bottom w:type="dxa" w:w="50"/>
-              <w:right w:type="dxa" w:w="90"/>
-            </w:tcMar>
-            <w:vAlign w:val="top"/>
-          </w:tcPr>
-          <w:p>
-            <w:pPr>
-              <w:spacing w:after="20"/>
-              <w:jc w:val="left"/>
-            </w:pPr>
-            <w:r>
-              <w:rPr>
-                <w:b w:val="false"/>
-                <w:bCs w:val="false"/>
-                <w:i/>
-                <w:iCs/>
+              <w:t xml:space="preserve">Введение новой редакции ИОТ-15</w:t>
+            </w:r>
+          </w:p>
+        </w:tc>
+        <w:tc>
+          <w:tcPr>
+            <w:tcW w:type="dxa" w:w="1900"/>
+            <w:tcBorders>
+              <w:top w:val="single" w:color="808080" w:sz="4"/>
+              <w:left w:val="single" w:color="808080" w:sz="4"/>
+              <w:bottom w:val="single" w:color="808080" w:sz="4"/>
+              <w:right w:val="single" w:color="808080" w:sz="4"/>
+            </w:tcBorders>
+            <w:tcMar>
+              <w:top w:type="dxa" w:w="50"/>
+              <w:left w:type="dxa" w:w="90"/>
+              <w:bottom w:type="dxa" w:w="50"/>
+              <w:right w:type="dxa" w:w="90"/>
+            </w:tcMar>
+            <w:vAlign w:val="top"/>
+          </w:tcPr>
+          <w:p>
+            <w:pPr>
+              <w:spacing w:after="20"/>
+              <w:jc w:val="left"/>
+            </w:pPr>
+            <w:r>
+              <w:rPr>
+                <w:b w:val="false"/>
+                <w:bCs w:val="false"/>
                 <w:sz w:val="16"/>
                 <w:szCs w:val="16"/>
               </w:rPr>
-              <w:t xml:space="preserve">—</w:t>
-            </w:r>
-          </w:p>
-        </w:tc>
-        <w:tc>
-          <w:tcPr>
-            <w:tcW w:type="dxa" w:w="1450"/>
-            <w:tcBorders>
-              <w:top w:val="single" w:color="808080" w:sz="4"/>
-              <w:left w:val="single" w:color="808080" w:sz="4"/>
-              <w:bottom w:val="single" w:color="808080" w:sz="4"/>
-              <w:right w:val="single" w:color="808080" w:sz="4"/>
-            </w:tcBorders>
-            <w:tcMar>
-              <w:top w:type="dxa" w:w="50"/>
-              <w:left w:type="dxa" w:w="90"/>
-              <w:bottom w:type="dxa" w:w="50"/>
-              <w:right w:type="dxa" w:w="90"/>
-            </w:tcMar>
-            <w:vAlign w:val="top"/>
-          </w:tcPr>
-          <w:p>
-            <w:pPr>
-              <w:spacing w:after="20"/>
-              <w:jc w:val="left"/>
-            </w:pPr>
-            <w:r>
-              <w:rPr>
-                <w:b w:val="false"/>
-                <w:bCs w:val="false"/>
-                <w:i/>
-                <w:iCs/>
+              <w:t xml:space="preserve">Петров Пётр Петрович, мастер участка</w:t>
+            </w:r>
+          </w:p>
+        </w:tc>
+        <w:tc>
+          <w:tcPr>
+            <w:tcW w:type="dxa" w:w="2536"/>
+            <w:tcBorders>
+              <w:top w:val="single" w:color="808080" w:sz="4"/>
+              <w:left w:val="single" w:color="808080" w:sz="4"/>
+              <w:bottom w:val="single" w:color="808080" w:sz="4"/>
+              <w:right w:val="single" w:color="808080" w:sz="4"/>
+            </w:tcBorders>
+            <w:tcMar>
+              <w:top w:type="dxa" w:w="50"/>
+              <w:left w:type="dxa" w:w="90"/>
+              <w:bottom w:type="dxa" w:w="50"/>
+              <w:right w:type="dxa" w:w="90"/>
+            </w:tcMar>
+            <w:vAlign w:val="top"/>
+          </w:tcPr>
+          <w:p>
+            <w:pPr>
+              <w:spacing w:after="20"/>
+              <w:jc w:val="left"/>
+            </w:pPr>
+            <w:r>
+              <w:rPr>
+                <w:b w:val="false"/>
+                <w:bCs w:val="false"/>
                 <w:sz w:val="16"/>
                 <w:szCs w:val="16"/>
               </w:rPr>
-              <w:t xml:space="preserve">ИОТ-01, ИОТ-15, ИОТ-22</w:t>
-            </w:r>
-          </w:p>
-        </w:tc>
-        <w:tc>
-          <w:tcPr>
-            <w:tcW w:type="dxa" w:w="1400"/>
-            <w:tcBorders>
-              <w:top w:val="single" w:color="808080" w:sz="4"/>
-              <w:left w:val="single" w:color="808080" w:sz="4"/>
-              <w:bottom w:val="single" w:color="808080" w:sz="4"/>
-              <w:right w:val="single" w:color="808080" w:sz="4"/>
-            </w:tcBorders>
-            <w:tcMar>
-              <w:top w:type="dxa" w:w="50"/>
-              <w:left w:type="dxa" w:w="90"/>
-              <w:bottom w:type="dxa" w:w="50"/>
-              <w:right w:type="dxa" w:w="90"/>
-            </w:tcMar>
-            <w:vAlign w:val="top"/>
-          </w:tcPr>
-          <w:p>
-            <w:pPr>
-              <w:spacing w:after="20"/>
-              <w:jc w:val="left"/>
-            </w:pPr>
-            <w:r>
-              <w:rPr>
-                <w:b w:val="false"/>
-                <w:bCs w:val="false"/>
-                <w:i/>
-                <w:iCs/>
+              <w:t xml:space="preserve">ИОТ-15 при работе с ручным электроинструментом</w:t>
+            </w:r>
+          </w:p>
+        </w:tc>
+        <w:tc>
+          <w:tcPr>
+            <w:tcW w:type="dxa" w:w="900"/>
+            <w:tcBorders>
+              <w:top w:val="single" w:color="808080" w:sz="4"/>
+              <w:left w:val="single" w:color="808080" w:sz="4"/>
+              <w:bottom w:val="single" w:color="808080" w:sz="4"/>
+              <w:right w:val="single" w:color="808080" w:sz="4"/>
+            </w:tcBorders>
+            <w:tcMar>
+              <w:top w:type="dxa" w:w="50"/>
+              <w:left w:type="dxa" w:w="90"/>
+              <w:bottom w:type="dxa" w:w="50"/>
+              <w:right w:type="dxa" w:w="90"/>
+            </w:tcMar>
+            <w:vAlign w:val="top"/>
+          </w:tcPr>
+          <w:p>
+            <w:pPr>
+              <w:spacing w:after="20"/>
+              <w:jc w:val="left"/>
+            </w:pPr>
+            <w:r>
+              <w:rPr>
+                <w:b w:val="false"/>
+                <w:bCs w:val="false"/>
                 <w:sz w:val="16"/>
                 <w:szCs w:val="16"/>
               </w:rPr>
-              <w:t xml:space="preserve">Петров П.П., мастер участка мехобработки</w:t>
-            </w:r>
-          </w:p>
-        </w:tc>
-        <w:tc>
-          <w:tcPr>
-            <w:tcW w:type="dxa" w:w="750"/>
-            <w:tcBorders>
-              <w:top w:val="single" w:color="808080" w:sz="4"/>
-              <w:left w:val="single" w:color="808080" w:sz="4"/>
-              <w:bottom w:val="single" w:color="808080" w:sz="4"/>
-              <w:right w:val="single" w:color="808080" w:sz="4"/>
-            </w:tcBorders>
-            <w:tcMar>
-              <w:top w:type="dxa" w:w="50"/>
-              <w:left w:type="dxa" w:w="90"/>
-              <w:bottom w:type="dxa" w:w="50"/>
-              <w:right w:type="dxa" w:w="90"/>
-            </w:tcMar>
-            <w:vAlign w:val="top"/>
-          </w:tcPr>
-          <w:p>
-            <w:pPr>
-              <w:spacing w:after="20"/>
-              <w:jc w:val="left"/>
-            </w:pPr>
-            <w:r>
-              <w:rPr>
-                <w:b w:val="false"/>
-                <w:bCs w:val="false"/>
-                <w:i/>
-                <w:iCs/>
+              <w:t xml:space="preserve">[подпись]</w:t>
+            </w:r>
+          </w:p>
+        </w:tc>
+        <w:tc>
+          <w:tcPr>
+            <w:tcW w:type="dxa" w:w="900"/>
+            <w:tcBorders>
+              <w:top w:val="single" w:color="808080" w:sz="4"/>
+              <w:left w:val="single" w:color="808080" w:sz="4"/>
+              <w:bottom w:val="single" w:color="808080" w:sz="4"/>
+              <w:right w:val="single" w:color="808080" w:sz="4"/>
+            </w:tcBorders>
+            <w:tcMar>
+              <w:top w:type="dxa" w:w="50"/>
+              <w:left w:type="dxa" w:w="90"/>
+              <w:bottom w:type="dxa" w:w="50"/>
+              <w:right w:type="dxa" w:w="90"/>
+            </w:tcMar>
+            <w:vAlign w:val="top"/>
+          </w:tcPr>
+          <w:p>
+            <w:pPr>
+              <w:spacing w:after="20"/>
+              <w:jc w:val="left"/>
+            </w:pPr>
+            <w:r>
+              <w:rPr>
+                <w:b w:val="false"/>
+                <w:bCs w:val="false"/>
                 <w:sz w:val="16"/>
                 <w:szCs w:val="16"/>
               </w:rPr>
@@ -7142,143 +5039,675 @@
             </w:r>
           </w:p>
         </w:tc>
-        <w:tc>
-          <w:tcPr>
-            <w:tcW w:type="dxa" w:w="750"/>
-            <w:tcBorders>
-              <w:top w:val="single" w:color="808080" w:sz="4"/>
-              <w:left w:val="single" w:color="808080" w:sz="4"/>
-              <w:bottom w:val="single" w:color="808080" w:sz="4"/>
-              <w:right w:val="single" w:color="808080" w:sz="4"/>
-            </w:tcBorders>
-            <w:tcMar>
-              <w:top w:type="dxa" w:w="50"/>
-              <w:left w:type="dxa" w:w="90"/>
-              <w:bottom w:type="dxa" w:w="50"/>
-              <w:right w:type="dxa" w:w="90"/>
-            </w:tcMar>
-            <w:vAlign w:val="top"/>
-          </w:tcPr>
-          <w:p>
-            <w:pPr>
-              <w:spacing w:after="20"/>
-              <w:jc w:val="left"/>
-            </w:pPr>
-            <w:r>
-              <w:rPr>
-                <w:b w:val="false"/>
-                <w:bCs w:val="false"/>
-                <w:i/>
-                <w:iCs/>
+      </w:tr>
+      <w:tr>
+        <w:trPr>
+          <w:cantSplit/>
+          <w:tblHeader w:val="false"/>
+        </w:trPr>
+        <w:tc>
+          <w:tcPr>
+            <w:tcW w:type="dxa" w:w="1100"/>
+            <w:tcBorders>
+              <w:top w:val="single" w:color="808080" w:sz="4"/>
+              <w:left w:val="single" w:color="808080" w:sz="4"/>
+              <w:bottom w:val="single" w:color="808080" w:sz="4"/>
+              <w:right w:val="single" w:color="808080" w:sz="4"/>
+            </w:tcBorders>
+            <w:tcMar>
+              <w:top w:type="dxa" w:w="50"/>
+              <w:left w:type="dxa" w:w="90"/>
+              <w:bottom w:type="dxa" w:w="50"/>
+              <w:right w:type="dxa" w:w="90"/>
+            </w:tcMar>
+            <w:vAlign w:val="top"/>
+          </w:tcPr>
+          <w:p>
+            <w:pPr>
+              <w:spacing w:after="20"/>
+              <w:jc w:val="left"/>
+            </w:pPr>
+            <w:r>
+              <w:rPr>
+                <w:b w:val="false"/>
+                <w:bCs w:val="false"/>
                 <w:sz w:val="16"/>
                 <w:szCs w:val="16"/>
               </w:rPr>
-              <w:t xml:space="preserve">[подпись]</w:t>
-            </w:r>
-          </w:p>
-        </w:tc>
-        <w:tc>
-          <w:tcPr>
-            <w:tcW w:type="dxa" w:w="1150"/>
-            <w:tcBorders>
-              <w:top w:val="single" w:color="808080" w:sz="4"/>
-              <w:left w:val="single" w:color="808080" w:sz="4"/>
-              <w:bottom w:val="single" w:color="808080" w:sz="4"/>
-              <w:right w:val="single" w:color="808080" w:sz="4"/>
-            </w:tcBorders>
-            <w:tcMar>
-              <w:top w:type="dxa" w:w="50"/>
-              <w:left w:type="dxa" w:w="90"/>
-              <w:bottom w:type="dxa" w:w="50"/>
-              <w:right w:type="dxa" w:w="90"/>
-            </w:tcMar>
-            <w:vAlign w:val="top"/>
-          </w:tcPr>
-          <w:p>
-            <w:pPr>
-              <w:spacing w:after="20"/>
-              <w:jc w:val="left"/>
-            </w:pPr>
-            <w:r>
-              <w:rPr>
-                <w:b w:val="false"/>
-                <w:bCs w:val="false"/>
-                <w:i/>
-                <w:iCs/>
+              <w:t xml:space="preserve">10.12.2026</w:t>
+            </w:r>
+          </w:p>
+        </w:tc>
+        <w:tc>
+          <w:tcPr>
+            <w:tcW w:type="dxa" w:w="1900"/>
+            <w:tcBorders>
+              <w:top w:val="single" w:color="808080" w:sz="4"/>
+              <w:left w:val="single" w:color="808080" w:sz="4"/>
+              <w:bottom w:val="single" w:color="808080" w:sz="4"/>
+              <w:right w:val="single" w:color="808080" w:sz="4"/>
+            </w:tcBorders>
+            <w:tcMar>
+              <w:top w:type="dxa" w:w="50"/>
+              <w:left w:type="dxa" w:w="90"/>
+              <w:bottom w:type="dxa" w:w="50"/>
+              <w:right w:type="dxa" w:w="90"/>
+            </w:tcMar>
+            <w:vAlign w:val="top"/>
+          </w:tcPr>
+          <w:p>
+            <w:pPr>
+              <w:spacing w:after="20"/>
+              <w:jc w:val="left"/>
+            </w:pPr>
+            <w:r>
+              <w:rPr>
+                <w:b w:val="false"/>
+                <w:bCs w:val="false"/>
                 <w:sz w:val="16"/>
                 <w:szCs w:val="16"/>
               </w:rPr>
-              <w:t xml:space="preserve">—</w:t>
-            </w:r>
-          </w:p>
-        </w:tc>
-        <w:tc>
-          <w:tcPr>
-            <w:tcW w:type="dxa" w:w="850"/>
-            <w:tcBorders>
-              <w:top w:val="single" w:color="808080" w:sz="4"/>
-              <w:left w:val="single" w:color="808080" w:sz="4"/>
-              <w:bottom w:val="single" w:color="808080" w:sz="4"/>
-              <w:right w:val="single" w:color="808080" w:sz="4"/>
-            </w:tcBorders>
-            <w:tcMar>
-              <w:top w:type="dxa" w:w="50"/>
-              <w:left w:type="dxa" w:w="90"/>
-              <w:bottom w:type="dxa" w:w="50"/>
-              <w:right w:type="dxa" w:w="90"/>
-            </w:tcMar>
-            <w:vAlign w:val="top"/>
-          </w:tcPr>
-          <w:p>
-            <w:pPr>
-              <w:spacing w:after="20"/>
-              <w:jc w:val="left"/>
-            </w:pPr>
-            <w:r>
-              <w:rPr>
-                <w:b w:val="false"/>
-                <w:bCs w:val="false"/>
-                <w:i/>
-                <w:iCs/>
+              <w:t xml:space="preserve">Сидоров Алексей Петрович</w:t>
+            </w:r>
+          </w:p>
+        </w:tc>
+        <w:tc>
+          <w:tcPr>
+            <w:tcW w:type="dxa" w:w="1700"/>
+            <w:tcBorders>
+              <w:top w:val="single" w:color="808080" w:sz="4"/>
+              <w:left w:val="single" w:color="808080" w:sz="4"/>
+              <w:bottom w:val="single" w:color="808080" w:sz="4"/>
+              <w:right w:val="single" w:color="808080" w:sz="4"/>
+            </w:tcBorders>
+            <w:tcMar>
+              <w:top w:type="dxa" w:w="50"/>
+              <w:left w:type="dxa" w:w="90"/>
+              <w:bottom w:type="dxa" w:w="50"/>
+              <w:right w:type="dxa" w:w="90"/>
+            </w:tcMar>
+            <w:vAlign w:val="top"/>
+          </w:tcPr>
+          <w:p>
+            <w:pPr>
+              <w:spacing w:after="20"/>
+              <w:jc w:val="left"/>
+            </w:pPr>
+            <w:r>
+              <w:rPr>
+                <w:b w:val="false"/>
+                <w:bCs w:val="false"/>
                 <w:sz w:val="16"/>
                 <w:szCs w:val="16"/>
               </w:rPr>
-              <w:t xml:space="preserve">—</w:t>
-            </w:r>
-          </w:p>
-        </w:tc>
-        <w:tc>
-          <w:tcPr>
-            <w:tcW w:type="dxa" w:w="936"/>
-            <w:tcBorders>
-              <w:top w:val="single" w:color="808080" w:sz="4"/>
-              <w:left w:val="single" w:color="808080" w:sz="4"/>
-              <w:bottom w:val="single" w:color="808080" w:sz="4"/>
-              <w:right w:val="single" w:color="808080" w:sz="4"/>
-            </w:tcBorders>
-            <w:tcMar>
-              <w:top w:type="dxa" w:w="50"/>
-              <w:left w:type="dxa" w:w="90"/>
-              <w:bottom w:type="dxa" w:w="50"/>
-              <w:right w:type="dxa" w:w="90"/>
-            </w:tcMar>
-            <w:vAlign w:val="top"/>
-          </w:tcPr>
-          <w:p>
-            <w:pPr>
-              <w:spacing w:after="20"/>
-              <w:jc w:val="left"/>
-            </w:pPr>
-            <w:r>
-              <w:rPr>
-                <w:b w:val="false"/>
-                <w:bCs w:val="false"/>
-                <w:i/>
-                <w:iCs/>
+              <w:t xml:space="preserve">Оператор станков с ЧПУ 4 разряда</w:t>
+            </w:r>
+          </w:p>
+        </w:tc>
+        <w:tc>
+          <w:tcPr>
+            <w:tcW w:type="dxa" w:w="1250"/>
+            <w:tcBorders>
+              <w:top w:val="single" w:color="808080" w:sz="4"/>
+              <w:left w:val="single" w:color="808080" w:sz="4"/>
+              <w:bottom w:val="single" w:color="808080" w:sz="4"/>
+              <w:right w:val="single" w:color="808080" w:sz="4"/>
+            </w:tcBorders>
+            <w:tcMar>
+              <w:top w:type="dxa" w:w="50"/>
+              <w:left w:type="dxa" w:w="90"/>
+              <w:bottom w:type="dxa" w:w="50"/>
+              <w:right w:type="dxa" w:w="90"/>
+            </w:tcMar>
+            <w:vAlign w:val="top"/>
+          </w:tcPr>
+          <w:p>
+            <w:pPr>
+              <w:spacing w:after="20"/>
+              <w:jc w:val="left"/>
+            </w:pPr>
+            <w:r>
+              <w:rPr>
+                <w:b w:val="false"/>
+                <w:bCs w:val="false"/>
                 <w:sz w:val="16"/>
                 <w:szCs w:val="16"/>
               </w:rPr>
-              <w:t xml:space="preserve">—</w:t>
+              <w:t xml:space="preserve">15.03.1995</w:t>
+            </w:r>
+          </w:p>
+        </w:tc>
+        <w:tc>
+          <w:tcPr>
+            <w:tcW w:type="dxa" w:w="1250"/>
+            <w:tcBorders>
+              <w:top w:val="single" w:color="808080" w:sz="4"/>
+              <w:left w:val="single" w:color="808080" w:sz="4"/>
+              <w:bottom w:val="single" w:color="808080" w:sz="4"/>
+              <w:right w:val="single" w:color="808080" w:sz="4"/>
+            </w:tcBorders>
+            <w:tcMar>
+              <w:top w:type="dxa" w:w="50"/>
+              <w:left w:type="dxa" w:w="90"/>
+              <w:bottom w:type="dxa" w:w="50"/>
+              <w:right w:type="dxa" w:w="90"/>
+            </w:tcMar>
+            <w:vAlign w:val="top"/>
+          </w:tcPr>
+          <w:p>
+            <w:pPr>
+              <w:spacing w:after="20"/>
+              <w:jc w:val="left"/>
+            </w:pPr>
+            <w:r>
+              <w:rPr>
+                <w:b w:val="false"/>
+                <w:bCs w:val="false"/>
+                <w:sz w:val="16"/>
+                <w:szCs w:val="16"/>
+              </w:rPr>
+              <w:t xml:space="preserve">повторный</w:t>
+            </w:r>
+          </w:p>
+        </w:tc>
+        <w:tc>
+          <w:tcPr>
+            <w:tcW w:type="dxa" w:w="1700"/>
+            <w:tcBorders>
+              <w:top w:val="single" w:color="808080" w:sz="4"/>
+              <w:left w:val="single" w:color="808080" w:sz="4"/>
+              <w:bottom w:val="single" w:color="808080" w:sz="4"/>
+              <w:right w:val="single" w:color="808080" w:sz="4"/>
+            </w:tcBorders>
+            <w:tcMar>
+              <w:top w:type="dxa" w:w="50"/>
+              <w:left w:type="dxa" w:w="90"/>
+              <w:bottom w:type="dxa" w:w="50"/>
+              <w:right w:type="dxa" w:w="90"/>
+            </w:tcMar>
+            <w:vAlign w:val="top"/>
+          </w:tcPr>
+          <w:p>
+            <w:pPr>
+              <w:spacing w:after="20"/>
+              <w:jc w:val="left"/>
+            </w:pPr>
+            <w:r>
+              <w:rPr>
+                <w:b w:val="false"/>
+                <w:bCs w:val="false"/>
+                <w:sz w:val="16"/>
+                <w:szCs w:val="16"/>
+              </w:rPr>
+              <w:t xml:space="preserve">-</w:t>
+            </w:r>
+          </w:p>
+        </w:tc>
+        <w:tc>
+          <w:tcPr>
+            <w:tcW w:type="dxa" w:w="1900"/>
+            <w:tcBorders>
+              <w:top w:val="single" w:color="808080" w:sz="4"/>
+              <w:left w:val="single" w:color="808080" w:sz="4"/>
+              <w:bottom w:val="single" w:color="808080" w:sz="4"/>
+              <w:right w:val="single" w:color="808080" w:sz="4"/>
+            </w:tcBorders>
+            <w:tcMar>
+              <w:top w:type="dxa" w:w="50"/>
+              <w:left w:type="dxa" w:w="90"/>
+              <w:bottom w:type="dxa" w:w="50"/>
+              <w:right w:type="dxa" w:w="90"/>
+            </w:tcMar>
+            <w:vAlign w:val="top"/>
+          </w:tcPr>
+          <w:p>
+            <w:pPr>
+              <w:spacing w:after="20"/>
+              <w:jc w:val="left"/>
+            </w:pPr>
+            <w:r>
+              <w:rPr>
+                <w:b w:val="false"/>
+                <w:bCs w:val="false"/>
+                <w:sz w:val="16"/>
+                <w:szCs w:val="16"/>
+              </w:rPr>
+              <w:t xml:space="preserve">Петров Пётр Петрович, мастер участка</w:t>
+            </w:r>
+          </w:p>
+        </w:tc>
+        <w:tc>
+          <w:tcPr>
+            <w:tcW w:type="dxa" w:w="2536"/>
+            <w:tcBorders>
+              <w:top w:val="single" w:color="808080" w:sz="4"/>
+              <w:left w:val="single" w:color="808080" w:sz="4"/>
+              <w:bottom w:val="single" w:color="808080" w:sz="4"/>
+              <w:right w:val="single" w:color="808080" w:sz="4"/>
+            </w:tcBorders>
+            <w:tcMar>
+              <w:top w:type="dxa" w:w="50"/>
+              <w:left w:type="dxa" w:w="90"/>
+              <w:bottom w:type="dxa" w:w="50"/>
+              <w:right w:type="dxa" w:w="90"/>
+            </w:tcMar>
+            <w:vAlign w:val="top"/>
+          </w:tcPr>
+          <w:p>
+            <w:pPr>
+              <w:spacing w:after="20"/>
+              <w:jc w:val="left"/>
+            </w:pPr>
+            <w:r>
+              <w:rPr>
+                <w:b w:val="false"/>
+                <w:bCs w:val="false"/>
+                <w:sz w:val="16"/>
+                <w:szCs w:val="16"/>
+              </w:rPr>
+              <w:t xml:space="preserve">ИОТ-01 для оператора станков с ЧПУ; ИОТ-15 при работе с ручным электроинструментом; ИОТ-22 при работе с кран-балкой</w:t>
+            </w:r>
+          </w:p>
+        </w:tc>
+        <w:tc>
+          <w:tcPr>
+            <w:tcW w:type="dxa" w:w="900"/>
+            <w:tcBorders>
+              <w:top w:val="single" w:color="808080" w:sz="4"/>
+              <w:left w:val="single" w:color="808080" w:sz="4"/>
+              <w:bottom w:val="single" w:color="808080" w:sz="4"/>
+              <w:right w:val="single" w:color="808080" w:sz="4"/>
+            </w:tcBorders>
+            <w:tcMar>
+              <w:top w:type="dxa" w:w="50"/>
+              <w:left w:type="dxa" w:w="90"/>
+              <w:bottom w:type="dxa" w:w="50"/>
+              <w:right w:type="dxa" w:w="90"/>
+            </w:tcMar>
+            <w:vAlign w:val="top"/>
+          </w:tcPr>
+          <w:p>
+            <w:pPr>
+              <w:spacing w:after="20"/>
+              <w:jc w:val="left"/>
+            </w:pPr>
+            <w:r>
+              <w:rPr>
+                <w:b w:val="false"/>
+                <w:bCs w:val="false"/>
+                <w:sz w:val="16"/>
+                <w:szCs w:val="16"/>
+              </w:rPr>
+              <w:t xml:space="preserve">[подпись]</w:t>
+            </w:r>
+          </w:p>
+        </w:tc>
+        <w:tc>
+          <w:tcPr>
+            <w:tcW w:type="dxa" w:w="900"/>
+            <w:tcBorders>
+              <w:top w:val="single" w:color="808080" w:sz="4"/>
+              <w:left w:val="single" w:color="808080" w:sz="4"/>
+              <w:bottom w:val="single" w:color="808080" w:sz="4"/>
+              <w:right w:val="single" w:color="808080" w:sz="4"/>
+            </w:tcBorders>
+            <w:tcMar>
+              <w:top w:type="dxa" w:w="50"/>
+              <w:left w:type="dxa" w:w="90"/>
+              <w:bottom w:type="dxa" w:w="50"/>
+              <w:right w:type="dxa" w:w="90"/>
+            </w:tcMar>
+            <w:vAlign w:val="top"/>
+          </w:tcPr>
+          <w:p>
+            <w:pPr>
+              <w:spacing w:after="20"/>
+              <w:jc w:val="left"/>
+            </w:pPr>
+            <w:r>
+              <w:rPr>
+                <w:b w:val="false"/>
+                <w:bCs w:val="false"/>
+                <w:sz w:val="16"/>
+                <w:szCs w:val="16"/>
+              </w:rPr>
+              <w:t xml:space="preserve">[подпись]</w:t>
+            </w:r>
+          </w:p>
+        </w:tc>
+      </w:tr>
+      <w:tr>
+        <w:trPr>
+          <w:cantSplit/>
+          <w:tblHeader w:val="false"/>
+        </w:trPr>
+        <w:tc>
+          <w:tcPr>
+            <w:tcW w:type="dxa" w:w="1100"/>
+            <w:tcBorders>
+              <w:top w:val="single" w:color="808080" w:sz="4"/>
+              <w:left w:val="single" w:color="808080" w:sz="4"/>
+              <w:bottom w:val="single" w:color="808080" w:sz="4"/>
+              <w:right w:val="single" w:color="808080" w:sz="4"/>
+            </w:tcBorders>
+            <w:tcMar>
+              <w:top w:type="dxa" w:w="50"/>
+              <w:left w:type="dxa" w:w="90"/>
+              <w:bottom w:type="dxa" w:w="50"/>
+              <w:right w:type="dxa" w:w="90"/>
+            </w:tcMar>
+            <w:vAlign w:val="top"/>
+          </w:tcPr>
+          <w:p>
+            <w:pPr>
+              <w:spacing w:after="20"/>
+              <w:jc w:val="left"/>
+            </w:pPr>
+            <w:r>
+              <w:rPr>
+                <w:b w:val="false"/>
+                <w:bCs w:val="false"/>
+                <w:sz w:val="16"/>
+                <w:szCs w:val="16"/>
+              </w:rPr>
+              <w:t xml:space="preserve">10.12.2026</w:t>
+            </w:r>
+          </w:p>
+        </w:tc>
+        <w:tc>
+          <w:tcPr>
+            <w:tcW w:type="dxa" w:w="1900"/>
+            <w:tcBorders>
+              <w:top w:val="single" w:color="808080" w:sz="4"/>
+              <w:left w:val="single" w:color="808080" w:sz="4"/>
+              <w:bottom w:val="single" w:color="808080" w:sz="4"/>
+              <w:right w:val="single" w:color="808080" w:sz="4"/>
+            </w:tcBorders>
+            <w:tcMar>
+              <w:top w:type="dxa" w:w="50"/>
+              <w:left w:type="dxa" w:w="90"/>
+              <w:bottom w:type="dxa" w:w="50"/>
+              <w:right w:type="dxa" w:w="90"/>
+            </w:tcMar>
+            <w:vAlign w:val="top"/>
+          </w:tcPr>
+          <w:p>
+            <w:pPr>
+              <w:spacing w:after="20"/>
+              <w:jc w:val="left"/>
+            </w:pPr>
+            <w:r>
+              <w:rPr>
+                <w:b w:val="false"/>
+                <w:bCs w:val="false"/>
+                <w:sz w:val="16"/>
+                <w:szCs w:val="16"/>
+              </w:rPr>
+              <w:t xml:space="preserve">Кузнецов Олег Михайлович</w:t>
+            </w:r>
+          </w:p>
+        </w:tc>
+        <w:tc>
+          <w:tcPr>
+            <w:tcW w:type="dxa" w:w="1700"/>
+            <w:tcBorders>
+              <w:top w:val="single" w:color="808080" w:sz="4"/>
+              <w:left w:val="single" w:color="808080" w:sz="4"/>
+              <w:bottom w:val="single" w:color="808080" w:sz="4"/>
+              <w:right w:val="single" w:color="808080" w:sz="4"/>
+            </w:tcBorders>
+            <w:tcMar>
+              <w:top w:type="dxa" w:w="50"/>
+              <w:left w:type="dxa" w:w="90"/>
+              <w:bottom w:type="dxa" w:w="50"/>
+              <w:right w:type="dxa" w:w="90"/>
+            </w:tcMar>
+            <w:vAlign w:val="top"/>
+          </w:tcPr>
+          <w:p>
+            <w:pPr>
+              <w:spacing w:after="20"/>
+              <w:jc w:val="left"/>
+            </w:pPr>
+            <w:r>
+              <w:rPr>
+                <w:b w:val="false"/>
+                <w:bCs w:val="false"/>
+                <w:sz w:val="16"/>
+                <w:szCs w:val="16"/>
+              </w:rPr>
+              <w:t xml:space="preserve">Оператор станков с ЧПУ 5 разряда</w:t>
+            </w:r>
+          </w:p>
+        </w:tc>
+        <w:tc>
+          <w:tcPr>
+            <w:tcW w:type="dxa" w:w="1250"/>
+            <w:tcBorders>
+              <w:top w:val="single" w:color="808080" w:sz="4"/>
+              <w:left w:val="single" w:color="808080" w:sz="4"/>
+              <w:bottom w:val="single" w:color="808080" w:sz="4"/>
+              <w:right w:val="single" w:color="808080" w:sz="4"/>
+            </w:tcBorders>
+            <w:tcMar>
+              <w:top w:type="dxa" w:w="50"/>
+              <w:left w:type="dxa" w:w="90"/>
+              <w:bottom w:type="dxa" w:w="50"/>
+              <w:right w:type="dxa" w:w="90"/>
+            </w:tcMar>
+            <w:vAlign w:val="top"/>
+          </w:tcPr>
+          <w:p>
+            <w:pPr>
+              <w:spacing w:after="20"/>
+              <w:jc w:val="left"/>
+            </w:pPr>
+            <w:r>
+              <w:rPr>
+                <w:b w:val="false"/>
+                <w:bCs w:val="false"/>
+                <w:sz w:val="16"/>
+                <w:szCs w:val="16"/>
+              </w:rPr>
+              <w:t xml:space="preserve">20.07.1988</w:t>
+            </w:r>
+          </w:p>
+        </w:tc>
+        <w:tc>
+          <w:tcPr>
+            <w:tcW w:type="dxa" w:w="1250"/>
+            <w:tcBorders>
+              <w:top w:val="single" w:color="808080" w:sz="4"/>
+              <w:left w:val="single" w:color="808080" w:sz="4"/>
+              <w:bottom w:val="single" w:color="808080" w:sz="4"/>
+              <w:right w:val="single" w:color="808080" w:sz="4"/>
+            </w:tcBorders>
+            <w:tcMar>
+              <w:top w:type="dxa" w:w="50"/>
+              <w:left w:type="dxa" w:w="90"/>
+              <w:bottom w:type="dxa" w:w="50"/>
+              <w:right w:type="dxa" w:w="90"/>
+            </w:tcMar>
+            <w:vAlign w:val="top"/>
+          </w:tcPr>
+          <w:p>
+            <w:pPr>
+              <w:spacing w:after="20"/>
+              <w:jc w:val="left"/>
+            </w:pPr>
+            <w:r>
+              <w:rPr>
+                <w:b w:val="false"/>
+                <w:bCs w:val="false"/>
+                <w:sz w:val="16"/>
+                <w:szCs w:val="16"/>
+              </w:rPr>
+              <w:t xml:space="preserve">повторный</w:t>
+            </w:r>
+          </w:p>
+        </w:tc>
+        <w:tc>
+          <w:tcPr>
+            <w:tcW w:type="dxa" w:w="1700"/>
+            <w:tcBorders>
+              <w:top w:val="single" w:color="808080" w:sz="4"/>
+              <w:left w:val="single" w:color="808080" w:sz="4"/>
+              <w:bottom w:val="single" w:color="808080" w:sz="4"/>
+              <w:right w:val="single" w:color="808080" w:sz="4"/>
+            </w:tcBorders>
+            <w:tcMar>
+              <w:top w:type="dxa" w:w="50"/>
+              <w:left w:type="dxa" w:w="90"/>
+              <w:bottom w:type="dxa" w:w="50"/>
+              <w:right w:type="dxa" w:w="90"/>
+            </w:tcMar>
+            <w:vAlign w:val="top"/>
+          </w:tcPr>
+          <w:p>
+            <w:pPr>
+              <w:spacing w:after="20"/>
+              <w:jc w:val="left"/>
+            </w:pPr>
+            <w:r>
+              <w:rPr>
+                <w:b w:val="false"/>
+                <w:bCs w:val="false"/>
+                <w:sz w:val="16"/>
+                <w:szCs w:val="16"/>
+              </w:rPr>
+              <w:t xml:space="preserve">-</w:t>
+            </w:r>
+          </w:p>
+        </w:tc>
+        <w:tc>
+          <w:tcPr>
+            <w:tcW w:type="dxa" w:w="1900"/>
+            <w:tcBorders>
+              <w:top w:val="single" w:color="808080" w:sz="4"/>
+              <w:left w:val="single" w:color="808080" w:sz="4"/>
+              <w:bottom w:val="single" w:color="808080" w:sz="4"/>
+              <w:right w:val="single" w:color="808080" w:sz="4"/>
+            </w:tcBorders>
+            <w:tcMar>
+              <w:top w:type="dxa" w:w="50"/>
+              <w:left w:type="dxa" w:w="90"/>
+              <w:bottom w:type="dxa" w:w="50"/>
+              <w:right w:type="dxa" w:w="90"/>
+            </w:tcMar>
+            <w:vAlign w:val="top"/>
+          </w:tcPr>
+          <w:p>
+            <w:pPr>
+              <w:spacing w:after="20"/>
+              <w:jc w:val="left"/>
+            </w:pPr>
+            <w:r>
+              <w:rPr>
+                <w:b w:val="false"/>
+                <w:bCs w:val="false"/>
+                <w:sz w:val="16"/>
+                <w:szCs w:val="16"/>
+              </w:rPr>
+              <w:t xml:space="preserve">Петров Пётр Петрович, мастер участка</w:t>
+            </w:r>
+          </w:p>
+        </w:tc>
+        <w:tc>
+          <w:tcPr>
+            <w:tcW w:type="dxa" w:w="2536"/>
+            <w:tcBorders>
+              <w:top w:val="single" w:color="808080" w:sz="4"/>
+              <w:left w:val="single" w:color="808080" w:sz="4"/>
+              <w:bottom w:val="single" w:color="808080" w:sz="4"/>
+              <w:right w:val="single" w:color="808080" w:sz="4"/>
+            </w:tcBorders>
+            <w:tcMar>
+              <w:top w:type="dxa" w:w="50"/>
+              <w:left w:type="dxa" w:w="90"/>
+              <w:bottom w:type="dxa" w:w="50"/>
+              <w:right w:type="dxa" w:w="90"/>
+            </w:tcMar>
+            <w:vAlign w:val="top"/>
+          </w:tcPr>
+          <w:p>
+            <w:pPr>
+              <w:spacing w:after="20"/>
+              <w:jc w:val="left"/>
+            </w:pPr>
+            <w:r>
+              <w:rPr>
+                <w:b w:val="false"/>
+                <w:bCs w:val="false"/>
+                <w:sz w:val="16"/>
+                <w:szCs w:val="16"/>
+              </w:rPr>
+              <w:t xml:space="preserve">ИОТ-01 для оператора станков с ЧПУ; ИОТ-15 при работе с ручным электроинструментом; ИОТ-22 при работе с кран-балкой</w:t>
+            </w:r>
+          </w:p>
+        </w:tc>
+        <w:tc>
+          <w:tcPr>
+            <w:tcW w:type="dxa" w:w="900"/>
+            <w:tcBorders>
+              <w:top w:val="single" w:color="808080" w:sz="4"/>
+              <w:left w:val="single" w:color="808080" w:sz="4"/>
+              <w:bottom w:val="single" w:color="808080" w:sz="4"/>
+              <w:right w:val="single" w:color="808080" w:sz="4"/>
+            </w:tcBorders>
+            <w:tcMar>
+              <w:top w:type="dxa" w:w="50"/>
+              <w:left w:type="dxa" w:w="90"/>
+              <w:bottom w:type="dxa" w:w="50"/>
+              <w:right w:type="dxa" w:w="90"/>
+            </w:tcMar>
+            <w:vAlign w:val="top"/>
+          </w:tcPr>
+          <w:p>
+            <w:pPr>
+              <w:spacing w:after="20"/>
+              <w:jc w:val="left"/>
+            </w:pPr>
+            <w:r>
+              <w:rPr>
+                <w:b w:val="false"/>
+                <w:bCs w:val="false"/>
+                <w:sz w:val="16"/>
+                <w:szCs w:val="16"/>
+              </w:rPr>
+              <w:t xml:space="preserve">[подпись]</w:t>
+            </w:r>
+          </w:p>
+        </w:tc>
+        <w:tc>
+          <w:tcPr>
+            <w:tcW w:type="dxa" w:w="900"/>
+            <w:tcBorders>
+              <w:top w:val="single" w:color="808080" w:sz="4"/>
+              <w:left w:val="single" w:color="808080" w:sz="4"/>
+              <w:bottom w:val="single" w:color="808080" w:sz="4"/>
+              <w:right w:val="single" w:color="808080" w:sz="4"/>
+            </w:tcBorders>
+            <w:tcMar>
+              <w:top w:type="dxa" w:w="50"/>
+              <w:left w:type="dxa" w:w="90"/>
+              <w:bottom w:type="dxa" w:w="50"/>
+              <w:right w:type="dxa" w:w="90"/>
+            </w:tcMar>
+            <w:vAlign w:val="top"/>
+          </w:tcPr>
+          <w:p>
+            <w:pPr>
+              <w:spacing w:after="20"/>
+              <w:jc w:val="left"/>
+            </w:pPr>
+            <w:r>
+              <w:rPr>
+                <w:b w:val="false"/>
+                <w:bCs w:val="false"/>
+                <w:sz w:val="16"/>
+                <w:szCs w:val="16"/>
+              </w:rPr>
+              <w:t xml:space="preserve">[подпись]</w:t>
             </w:r>
           </w:p>
         </w:tc>
@@ -7297,18 +5726,70 @@
       </w:pPr>
       <w:r>
         <w:rPr>
-          <w:b/>
-          <w:bCs/>
+          <w:b w:val="false"/>
+          <w:bCs w:val="false"/>
         </w:rPr>
         <w:t xml:space="preserve">Обратите внимание:</w:t>
       </w:r>
+    </w:p>
+    <w:p>
+      <w:pPr>
+        <w:pStyle w:val="ListParagraph"/>
+        <w:numPr>
+          <w:ilvl w:val="0"/>
+          <w:numId w:val="2"/>
+        </w:numPr>
+        <w:spacing w:after="40"/>
+        <w:jc w:val="left"/>
+      </w:pPr>
       <w:r>
-        <w:t xml:space="preserve"> в строке 1 нет ИОТ-20 «Работа на высоте» — оператор на высоте не работает, поэтому эта инструкция не проводится и не пишется. В строке 3 (повторный) — те же инструкции, что и при первичном; стажировка и повторный допуск не нужны.</w:t>
+        <w:rPr>
+          <w:b w:val="false"/>
+          <w:bCs w:val="false"/>
+        </w:rPr>
+        <w:t xml:space="preserve">Строка 1 (первичный): нет ИОТ-20 «Работа на высоте» - оператор на высоте не работает, поэтому эта инструкция не проводится и не пишется.</w:t>
       </w:r>
     </w:p>
     <w:p>
       <w:pPr>
+        <w:pStyle w:val="ListParagraph"/>
+        <w:numPr>
+          <w:ilvl w:val="0"/>
+          <w:numId w:val="2"/>
+        </w:numPr>
+        <w:spacing w:after="40"/>
+        <w:jc w:val="left"/>
+      </w:pPr>
+      <w:r>
+        <w:rPr>
+          <w:b w:val="false"/>
+          <w:bCs w:val="false"/>
+        </w:rPr>
+        <w:t xml:space="preserve">Строка 2 (внеплановый): в графе 6 обязательно указана причина, в графе 8 - только та инструкция, по которой проводился инструктаж.</w:t>
+      </w:r>
+    </w:p>
+    <w:p>
+      <w:pPr>
+        <w:pStyle w:val="ListParagraph"/>
+        <w:numPr>
+          <w:ilvl w:val="0"/>
+          <w:numId w:val="2"/>
+        </w:numPr>
+        <w:spacing w:after="40"/>
+        <w:jc w:val="left"/>
+      </w:pPr>
+      <w:r>
+        <w:rPr>
+          <w:b w:val="false"/>
+          <w:bCs w:val="false"/>
+        </w:rPr>
+        <w:t xml:space="preserve">Строки 3-4 (повторный): проведён в дату графика подразделения, по тем же инструкциям, что и первичный. Графа 6 - прочерк. Каждый работник - своя строка и своя подпись.</w:t>
+      </w:r>
+    </w:p>
+    <w:p>
+      <w:pPr>
         <w:sectPr>
+          <w:footerReference w:type="default" r:id="rId8"/>
           <w:pgSz w:w="16838" w:h="11906" w:orient="landscape"/>
           <w:pgMar w:top="851" w:right="851" w:bottom="851" w:left="851" w:header="708" w:footer="708" w:gutter="0"/>
           <w:pgNumType/>
@@ -7373,8 +5854,8 @@
             </w:pPr>
             <w:r>
               <w:rPr>
-                <w:b/>
-                <w:bCs/>
+                <w:b w:val="false"/>
+                <w:bCs w:val="false"/>
                 <w:sz w:val="20"/>
                 <w:szCs w:val="20"/>
               </w:rPr>
@@ -7407,8 +5888,8 @@
             </w:pPr>
             <w:r>
               <w:rPr>
-                <w:b/>
-                <w:bCs/>
+                <w:b w:val="false"/>
+                <w:bCs w:val="false"/>
                 <w:sz w:val="20"/>
                 <w:szCs w:val="20"/>
               </w:rPr>
@@ -7441,8 +5922,8 @@
             </w:pPr>
             <w:r>
               <w:rPr>
-                <w:b/>
-                <w:bCs/>
+                <w:b w:val="false"/>
+                <w:bCs w:val="false"/>
                 <w:sz w:val="20"/>
                 <w:szCs w:val="20"/>
               </w:rPr>
@@ -7518,16 +5999,7 @@
                 <w:sz w:val="20"/>
                 <w:szCs w:val="20"/>
               </w:rPr>
-              <w:t xml:space="preserve">В первый рабочий день, </w:t>
-            </w:r>
-            <w:r>
-              <w:rPr>
-                <w:b w:val="false"/>
-                <w:bCs w:val="false"/>
-                <w:sz w:val="20"/>
-                <w:szCs w:val="20"/>
-              </w:rPr>
-              <w:t xml:space="preserve">до начала работы</w:t>
+              <w:t xml:space="preserve">В первый рабочий день, до начала работы</w:t>
             </w:r>
           </w:p>
         </w:tc>
@@ -7704,7 +6176,7 @@
                 <w:sz w:val="20"/>
                 <w:szCs w:val="20"/>
               </w:rPr>
-              <w:t xml:space="preserve">Стажировка (рабочие профессии, если положена по перечню)</w:t>
+              <w:t xml:space="preserve">Повторный инструктаж</w:t>
             </w:r>
           </w:p>
         </w:tc>
@@ -7737,7 +6209,7 @@
                 <w:sz w:val="20"/>
                 <w:szCs w:val="20"/>
               </w:rPr>
-              <w:t xml:space="preserve">Обычно от 2 до 14 смен — по утверждённому перечню профессий</w:t>
+              <w:t xml:space="preserve">Не реже 1 раза в 3 месяца</w:t>
             </w:r>
           </w:p>
         </w:tc>
@@ -7770,7 +6242,7 @@
                 <w:sz w:val="20"/>
                 <w:szCs w:val="20"/>
               </w:rPr>
-              <w:t xml:space="preserve">Начинается сразу после первичного инструктажа, под контролем опытного работника.</w:t>
+              <w:t xml:space="preserve">Последний инструктаж 10.03 → следующий не позднее 09.06. Лучше проводить раньше крайнего срока.</w:t>
             </w:r>
           </w:p>
         </w:tc>
@@ -7809,7 +6281,7 @@
                 <w:sz w:val="20"/>
                 <w:szCs w:val="20"/>
               </w:rPr>
-              <w:t xml:space="preserve">Допуск к самостоятельной работе</w:t>
+              <w:t xml:space="preserve">Внеплановый</w:t>
             </w:r>
           </w:p>
         </w:tc>
@@ -7842,7 +6314,7 @@
                 <w:sz w:val="20"/>
                 <w:szCs w:val="20"/>
               </w:rPr>
-              <w:t xml:space="preserve">После первичного (и стажировки, если она положена) и проверки знаний</w:t>
+              <w:t xml:space="preserve">При появлении повода, до начала работ</w:t>
             </w:r>
           </w:p>
         </w:tc>
@@ -7875,7 +6347,7 @@
                 <w:sz w:val="20"/>
                 <w:szCs w:val="20"/>
               </w:rPr>
-              <w:t xml:space="preserve">Дата допуска — в графе 14.</w:t>
+              <w:t xml:space="preserve">Повод пишется в графе 6.</w:t>
             </w:r>
           </w:p>
         </w:tc>
@@ -7914,7 +6386,7 @@
                 <w:sz w:val="20"/>
                 <w:szCs w:val="20"/>
               </w:rPr>
-              <w:t xml:space="preserve">Повторный инструктаж</w:t>
+              <w:t xml:space="preserve">Обучение по охране труда (для справки)</w:t>
             </w:r>
           </w:p>
         </w:tc>
@@ -7947,7 +6419,7 @@
                 <w:sz w:val="20"/>
                 <w:szCs w:val="20"/>
               </w:rPr>
-              <w:t xml:space="preserve">Не реже 1 раза в 6 месяцев</w:t>
+              <w:t xml:space="preserve">Не позднее 60 календарных дней после приёма/перевода</w:t>
             </w:r>
           </w:p>
         </w:tc>
@@ -7980,253 +6452,7 @@
                 <w:sz w:val="20"/>
                 <w:szCs w:val="20"/>
               </w:rPr>
-              <w:t xml:space="preserve">Последний инструктаж 10.03 → следующий </w:t>
-            </w:r>
-            <w:r>
-              <w:rPr>
-                <w:b w:val="false"/>
-                <w:bCs w:val="false"/>
-                <w:sz w:val="20"/>
-                <w:szCs w:val="20"/>
-              </w:rPr>
-              <w:t xml:space="preserve">не позднее 09.09</w:t>
-            </w:r>
-            <w:r>
-              <w:rPr>
-                <w:b w:val="false"/>
-                <w:bCs w:val="false"/>
-                <w:sz w:val="20"/>
-                <w:szCs w:val="20"/>
-              </w:rPr>
-              <w:t xml:space="preserve">. Лучше проводить </w:t>
-            </w:r>
-            <w:r>
-              <w:rPr>
-                <w:b w:val="false"/>
-                <w:bCs w:val="false"/>
-                <w:sz w:val="20"/>
-                <w:szCs w:val="20"/>
-              </w:rPr>
-              <w:t xml:space="preserve">раньше</w:t>
-            </w:r>
-            <w:r>
-              <w:rPr>
-                <w:b w:val="false"/>
-                <w:bCs w:val="false"/>
-                <w:sz w:val="20"/>
-                <w:szCs w:val="20"/>
-              </w:rPr>
-              <w:t xml:space="preserve"> крайнего срока.</w:t>
-            </w:r>
-          </w:p>
-        </w:tc>
-      </w:tr>
-      <w:tr>
-        <w:trPr>
-          <w:cantSplit/>
-          <w:tblHeader w:val="false"/>
-        </w:trPr>
-        <w:tc>
-          <w:tcPr>
-            <w:tcW w:type="dxa" w:w="2500"/>
-            <w:tcBorders>
-              <w:top w:val="single" w:color="808080" w:sz="4"/>
-              <w:left w:val="single" w:color="808080" w:sz="4"/>
-              <w:bottom w:val="single" w:color="808080" w:sz="4"/>
-              <w:right w:val="single" w:color="808080" w:sz="4"/>
-            </w:tcBorders>
-            <w:tcMar>
-              <w:top w:type="dxa" w:w="50"/>
-              <w:left w:type="dxa" w:w="90"/>
-              <w:bottom w:type="dxa" w:w="50"/>
-              <w:right w:type="dxa" w:w="90"/>
-            </w:tcMar>
-            <w:vAlign w:val="top"/>
-          </w:tcPr>
-          <w:p>
-            <w:pPr>
-              <w:spacing w:after="20"/>
-              <w:jc w:val="left"/>
-            </w:pPr>
-            <w:r>
-              <w:rPr>
-                <w:b w:val="false"/>
-                <w:bCs w:val="false"/>
-                <w:sz w:val="20"/>
-                <w:szCs w:val="20"/>
-              </w:rPr>
-              <w:t xml:space="preserve">Внеплановый</w:t>
-            </w:r>
-          </w:p>
-        </w:tc>
-        <w:tc>
-          <w:tcPr>
-            <w:tcW w:type="dxa" w:w="3200"/>
-            <w:tcBorders>
-              <w:top w:val="single" w:color="808080" w:sz="4"/>
-              <w:left w:val="single" w:color="808080" w:sz="4"/>
-              <w:bottom w:val="single" w:color="808080" w:sz="4"/>
-              <w:right w:val="single" w:color="808080" w:sz="4"/>
-            </w:tcBorders>
-            <w:tcMar>
-              <w:top w:type="dxa" w:w="50"/>
-              <w:left w:type="dxa" w:w="90"/>
-              <w:bottom w:type="dxa" w:w="50"/>
-              <w:right w:type="dxa" w:w="90"/>
-            </w:tcMar>
-            <w:vAlign w:val="top"/>
-          </w:tcPr>
-          <w:p>
-            <w:pPr>
-              <w:spacing w:after="20"/>
-              <w:jc w:val="left"/>
-            </w:pPr>
-            <w:r>
-              <w:rPr>
-                <w:b w:val="false"/>
-                <w:bCs w:val="false"/>
-                <w:sz w:val="20"/>
-                <w:szCs w:val="20"/>
-              </w:rPr>
-              <w:t xml:space="preserve">При появлении повода, до начала работ</w:t>
-            </w:r>
-          </w:p>
-        </w:tc>
-        <w:tc>
-          <w:tcPr>
-            <w:tcW w:type="dxa" w:w="3938"/>
-            <w:tcBorders>
-              <w:top w:val="single" w:color="808080" w:sz="4"/>
-              <w:left w:val="single" w:color="808080" w:sz="4"/>
-              <w:bottom w:val="single" w:color="808080" w:sz="4"/>
-              <w:right w:val="single" w:color="808080" w:sz="4"/>
-            </w:tcBorders>
-            <w:tcMar>
-              <w:top w:type="dxa" w:w="50"/>
-              <w:left w:type="dxa" w:w="90"/>
-              <w:bottom w:type="dxa" w:w="50"/>
-              <w:right w:type="dxa" w:w="90"/>
-            </w:tcMar>
-            <w:vAlign w:val="top"/>
-          </w:tcPr>
-          <w:p>
-            <w:pPr>
-              <w:spacing w:after="20"/>
-              <w:jc w:val="left"/>
-            </w:pPr>
-            <w:r>
-              <w:rPr>
-                <w:b w:val="false"/>
-                <w:bCs w:val="false"/>
-                <w:sz w:val="20"/>
-                <w:szCs w:val="20"/>
-              </w:rPr>
-              <w:t xml:space="preserve">Повод пишется в графе 7.</w:t>
-            </w:r>
-          </w:p>
-        </w:tc>
-      </w:tr>
-      <w:tr>
-        <w:trPr>
-          <w:cantSplit/>
-          <w:tblHeader w:val="false"/>
-        </w:trPr>
-        <w:tc>
-          <w:tcPr>
-            <w:tcW w:type="dxa" w:w="2500"/>
-            <w:tcBorders>
-              <w:top w:val="single" w:color="808080" w:sz="4"/>
-              <w:left w:val="single" w:color="808080" w:sz="4"/>
-              <w:bottom w:val="single" w:color="808080" w:sz="4"/>
-              <w:right w:val="single" w:color="808080" w:sz="4"/>
-            </w:tcBorders>
-            <w:tcMar>
-              <w:top w:type="dxa" w:w="50"/>
-              <w:left w:type="dxa" w:w="90"/>
-              <w:bottom w:type="dxa" w:w="50"/>
-              <w:right w:type="dxa" w:w="90"/>
-            </w:tcMar>
-            <w:vAlign w:val="top"/>
-          </w:tcPr>
-          <w:p>
-            <w:pPr>
-              <w:spacing w:after="20"/>
-              <w:jc w:val="left"/>
-            </w:pPr>
-            <w:r>
-              <w:rPr>
-                <w:b w:val="false"/>
-                <w:bCs w:val="false"/>
-                <w:sz w:val="20"/>
-                <w:szCs w:val="20"/>
-              </w:rPr>
-              <w:t xml:space="preserve">Обучение по охране труда (для справки)</w:t>
-            </w:r>
-          </w:p>
-        </w:tc>
-        <w:tc>
-          <w:tcPr>
-            <w:tcW w:type="dxa" w:w="3200"/>
-            <w:tcBorders>
-              <w:top w:val="single" w:color="808080" w:sz="4"/>
-              <w:left w:val="single" w:color="808080" w:sz="4"/>
-              <w:bottom w:val="single" w:color="808080" w:sz="4"/>
-              <w:right w:val="single" w:color="808080" w:sz="4"/>
-            </w:tcBorders>
-            <w:tcMar>
-              <w:top w:type="dxa" w:w="50"/>
-              <w:left w:type="dxa" w:w="90"/>
-              <w:bottom w:type="dxa" w:w="50"/>
-              <w:right w:type="dxa" w:w="90"/>
-            </w:tcMar>
-            <w:vAlign w:val="top"/>
-          </w:tcPr>
-          <w:p>
-            <w:pPr>
-              <w:spacing w:after="20"/>
-              <w:jc w:val="left"/>
-            </w:pPr>
-            <w:r>
-              <w:rPr>
-                <w:b w:val="false"/>
-                <w:bCs w:val="false"/>
-                <w:sz w:val="20"/>
-                <w:szCs w:val="20"/>
-              </w:rPr>
-              <w:t xml:space="preserve">Не позднее 60 календарных дней после приёма/перевода</w:t>
-            </w:r>
-          </w:p>
-        </w:tc>
-        <w:tc>
-          <w:tcPr>
-            <w:tcW w:type="dxa" w:w="3938"/>
-            <w:tcBorders>
-              <w:top w:val="single" w:color="808080" w:sz="4"/>
-              <w:left w:val="single" w:color="808080" w:sz="4"/>
-              <w:bottom w:val="single" w:color="808080" w:sz="4"/>
-              <w:right w:val="single" w:color="808080" w:sz="4"/>
-            </w:tcBorders>
-            <w:tcMar>
-              <w:top w:type="dxa" w:w="50"/>
-              <w:left w:type="dxa" w:w="90"/>
-              <w:bottom w:type="dxa" w:w="50"/>
-              <w:right w:type="dxa" w:w="90"/>
-            </w:tcMar>
-            <w:vAlign w:val="top"/>
-          </w:tcPr>
-          <w:p>
-            <w:pPr>
-              <w:spacing w:after="20"/>
-              <w:jc w:val="left"/>
-            </w:pPr>
-            <w:r>
-              <w:rPr>
-                <w:b w:val="false"/>
-                <w:bCs w:val="false"/>
-                <w:sz w:val="20"/>
-                <w:szCs w:val="20"/>
-              </w:rPr>
-              <w:t xml:space="preserve">Организует отдел ОТиПБ; ваша задача — отпустить работника на обучение.</w:t>
+              <w:t xml:space="preserve">Организует отдел ОТиПБ; ваша задача - отпустить работника на обучение.</w:t>
             </w:r>
           </w:p>
         </w:tc>
@@ -8278,10 +6504,10 @@
             </w:pPr>
             <w:r>
               <w:rPr>
-                <w:b/>
-                <w:bCs/>
-              </w:rPr>
-              <w:t xml:space="preserve">Как не пропустить повторный — сделайте график</w:t>
+                <w:b w:val="false"/>
+                <w:bCs w:val="false"/>
+              </w:rPr>
+              <w:t xml:space="preserve">Как не пропустить повторный - сделайте график</w:t>
             </w:r>
           </w:p>
           <w:p>
@@ -8290,27 +6516,323 @@
               <w:jc w:val="left"/>
             </w:pPr>
             <w:r>
-              <w:t xml:space="preserve">Назначьте для всего подразделения </w:t>
-            </w:r>
-            <w:r>
-              <w:rPr>
-                <w:b/>
-                <w:bCs/>
-              </w:rPr>
-              <w:t xml:space="preserve">две постоянные даты в году</w:t>
-            </w:r>
-            <w:r>
-              <w:t xml:space="preserve">, например </w:t>
-            </w:r>
-            <w:r>
-              <w:rPr>
-                <w:b/>
-                <w:bCs/>
-              </w:rPr>
-              <w:t xml:space="preserve">10 марта и 10 сентября</w:t>
-            </w:r>
-            <w:r>
-              <w:t xml:space="preserve">. В эти дни проводите повторный инструктаж со всеми из списка (раздел 3).</w:t>
+              <w:rPr>
+                <w:b w:val="false"/>
+                <w:bCs w:val="false"/>
+              </w:rPr>
+              <w:t xml:space="preserve">Повторный инструктаж в Обществе проводится каждые 3 месяца, то есть 4 раза в год. Назначьте для всего подразделения 4 постоянные даты, например:</w:t>
+            </w:r>
+          </w:p>
+          <w:tbl>
+            <w:tblPr>
+              <w:tblW w:type="dxa" w:w="9200"/>
+              <w:tblBorders>
+                <w:top w:val="single" w:color="auto" w:sz="4"/>
+                <w:left w:val="single" w:color="auto" w:sz="4"/>
+                <w:bottom w:val="single" w:color="auto" w:sz="4"/>
+                <w:right w:val="single" w:color="auto" w:sz="4"/>
+                <w:insideH w:val="single" w:color="auto" w:sz="4"/>
+                <w:insideV w:val="single" w:color="auto" w:sz="4"/>
+              </w:tblBorders>
+            </w:tblPr>
+            <w:tblGrid>
+              <w:gridCol w:w="2300"/>
+              <w:gridCol w:w="2300"/>
+              <w:gridCol w:w="2300"/>
+              <w:gridCol w:w="2300"/>
+            </w:tblGrid>
+            <w:tr>
+              <w:trPr>
+                <w:cantSplit/>
+                <w:tblHeader/>
+              </w:trPr>
+              <w:tc>
+                <w:tcPr>
+                  <w:tcW w:type="dxa" w:w="2300"/>
+                  <w:tcBorders>
+                    <w:top w:val="single" w:color="808080" w:sz="4"/>
+                    <w:left w:val="single" w:color="808080" w:sz="4"/>
+                    <w:bottom w:val="single" w:color="808080" w:sz="4"/>
+                    <w:right w:val="single" w:color="808080" w:sz="4"/>
+                  </w:tcBorders>
+                  <w:shd w:fill="D9E2F3" w:color="auto" w:val="clear"/>
+                  <w:tcMar>
+                    <w:top w:type="dxa" w:w="50"/>
+                    <w:left w:type="dxa" w:w="90"/>
+                    <w:bottom w:type="dxa" w:w="50"/>
+                    <w:right w:type="dxa" w:w="90"/>
+                  </w:tcMar>
+                  <w:vAlign w:val="top"/>
+                </w:tcPr>
+                <w:p>
+                  <w:pPr>
+                    <w:spacing w:after="20"/>
+                    <w:jc w:val="center"/>
+                  </w:pPr>
+                  <w:r>
+                    <w:rPr>
+                      <w:b w:val="false"/>
+                      <w:bCs w:val="false"/>
+                      <w:sz w:val="20"/>
+                      <w:szCs w:val="20"/>
+                    </w:rPr>
+                    <w:t xml:space="preserve">I квартал</w:t>
+                  </w:r>
+                </w:p>
+              </w:tc>
+              <w:tc>
+                <w:tcPr>
+                  <w:tcW w:type="dxa" w:w="2300"/>
+                  <w:tcBorders>
+                    <w:top w:val="single" w:color="808080" w:sz="4"/>
+                    <w:left w:val="single" w:color="808080" w:sz="4"/>
+                    <w:bottom w:val="single" w:color="808080" w:sz="4"/>
+                    <w:right w:val="single" w:color="808080" w:sz="4"/>
+                  </w:tcBorders>
+                  <w:shd w:fill="D9E2F3" w:color="auto" w:val="clear"/>
+                  <w:tcMar>
+                    <w:top w:type="dxa" w:w="50"/>
+                    <w:left w:type="dxa" w:w="90"/>
+                    <w:bottom w:type="dxa" w:w="50"/>
+                    <w:right w:type="dxa" w:w="90"/>
+                  </w:tcMar>
+                  <w:vAlign w:val="top"/>
+                </w:tcPr>
+                <w:p>
+                  <w:pPr>
+                    <w:spacing w:after="20"/>
+                    <w:jc w:val="center"/>
+                  </w:pPr>
+                  <w:r>
+                    <w:rPr>
+                      <w:b w:val="false"/>
+                      <w:bCs w:val="false"/>
+                      <w:sz w:val="20"/>
+                      <w:szCs w:val="20"/>
+                    </w:rPr>
+                    <w:t xml:space="preserve">II квартал</w:t>
+                  </w:r>
+                </w:p>
+              </w:tc>
+              <w:tc>
+                <w:tcPr>
+                  <w:tcW w:type="dxa" w:w="2300"/>
+                  <w:tcBorders>
+                    <w:top w:val="single" w:color="808080" w:sz="4"/>
+                    <w:left w:val="single" w:color="808080" w:sz="4"/>
+                    <w:bottom w:val="single" w:color="808080" w:sz="4"/>
+                    <w:right w:val="single" w:color="808080" w:sz="4"/>
+                  </w:tcBorders>
+                  <w:shd w:fill="D9E2F3" w:color="auto" w:val="clear"/>
+                  <w:tcMar>
+                    <w:top w:type="dxa" w:w="50"/>
+                    <w:left w:type="dxa" w:w="90"/>
+                    <w:bottom w:type="dxa" w:w="50"/>
+                    <w:right w:type="dxa" w:w="90"/>
+                  </w:tcMar>
+                  <w:vAlign w:val="top"/>
+                </w:tcPr>
+                <w:p>
+                  <w:pPr>
+                    <w:spacing w:after="20"/>
+                    <w:jc w:val="center"/>
+                  </w:pPr>
+                  <w:r>
+                    <w:rPr>
+                      <w:b w:val="false"/>
+                      <w:bCs w:val="false"/>
+                      <w:sz w:val="20"/>
+                      <w:szCs w:val="20"/>
+                    </w:rPr>
+                    <w:t xml:space="preserve">III квартал</w:t>
+                  </w:r>
+                </w:p>
+              </w:tc>
+              <w:tc>
+                <w:tcPr>
+                  <w:tcW w:type="dxa" w:w="2300"/>
+                  <w:tcBorders>
+                    <w:top w:val="single" w:color="808080" w:sz="4"/>
+                    <w:left w:val="single" w:color="808080" w:sz="4"/>
+                    <w:bottom w:val="single" w:color="808080" w:sz="4"/>
+                    <w:right w:val="single" w:color="808080" w:sz="4"/>
+                  </w:tcBorders>
+                  <w:shd w:fill="D9E2F3" w:color="auto" w:val="clear"/>
+                  <w:tcMar>
+                    <w:top w:type="dxa" w:w="50"/>
+                    <w:left w:type="dxa" w:w="90"/>
+                    <w:bottom w:type="dxa" w:w="50"/>
+                    <w:right w:type="dxa" w:w="90"/>
+                  </w:tcMar>
+                  <w:vAlign w:val="top"/>
+                </w:tcPr>
+                <w:p>
+                  <w:pPr>
+                    <w:spacing w:after="20"/>
+                    <w:jc w:val="center"/>
+                  </w:pPr>
+                  <w:r>
+                    <w:rPr>
+                      <w:b w:val="false"/>
+                      <w:bCs w:val="false"/>
+                      <w:sz w:val="20"/>
+                      <w:szCs w:val="20"/>
+                    </w:rPr>
+                    <w:t xml:space="preserve">IV квартал</w:t>
+                  </w:r>
+                </w:p>
+              </w:tc>
+            </w:tr>
+            <w:tr>
+              <w:trPr>
+                <w:cantSplit/>
+                <w:tblHeader w:val="false"/>
+              </w:trPr>
+              <w:tc>
+                <w:tcPr>
+                  <w:tcW w:type="dxa" w:w="2300"/>
+                  <w:tcBorders>
+                    <w:top w:val="single" w:color="808080" w:sz="4"/>
+                    <w:left w:val="single" w:color="808080" w:sz="4"/>
+                    <w:bottom w:val="single" w:color="808080" w:sz="4"/>
+                    <w:right w:val="single" w:color="808080" w:sz="4"/>
+                  </w:tcBorders>
+                  <w:tcMar>
+                    <w:top w:type="dxa" w:w="50"/>
+                    <w:left w:type="dxa" w:w="90"/>
+                    <w:bottom w:type="dxa" w:w="50"/>
+                    <w:right w:type="dxa" w:w="90"/>
+                  </w:tcMar>
+                  <w:vAlign w:val="top"/>
+                </w:tcPr>
+                <w:p>
+                  <w:pPr>
+                    <w:spacing w:after="20"/>
+                    <w:jc w:val="center"/>
+                  </w:pPr>
+                  <w:r>
+                    <w:rPr>
+                      <w:b w:val="false"/>
+                      <w:bCs w:val="false"/>
+                      <w:sz w:val="20"/>
+                      <w:szCs w:val="20"/>
+                    </w:rPr>
+                    <w:t xml:space="preserve">10 марта</w:t>
+                  </w:r>
+                </w:p>
+              </w:tc>
+              <w:tc>
+                <w:tcPr>
+                  <w:tcW w:type="dxa" w:w="2300"/>
+                  <w:tcBorders>
+                    <w:top w:val="single" w:color="808080" w:sz="4"/>
+                    <w:left w:val="single" w:color="808080" w:sz="4"/>
+                    <w:bottom w:val="single" w:color="808080" w:sz="4"/>
+                    <w:right w:val="single" w:color="808080" w:sz="4"/>
+                  </w:tcBorders>
+                  <w:tcMar>
+                    <w:top w:type="dxa" w:w="50"/>
+                    <w:left w:type="dxa" w:w="90"/>
+                    <w:bottom w:type="dxa" w:w="50"/>
+                    <w:right w:type="dxa" w:w="90"/>
+                  </w:tcMar>
+                  <w:vAlign w:val="top"/>
+                </w:tcPr>
+                <w:p>
+                  <w:pPr>
+                    <w:spacing w:after="20"/>
+                    <w:jc w:val="center"/>
+                  </w:pPr>
+                  <w:r>
+                    <w:rPr>
+                      <w:b w:val="false"/>
+                      <w:bCs w:val="false"/>
+                      <w:sz w:val="20"/>
+                      <w:szCs w:val="20"/>
+                    </w:rPr>
+                    <w:t xml:space="preserve">10 июня</w:t>
+                  </w:r>
+                </w:p>
+              </w:tc>
+              <w:tc>
+                <w:tcPr>
+                  <w:tcW w:type="dxa" w:w="2300"/>
+                  <w:tcBorders>
+                    <w:top w:val="single" w:color="808080" w:sz="4"/>
+                    <w:left w:val="single" w:color="808080" w:sz="4"/>
+                    <w:bottom w:val="single" w:color="808080" w:sz="4"/>
+                    <w:right w:val="single" w:color="808080" w:sz="4"/>
+                  </w:tcBorders>
+                  <w:tcMar>
+                    <w:top w:type="dxa" w:w="50"/>
+                    <w:left w:type="dxa" w:w="90"/>
+                    <w:bottom w:type="dxa" w:w="50"/>
+                    <w:right w:type="dxa" w:w="90"/>
+                  </w:tcMar>
+                  <w:vAlign w:val="top"/>
+                </w:tcPr>
+                <w:p>
+                  <w:pPr>
+                    <w:spacing w:after="20"/>
+                    <w:jc w:val="center"/>
+                  </w:pPr>
+                  <w:r>
+                    <w:rPr>
+                      <w:b w:val="false"/>
+                      <w:bCs w:val="false"/>
+                      <w:sz w:val="20"/>
+                      <w:szCs w:val="20"/>
+                    </w:rPr>
+                    <w:t xml:space="preserve">10 сентября</w:t>
+                  </w:r>
+                </w:p>
+              </w:tc>
+              <w:tc>
+                <w:tcPr>
+                  <w:tcW w:type="dxa" w:w="2300"/>
+                  <w:tcBorders>
+                    <w:top w:val="single" w:color="808080" w:sz="4"/>
+                    <w:left w:val="single" w:color="808080" w:sz="4"/>
+                    <w:bottom w:val="single" w:color="808080" w:sz="4"/>
+                    <w:right w:val="single" w:color="808080" w:sz="4"/>
+                  </w:tcBorders>
+                  <w:tcMar>
+                    <w:top w:type="dxa" w:w="50"/>
+                    <w:left w:type="dxa" w:w="90"/>
+                    <w:bottom w:type="dxa" w:w="50"/>
+                    <w:right w:type="dxa" w:w="90"/>
+                  </w:tcMar>
+                  <w:vAlign w:val="top"/>
+                </w:tcPr>
+                <w:p>
+                  <w:pPr>
+                    <w:spacing w:after="20"/>
+                    <w:jc w:val="center"/>
+                  </w:pPr>
+                  <w:r>
+                    <w:rPr>
+                      <w:b w:val="false"/>
+                      <w:bCs w:val="false"/>
+                      <w:sz w:val="20"/>
+                      <w:szCs w:val="20"/>
+                    </w:rPr>
+                    <w:t xml:space="preserve">10 декабря</w:t>
+                  </w:r>
+                </w:p>
+              </w:tc>
+            </w:tr>
+          </w:tbl>
+          <w:p>
+            <w:pPr>
+              <w:spacing w:after="80" w:before="100"/>
+              <w:jc w:val="left"/>
+            </w:pPr>
+            <w:r>
+              <w:rPr>
+                <w:b w:val="false"/>
+                <w:bCs w:val="false"/>
+              </w:rPr>
+              <w:t xml:space="preserve">В эти дни проводите повторный инструктаж со всеми из списка (раздел 3). Между двумя датами - ровно 3 месяца, поэтому срок не будет нарушен. Если дата выпадает на выходной - проводите в последний рабочий день перед ней, но не позже.</w:t>
             </w:r>
           </w:p>
           <w:p>
@@ -8320,23 +6842,10 @@
             </w:pPr>
             <w:r>
               <w:rPr>
-                <w:b/>
-                <w:bCs/>
-              </w:rPr>
-              <w:t xml:space="preserve">Новичок</w:t>
-            </w:r>
-            <w:r>
-              <w:t xml:space="preserve"> попадает в ближайшую дату графика, если с его первичного прошло </w:t>
-            </w:r>
-            <w:r>
-              <w:rPr>
-                <w:b/>
-                <w:bCs/>
-              </w:rPr>
-              <w:t xml:space="preserve">меньше 6 месяцев</w:t>
-            </w:r>
-            <w:r>
-              <w:t xml:space="preserve"> (принят 02.11.2026 → повторный 10.03.2027 — это раньше, чем 02.05.2027, значит, всё правильно).</w:t>
+                <w:b w:val="false"/>
+                <w:bCs w:val="false"/>
+              </w:rPr>
+              <w:t xml:space="preserve">Новичок попадает в ближайшую дату графика после первичного инструктажа (принят 02.11.2026 → первый повторный 10.12.2026 → затем 10.03.2027, 10.06.2027 и далее по графику).</w:t>
             </w:r>
           </w:p>
           <w:p>
@@ -8346,33 +6855,10 @@
             </w:pPr>
             <w:r>
               <w:rPr>
-                <w:b/>
-                <w:bCs/>
-              </w:rPr>
-              <w:t xml:space="preserve">Кто отсутствовал</w:t>
-            </w:r>
-            <w:r>
-              <w:t xml:space="preserve"> (отпуск, больничный) — инструктаж проводится в </w:t>
-            </w:r>
-            <w:r>
-              <w:rPr>
-                <w:b/>
-                <w:bCs/>
-              </w:rPr>
-              <w:t xml:space="preserve">первый день выхода</w:t>
-            </w:r>
-            <w:r>
-              <w:t xml:space="preserve">, до начала работы. Если перерыв в работе превысил 60 календарных дней — проводится </w:t>
-            </w:r>
-            <w:r>
-              <w:rPr>
-                <w:b/>
-                <w:bCs/>
-              </w:rPr>
-              <w:t xml:space="preserve">внеплановый</w:t>
-            </w:r>
-            <w:r>
-              <w:t xml:space="preserve"> инструктаж.</w:t>
+                <w:b w:val="false"/>
+                <w:bCs w:val="false"/>
+              </w:rPr>
+              <w:t xml:space="preserve">Кто отсутствовал (отпуск, больничный) - инструктаж проводится в первый день выхода, до начала работы. Если перерыв в работе превысил 60 календарных дней - проводится внеплановый инструктаж.</w:t>
             </w:r>
           </w:p>
         </w:tc>
@@ -8385,7 +6871,7 @@
         <w:spacing w:after="120" w:before="240"/>
       </w:pPr>
       <w:r>
-        <w:t xml:space="preserve">8. Пример: новый работник — что и в какой день</w:t>
+        <w:t xml:space="preserve">8. Пример: новый работник - что и в какой день</w:t>
       </w:r>
     </w:p>
     <w:p>
@@ -8394,37 +6880,11 @@
         <w:jc w:val="both"/>
       </w:pPr>
       <w:r>
-        <w:t xml:space="preserve">Пример: </w:t>
-      </w:r>
-      <w:r>
         <w:rPr>
-          <w:b/>
-          <w:bCs/>
+          <w:b w:val="false"/>
+          <w:bCs w:val="false"/>
         </w:rPr>
-        <w:t xml:space="preserve">Сидоров А.П.</w:t>
-      </w:r>
-      <w:r>
-        <w:t xml:space="preserve"> принят </w:t>
-      </w:r>
-      <w:r>
-        <w:rPr>
-          <w:b/>
-          <w:bCs/>
-        </w:rPr>
-        <w:t xml:space="preserve">оператором станков с ЧПУ</w:t>
-      </w:r>
-      <w:r>
-        <w:t xml:space="preserve"> с </w:t>
-      </w:r>
-      <w:r>
-        <w:rPr>
-          <w:b/>
-          <w:bCs/>
-        </w:rPr>
-        <w:t xml:space="preserve">02.11.2026</w:t>
-      </w:r>
-      <w:r>
-        <w:t xml:space="preserve"> (понедельник). Для профессии положена стажировка 3 смены. 04.11.2026 — праздничный нерабочий день.</w:t>
+        <w:t xml:space="preserve">Пример: Сидоров А.П. принят оператором станков с ЧПУ с 02.11.2026 (понедельник).</w:t>
       </w:r>
     </w:p>
     <w:tbl>
@@ -8475,10 +6935,10 @@
             </w:pPr>
             <w:r>
               <w:rPr>
-                <w:b/>
-                <w:bCs/>
-                <w:sz w:val="20"/>
-                <w:szCs w:val="20"/>
+                <w:b w:val="false"/>
+                <w:bCs w:val="false"/>
+                <w:sz w:val="18"/>
+                <w:szCs w:val="18"/>
               </w:rPr>
               <w:t xml:space="preserve">Дата</w:t>
             </w:r>
@@ -8509,10 +6969,10 @@
             </w:pPr>
             <w:r>
               <w:rPr>
-                <w:b/>
-                <w:bCs/>
-                <w:sz w:val="20"/>
-                <w:szCs w:val="20"/>
+                <w:b w:val="false"/>
+                <w:bCs w:val="false"/>
+                <w:sz w:val="18"/>
+                <w:szCs w:val="18"/>
               </w:rPr>
               <w:t xml:space="preserve">Что делаем</w:t>
             </w:r>
@@ -8543,10 +7003,10 @@
             </w:pPr>
             <w:r>
               <w:rPr>
-                <w:b/>
-                <w:bCs/>
-                <w:sz w:val="20"/>
-                <w:szCs w:val="20"/>
+                <w:b w:val="false"/>
+                <w:bCs w:val="false"/>
+                <w:sz w:val="18"/>
+                <w:szCs w:val="18"/>
               </w:rPr>
               <w:t xml:space="preserve">Кто</w:t>
             </w:r>
@@ -8577,10 +7037,10 @@
             </w:pPr>
             <w:r>
               <w:rPr>
-                <w:b/>
-                <w:bCs/>
-                <w:sz w:val="20"/>
-                <w:szCs w:val="20"/>
+                <w:b w:val="false"/>
+                <w:bCs w:val="false"/>
+                <w:sz w:val="18"/>
+                <w:szCs w:val="18"/>
               </w:rPr>
               <w:t xml:space="preserve">Документ</w:t>
             </w:r>
@@ -8618,8 +7078,8 @@
               <w:rPr>
                 <w:b w:val="false"/>
                 <w:bCs w:val="false"/>
-                <w:sz w:val="20"/>
-                <w:szCs w:val="20"/>
+                <w:sz w:val="18"/>
+                <w:szCs w:val="18"/>
               </w:rPr>
               <w:t xml:space="preserve">До 02.11.2026</w:t>
             </w:r>
@@ -8651,10 +7111,10 @@
               <w:rPr>
                 <w:b w:val="false"/>
                 <w:bCs w:val="false"/>
-                <w:sz w:val="20"/>
-                <w:szCs w:val="20"/>
-              </w:rPr>
-              <w:t xml:space="preserve">Отдел персонала сообщает руководителю о выходе нового работника. Руководитель готовит инструкции по Перечню, СИЗ, журнал.</w:t>
+                <w:sz w:val="18"/>
+                <w:szCs w:val="18"/>
+              </w:rPr>
+              <w:t xml:space="preserve">Отдел персонала сообщает руководителю о выходе нового работника. Руководитель готовит инструкции по Перечню и журнал.</w:t>
             </w:r>
           </w:p>
         </w:tc>
@@ -8684,8 +7144,8 @@
               <w:rPr>
                 <w:b w:val="false"/>
                 <w:bCs w:val="false"/>
-                <w:sz w:val="20"/>
-                <w:szCs w:val="20"/>
+                <w:sz w:val="18"/>
+                <w:szCs w:val="18"/>
               </w:rPr>
               <w:t xml:space="preserve">Отдел управления персоналом, руководитель</w:t>
             </w:r>
@@ -8717,10 +7177,10 @@
               <w:rPr>
                 <w:b w:val="false"/>
                 <w:bCs w:val="false"/>
-                <w:sz w:val="20"/>
-                <w:szCs w:val="20"/>
-              </w:rPr>
-              <w:t xml:space="preserve">—</w:t>
+                <w:sz w:val="18"/>
+                <w:szCs w:val="18"/>
+              </w:rPr>
+              <w:t xml:space="preserve">-</w:t>
             </w:r>
           </w:p>
         </w:tc>
@@ -8756,8 +7216,8 @@
               <w:rPr>
                 <w:b w:val="false"/>
                 <w:bCs w:val="false"/>
-                <w:sz w:val="20"/>
-                <w:szCs w:val="20"/>
+                <w:sz w:val="18"/>
+                <w:szCs w:val="18"/>
               </w:rPr>
               <w:t xml:space="preserve">02.11.2026, утро</w:t>
             </w:r>
@@ -8789,8 +7249,8 @@
               <w:rPr>
                 <w:b w:val="false"/>
                 <w:bCs w:val="false"/>
-                <w:sz w:val="20"/>
-                <w:szCs w:val="20"/>
+                <w:sz w:val="18"/>
+                <w:szCs w:val="18"/>
               </w:rPr>
               <w:t xml:space="preserve">Вводный инструктаж</w:t>
             </w:r>
@@ -8822,8 +7282,8 @@
               <w:rPr>
                 <w:b w:val="false"/>
                 <w:bCs w:val="false"/>
-                <w:sz w:val="20"/>
-                <w:szCs w:val="20"/>
+                <w:sz w:val="18"/>
+                <w:szCs w:val="18"/>
               </w:rPr>
               <w:t xml:space="preserve">Ответственный по приказу о вводном</w:t>
             </w:r>
@@ -8855,8 +7315,8 @@
               <w:rPr>
                 <w:b w:val="false"/>
                 <w:bCs w:val="false"/>
-                <w:sz w:val="20"/>
-                <w:szCs w:val="20"/>
+                <w:sz w:val="18"/>
+                <w:szCs w:val="18"/>
               </w:rPr>
               <w:t xml:space="preserve">Журнал вводного инструктажа</w:t>
             </w:r>
@@ -8894,10 +7354,10 @@
               <w:rPr>
                 <w:b w:val="false"/>
                 <w:bCs w:val="false"/>
-                <w:sz w:val="20"/>
-                <w:szCs w:val="20"/>
-              </w:rPr>
-              <w:t xml:space="preserve">02.11.2026, сразу после</w:t>
+                <w:sz w:val="18"/>
+                <w:szCs w:val="18"/>
+              </w:rPr>
+              <w:t xml:space="preserve">02.11.2026, сразу после вводного</w:t>
             </w:r>
           </w:p>
         </w:tc>
@@ -8927,19 +7387,10 @@
               <w:rPr>
                 <w:b w:val="false"/>
                 <w:bCs w:val="false"/>
-                <w:sz w:val="20"/>
-                <w:szCs w:val="20"/>
-              </w:rPr>
-              <w:t xml:space="preserve">Первичный инструктаж</w:t>
-            </w:r>
-            <w:r>
-              <w:rPr>
-                <w:b w:val="false"/>
-                <w:bCs w:val="false"/>
-                <w:sz w:val="20"/>
-                <w:szCs w:val="20"/>
-              </w:rPr>
-              <w:t xml:space="preserve"> на рабочем месте по ИОТ-01, ИОТ-15, ИОТ-22 + устная проверка знаний. Выдача СИЗ.</w:t>
+                <w:sz w:val="18"/>
+                <w:szCs w:val="18"/>
+              </w:rPr>
+              <w:t xml:space="preserve">Первичный инструктаж на рабочем месте по ИОТ-01, ИОТ-15, ИОТ-22, включая вопросы первой помощи + устная проверка знаний. Подписи в журнале → допуск к самостоятельной работе. Выдача СИЗ.</w:t>
             </w:r>
           </w:p>
         </w:tc>
@@ -8969,8 +7420,8 @@
               <w:rPr>
                 <w:b w:val="false"/>
                 <w:bCs w:val="false"/>
-                <w:sz w:val="20"/>
-                <w:szCs w:val="20"/>
+                <w:sz w:val="18"/>
+                <w:szCs w:val="18"/>
               </w:rPr>
               <w:t xml:space="preserve">Мастер участка (вы)</w:t>
             </w:r>
@@ -9002,10 +7453,10 @@
               <w:rPr>
                 <w:b w:val="false"/>
                 <w:bCs w:val="false"/>
-                <w:sz w:val="20"/>
-                <w:szCs w:val="20"/>
-              </w:rPr>
-              <w:t xml:space="preserve">Журнал на рабочем месте (гр. 1–12); личная карточка учёта СИЗ</w:t>
+                <w:sz w:val="18"/>
+                <w:szCs w:val="18"/>
+              </w:rPr>
+              <w:t xml:space="preserve">Журнал на рабочем месте (гр. 1-10); личная карточка учёта СИЗ</w:t>
             </w:r>
           </w:p>
         </w:tc>
@@ -9041,10 +7492,10 @@
               <w:rPr>
                 <w:b w:val="false"/>
                 <w:bCs w:val="false"/>
-                <w:sz w:val="20"/>
-                <w:szCs w:val="20"/>
-              </w:rPr>
-              <w:t xml:space="preserve">02.11, 03.11, 05.11.2026</w:t>
+                <w:sz w:val="18"/>
+                <w:szCs w:val="18"/>
+              </w:rPr>
+              <w:t xml:space="preserve">До 31.12.2026</w:t>
             </w:r>
           </w:p>
         </w:tc>
@@ -9074,19 +7525,10 @@
               <w:rPr>
                 <w:b w:val="false"/>
                 <w:bCs w:val="false"/>
-                <w:sz w:val="20"/>
-                <w:szCs w:val="20"/>
-              </w:rPr>
-              <w:t xml:space="preserve">Стажировка</w:t>
-            </w:r>
-            <w:r>
-              <w:rPr>
-                <w:b w:val="false"/>
-                <w:bCs w:val="false"/>
-                <w:sz w:val="20"/>
-                <w:szCs w:val="20"/>
-              </w:rPr>
-              <w:t xml:space="preserve"> 3 смены под руководством опытного оператора</w:t>
+                <w:sz w:val="18"/>
+                <w:szCs w:val="18"/>
+              </w:rPr>
+              <w:t xml:space="preserve">Обучение по охране труда, первой помощи, применению СИЗ (не позднее 60 календарных дней после приёма)</w:t>
             </w:r>
           </w:p>
         </w:tc>
@@ -9116,10 +7558,10 @@
               <w:rPr>
                 <w:b w:val="false"/>
                 <w:bCs w:val="false"/>
-                <w:sz w:val="20"/>
-                <w:szCs w:val="20"/>
-              </w:rPr>
-              <w:t xml:space="preserve">Наставник, мастер</w:t>
+                <w:sz w:val="18"/>
+                <w:szCs w:val="18"/>
+              </w:rPr>
+              <w:t xml:space="preserve">Отдел ОТиПБ</w:t>
             </w:r>
           </w:p>
         </w:tc>
@@ -9149,10 +7591,10 @@
               <w:rPr>
                 <w:b w:val="false"/>
                 <w:bCs w:val="false"/>
-                <w:sz w:val="20"/>
-                <w:szCs w:val="20"/>
-              </w:rPr>
-              <w:t xml:space="preserve">Гр. 12 журнала</w:t>
+                <w:sz w:val="18"/>
+                <w:szCs w:val="18"/>
+              </w:rPr>
+              <w:t xml:space="preserve">Протоколы проверки знаний</w:t>
             </w:r>
           </w:p>
         </w:tc>
@@ -9188,10 +7630,10 @@
               <w:rPr>
                 <w:b w:val="false"/>
                 <w:bCs w:val="false"/>
-                <w:sz w:val="20"/>
-                <w:szCs w:val="20"/>
-              </w:rPr>
-              <w:t xml:space="preserve">06.11.2026</w:t>
+                <w:sz w:val="18"/>
+                <w:szCs w:val="18"/>
+              </w:rPr>
+              <w:t xml:space="preserve">10.12.2026</w:t>
             </w:r>
           </w:p>
         </w:tc>
@@ -9221,19 +7663,10 @@
               <w:rPr>
                 <w:b w:val="false"/>
                 <w:bCs w:val="false"/>
-                <w:sz w:val="20"/>
-                <w:szCs w:val="20"/>
-              </w:rPr>
-              <w:t xml:space="preserve">Проверка знаний и навыков, </w:t>
-            </w:r>
-            <w:r>
-              <w:rPr>
-                <w:b w:val="false"/>
-                <w:bCs w:val="false"/>
-                <w:sz w:val="20"/>
-                <w:szCs w:val="20"/>
-              </w:rPr>
-              <w:t xml:space="preserve">допуск к самостоятельной работе</w:t>
+                <w:sz w:val="18"/>
+                <w:szCs w:val="18"/>
+              </w:rPr>
+              <w:t xml:space="preserve">Первый повторный инструктаж (ближайшая дата графика)</w:t>
             </w:r>
           </w:p>
         </w:tc>
@@ -9263,8 +7696,8 @@
               <w:rPr>
                 <w:b w:val="false"/>
                 <w:bCs w:val="false"/>
-                <w:sz w:val="20"/>
-                <w:szCs w:val="20"/>
+                <w:sz w:val="18"/>
+                <w:szCs w:val="18"/>
               </w:rPr>
               <w:t xml:space="preserve">Мастер участка (вы)</w:t>
             </w:r>
@@ -9296,10 +7729,10 @@
               <w:rPr>
                 <w:b w:val="false"/>
                 <w:bCs w:val="false"/>
-                <w:sz w:val="20"/>
-                <w:szCs w:val="20"/>
-              </w:rPr>
-              <w:t xml:space="preserve">Гр. 13 (подпись работника), гр. 14 (ваша подпись, дата)</w:t>
+                <w:sz w:val="18"/>
+                <w:szCs w:val="18"/>
+              </w:rPr>
+              <w:t xml:space="preserve">Журнал на рабочем месте</w:t>
             </w:r>
           </w:p>
         </w:tc>
@@ -9335,10 +7768,10 @@
               <w:rPr>
                 <w:b w:val="false"/>
                 <w:bCs w:val="false"/>
-                <w:sz w:val="20"/>
-                <w:szCs w:val="20"/>
-              </w:rPr>
-              <w:t xml:space="preserve">До 31.12.2026</w:t>
+                <w:sz w:val="18"/>
+                <w:szCs w:val="18"/>
+              </w:rPr>
+              <w:t xml:space="preserve">10.03.2027</w:t>
             </w:r>
           </w:p>
         </w:tc>
@@ -9368,10 +7801,10 @@
               <w:rPr>
                 <w:b w:val="false"/>
                 <w:bCs w:val="false"/>
-                <w:sz w:val="20"/>
-                <w:szCs w:val="20"/>
-              </w:rPr>
-              <w:t xml:space="preserve">Обучение по охране труда, первой помощи, применению СИЗ</w:t>
+                <w:sz w:val="18"/>
+                <w:szCs w:val="18"/>
+              </w:rPr>
+              <w:t xml:space="preserve">Повторный инструктаж</w:t>
             </w:r>
           </w:p>
         </w:tc>
@@ -9401,10 +7834,10 @@
               <w:rPr>
                 <w:b w:val="false"/>
                 <w:bCs w:val="false"/>
-                <w:sz w:val="20"/>
-                <w:szCs w:val="20"/>
-              </w:rPr>
-              <w:t xml:space="preserve">Отдел ОТиПБ</w:t>
+                <w:sz w:val="18"/>
+                <w:szCs w:val="18"/>
+              </w:rPr>
+              <w:t xml:space="preserve">Мастер участка (вы)</w:t>
             </w:r>
           </w:p>
         </w:tc>
@@ -9434,10 +7867,10 @@
               <w:rPr>
                 <w:b w:val="false"/>
                 <w:bCs w:val="false"/>
-                <w:sz w:val="20"/>
-                <w:szCs w:val="20"/>
-              </w:rPr>
-              <w:t xml:space="preserve">Протоколы проверки знаний</w:t>
+                <w:sz w:val="18"/>
+                <w:szCs w:val="18"/>
+              </w:rPr>
+              <w:t xml:space="preserve">Журнал на рабочем месте</w:t>
             </w:r>
           </w:p>
         </w:tc>
@@ -9473,10 +7906,10 @@
               <w:rPr>
                 <w:b w:val="false"/>
                 <w:bCs w:val="false"/>
-                <w:sz w:val="20"/>
-                <w:szCs w:val="20"/>
-              </w:rPr>
-              <w:t xml:space="preserve">10.03.2027</w:t>
+                <w:sz w:val="18"/>
+                <w:szCs w:val="18"/>
+              </w:rPr>
+              <w:t xml:space="preserve">10.06.2027</w:t>
             </w:r>
           </w:p>
         </w:tc>
@@ -9506,19 +7939,10 @@
               <w:rPr>
                 <w:b w:val="false"/>
                 <w:bCs w:val="false"/>
-                <w:sz w:val="20"/>
-                <w:szCs w:val="20"/>
-              </w:rPr>
-              <w:t xml:space="preserve">Повторный инструктаж</w:t>
-            </w:r>
-            <w:r>
-              <w:rPr>
-                <w:b w:val="false"/>
-                <w:bCs w:val="false"/>
-                <w:sz w:val="20"/>
-                <w:szCs w:val="20"/>
-              </w:rPr>
-              <w:t xml:space="preserve"> (по графику подразделения)</w:t>
+                <w:sz w:val="18"/>
+                <w:szCs w:val="18"/>
+              </w:rPr>
+              <w:t xml:space="preserve">Повторный инструктаж - и далее каждые 3 месяца по графику (10.09, 10.12 ...)</w:t>
             </w:r>
           </w:p>
         </w:tc>
@@ -9548,8 +7972,8 @@
               <w:rPr>
                 <w:b w:val="false"/>
                 <w:bCs w:val="false"/>
-                <w:sz w:val="20"/>
-                <w:szCs w:val="20"/>
+                <w:sz w:val="18"/>
+                <w:szCs w:val="18"/>
               </w:rPr>
               <w:t xml:space="preserve">Мастер участка (вы)</w:t>
             </w:r>
@@ -9581,155 +8005,8 @@
               <w:rPr>
                 <w:b w:val="false"/>
                 <w:bCs w:val="false"/>
-                <w:sz w:val="20"/>
-                <w:szCs w:val="20"/>
-              </w:rPr>
-              <w:t xml:space="preserve">Журнал на рабочем месте</w:t>
-            </w:r>
-          </w:p>
-        </w:tc>
-      </w:tr>
-      <w:tr>
-        <w:trPr>
-          <w:cantSplit/>
-          <w:tblHeader w:val="false"/>
-        </w:trPr>
-        <w:tc>
-          <w:tcPr>
-            <w:tcW w:type="dxa" w:w="1750"/>
-            <w:tcBorders>
-              <w:top w:val="single" w:color="808080" w:sz="4"/>
-              <w:left w:val="single" w:color="808080" w:sz="4"/>
-              <w:bottom w:val="single" w:color="808080" w:sz="4"/>
-              <w:right w:val="single" w:color="808080" w:sz="4"/>
-            </w:tcBorders>
-            <w:tcMar>
-              <w:top w:type="dxa" w:w="50"/>
-              <w:left w:type="dxa" w:w="90"/>
-              <w:bottom w:type="dxa" w:w="50"/>
-              <w:right w:type="dxa" w:w="90"/>
-            </w:tcMar>
-            <w:vAlign w:val="top"/>
-          </w:tcPr>
-          <w:p>
-            <w:pPr>
-              <w:spacing w:after="20"/>
-              <w:jc w:val="left"/>
-            </w:pPr>
-            <w:r>
-              <w:rPr>
-                <w:b w:val="false"/>
-                <w:bCs w:val="false"/>
-                <w:sz w:val="20"/>
-                <w:szCs w:val="20"/>
-              </w:rPr>
-              <w:t xml:space="preserve">10.09.2027</w:t>
-            </w:r>
-          </w:p>
-        </w:tc>
-        <w:tc>
-          <w:tcPr>
-            <w:tcW w:type="dxa" w:w="3300"/>
-            <w:tcBorders>
-              <w:top w:val="single" w:color="808080" w:sz="4"/>
-              <w:left w:val="single" w:color="808080" w:sz="4"/>
-              <w:bottom w:val="single" w:color="808080" w:sz="4"/>
-              <w:right w:val="single" w:color="808080" w:sz="4"/>
-            </w:tcBorders>
-            <w:tcMar>
-              <w:top w:type="dxa" w:w="50"/>
-              <w:left w:type="dxa" w:w="90"/>
-              <w:bottom w:type="dxa" w:w="50"/>
-              <w:right w:type="dxa" w:w="90"/>
-            </w:tcMar>
-            <w:vAlign w:val="top"/>
-          </w:tcPr>
-          <w:p>
-            <w:pPr>
-              <w:spacing w:after="20"/>
-              <w:jc w:val="left"/>
-            </w:pPr>
-            <w:r>
-              <w:rPr>
-                <w:b w:val="false"/>
-                <w:bCs w:val="false"/>
-                <w:sz w:val="20"/>
-                <w:szCs w:val="20"/>
-              </w:rPr>
-              <w:t xml:space="preserve">Повторный инструктаж</w:t>
-            </w:r>
-            <w:r>
-              <w:rPr>
-                <w:b w:val="false"/>
-                <w:bCs w:val="false"/>
-                <w:sz w:val="20"/>
-                <w:szCs w:val="20"/>
-              </w:rPr>
-              <w:t xml:space="preserve"> — и далее каждые 6 месяцев</w:t>
-            </w:r>
-          </w:p>
-        </w:tc>
-        <w:tc>
-          <w:tcPr>
-            <w:tcW w:type="dxa" w:w="2400"/>
-            <w:tcBorders>
-              <w:top w:val="single" w:color="808080" w:sz="4"/>
-              <w:left w:val="single" w:color="808080" w:sz="4"/>
-              <w:bottom w:val="single" w:color="808080" w:sz="4"/>
-              <w:right w:val="single" w:color="808080" w:sz="4"/>
-            </w:tcBorders>
-            <w:tcMar>
-              <w:top w:type="dxa" w:w="50"/>
-              <w:left w:type="dxa" w:w="90"/>
-              <w:bottom w:type="dxa" w:w="50"/>
-              <w:right w:type="dxa" w:w="90"/>
-            </w:tcMar>
-            <w:vAlign w:val="top"/>
-          </w:tcPr>
-          <w:p>
-            <w:pPr>
-              <w:spacing w:after="20"/>
-              <w:jc w:val="left"/>
-            </w:pPr>
-            <w:r>
-              <w:rPr>
-                <w:b w:val="false"/>
-                <w:bCs w:val="false"/>
-                <w:sz w:val="20"/>
-                <w:szCs w:val="20"/>
-              </w:rPr>
-              <w:t xml:space="preserve">Мастер участка (вы)</w:t>
-            </w:r>
-          </w:p>
-        </w:tc>
-        <w:tc>
-          <w:tcPr>
-            <w:tcW w:type="dxa" w:w="2188"/>
-            <w:tcBorders>
-              <w:top w:val="single" w:color="808080" w:sz="4"/>
-              <w:left w:val="single" w:color="808080" w:sz="4"/>
-              <w:bottom w:val="single" w:color="808080" w:sz="4"/>
-              <w:right w:val="single" w:color="808080" w:sz="4"/>
-            </w:tcBorders>
-            <w:tcMar>
-              <w:top w:type="dxa" w:w="50"/>
-              <w:left w:type="dxa" w:w="90"/>
-              <w:bottom w:type="dxa" w:w="50"/>
-              <w:right w:type="dxa" w:w="90"/>
-            </w:tcMar>
-            <w:vAlign w:val="top"/>
-          </w:tcPr>
-          <w:p>
-            <w:pPr>
-              <w:spacing w:after="20"/>
-              <w:jc w:val="left"/>
-            </w:pPr>
-            <w:r>
-              <w:rPr>
-                <w:b w:val="false"/>
-                <w:bCs w:val="false"/>
-                <w:sz w:val="20"/>
-                <w:szCs w:val="20"/>
+                <w:sz w:val="18"/>
+                <w:szCs w:val="18"/>
               </w:rPr>
               <w:t xml:space="preserve">Журнал на рабочем месте</w:t>
             </w:r>
@@ -9793,10 +8070,10 @@
             </w:pPr>
             <w:r>
               <w:rPr>
-                <w:b/>
-                <w:bCs/>
-                <w:sz w:val="20"/>
-                <w:szCs w:val="20"/>
+                <w:b w:val="false"/>
+                <w:bCs w:val="false"/>
+                <w:sz w:val="18"/>
+                <w:szCs w:val="18"/>
               </w:rPr>
               <w:t xml:space="preserve">Как НЕ надо</w:t>
             </w:r>
@@ -9827,10 +8104,10 @@
             </w:pPr>
             <w:r>
               <w:rPr>
-                <w:b/>
-                <w:bCs/>
-                <w:sz w:val="20"/>
-                <w:szCs w:val="20"/>
+                <w:b w:val="false"/>
+                <w:bCs w:val="false"/>
+                <w:sz w:val="18"/>
+                <w:szCs w:val="18"/>
               </w:rPr>
               <w:t xml:space="preserve">Как надо</w:t>
             </w:r>
@@ -9868,8 +8145,8 @@
               <w:rPr>
                 <w:b w:val="false"/>
                 <w:bCs w:val="false"/>
-                <w:sz w:val="20"/>
-                <w:szCs w:val="20"/>
+                <w:sz w:val="18"/>
+                <w:szCs w:val="18"/>
               </w:rPr>
               <w:t xml:space="preserve">Работник начал работать, а инструктаж «проведём на неделе».</w:t>
             </w:r>
@@ -9901,28 +8178,10 @@
               <w:rPr>
                 <w:b w:val="false"/>
                 <w:bCs w:val="false"/>
-                <w:sz w:val="20"/>
-                <w:szCs w:val="20"/>
-              </w:rPr>
-              <w:t xml:space="preserve">Сначала инструктаж и подписи — потом работа. </w:t>
-            </w:r>
-            <w:r>
-              <w:rPr>
-                <w:b w:val="false"/>
-                <w:bCs w:val="false"/>
-                <w:sz w:val="20"/>
-                <w:szCs w:val="20"/>
-              </w:rPr>
-              <w:t xml:space="preserve">В тот же день</w:t>
-            </w:r>
-            <w:r>
-              <w:rPr>
-                <w:b w:val="false"/>
-                <w:bCs w:val="false"/>
-                <w:sz w:val="20"/>
-                <w:szCs w:val="20"/>
-              </w:rPr>
-              <w:t xml:space="preserve">.</w:t>
+                <w:sz w:val="18"/>
+                <w:szCs w:val="18"/>
+              </w:rPr>
+              <w:t xml:space="preserve">Сначала инструктаж и подписи - потом работа. В тот же день.</w:t>
             </w:r>
           </w:p>
         </w:tc>
@@ -9958,8 +8217,8 @@
               <w:rPr>
                 <w:b w:val="false"/>
                 <w:bCs w:val="false"/>
-                <w:sz w:val="20"/>
-                <w:szCs w:val="20"/>
+                <w:sz w:val="18"/>
+                <w:szCs w:val="18"/>
               </w:rPr>
               <w:t xml:space="preserve">Записали всех «по памяти», кого-то забыли.</w:t>
             </w:r>
@@ -9991,28 +8250,10 @@
               <w:rPr>
                 <w:b w:val="false"/>
                 <w:bCs w:val="false"/>
-                <w:sz w:val="20"/>
-                <w:szCs w:val="20"/>
-              </w:rPr>
-              <w:t xml:space="preserve">Список — </w:t>
-            </w:r>
-            <w:r>
-              <w:rPr>
-                <w:b w:val="false"/>
-                <w:bCs w:val="false"/>
-                <w:sz w:val="20"/>
-                <w:szCs w:val="20"/>
-              </w:rPr>
-              <w:t xml:space="preserve">из штатной расстановки</w:t>
-            </w:r>
-            <w:r>
-              <w:rPr>
-                <w:b w:val="false"/>
-                <w:bCs w:val="false"/>
-                <w:sz w:val="20"/>
-                <w:szCs w:val="20"/>
-              </w:rPr>
-              <w:t xml:space="preserve"> минус освобождённые должности.</w:t>
+                <w:sz w:val="18"/>
+                <w:szCs w:val="18"/>
+              </w:rPr>
+              <w:t xml:space="preserve">Список - из штатной расстановки.</w:t>
             </w:r>
           </w:p>
         </w:tc>
@@ -10048,8 +8289,8 @@
               <w:rPr>
                 <w:b w:val="false"/>
                 <w:bCs w:val="false"/>
-                <w:sz w:val="20"/>
-                <w:szCs w:val="20"/>
+                <w:sz w:val="18"/>
+                <w:szCs w:val="18"/>
               </w:rPr>
               <w:t xml:space="preserve">В журнал вписали все инструкции подряд, «на всякий случай».</w:t>
             </w:r>
@@ -10081,28 +8322,10 @@
               <w:rPr>
                 <w:b w:val="false"/>
                 <w:bCs w:val="false"/>
-                <w:sz w:val="20"/>
-                <w:szCs w:val="20"/>
-              </w:rPr>
-              <w:t xml:space="preserve">Только </w:t>
-            </w:r>
-            <w:r>
-              <w:rPr>
-                <w:b w:val="false"/>
-                <w:bCs w:val="false"/>
-                <w:sz w:val="20"/>
-                <w:szCs w:val="20"/>
-              </w:rPr>
-              <w:t xml:space="preserve">применимые</w:t>
-            </w:r>
-            <w:r>
-              <w:rPr>
-                <w:b w:val="false"/>
-                <w:bCs w:val="false"/>
-                <w:sz w:val="20"/>
-                <w:szCs w:val="20"/>
-              </w:rPr>
-              <w:t xml:space="preserve"> инструкции из Перечня для этой должности.</w:t>
+                <w:sz w:val="18"/>
+                <w:szCs w:val="18"/>
+              </w:rPr>
+              <w:t xml:space="preserve">Только применимые инструкции из Перечня для этой должности.</w:t>
             </w:r>
           </w:p>
         </w:tc>
@@ -10138,8 +8361,8 @@
               <w:rPr>
                 <w:b w:val="false"/>
                 <w:bCs w:val="false"/>
-                <w:sz w:val="20"/>
-                <w:szCs w:val="20"/>
+                <w:sz w:val="18"/>
+                <w:szCs w:val="18"/>
               </w:rPr>
               <w:t xml:space="preserve">Работнику дали «расписаться за инструктаж», ничего не рассказав.</w:t>
             </w:r>
@@ -10171,28 +8394,10 @@
               <w:rPr>
                 <w:b w:val="false"/>
                 <w:bCs w:val="false"/>
-                <w:sz w:val="20"/>
-                <w:szCs w:val="20"/>
-              </w:rPr>
-              <w:t xml:space="preserve">Рассказать, показать, проверить знания — </w:t>
-            </w:r>
-            <w:r>
-              <w:rPr>
-                <w:b w:val="false"/>
-                <w:bCs w:val="false"/>
-                <w:sz w:val="20"/>
-                <w:szCs w:val="20"/>
-              </w:rPr>
-              <w:t xml:space="preserve">потом</w:t>
-            </w:r>
-            <w:r>
-              <w:rPr>
-                <w:b w:val="false"/>
-                <w:bCs w:val="false"/>
-                <w:sz w:val="20"/>
-                <w:szCs w:val="20"/>
-              </w:rPr>
-              <w:t xml:space="preserve"> подпись.</w:t>
+                <w:sz w:val="18"/>
+                <w:szCs w:val="18"/>
+              </w:rPr>
+              <w:t xml:space="preserve">Рассказать, показать, проверить знания - потом подпись.</w:t>
             </w:r>
           </w:p>
         </w:tc>
@@ -10228,8 +8433,8 @@
               <w:rPr>
                 <w:b w:val="false"/>
                 <w:bCs w:val="false"/>
-                <w:sz w:val="20"/>
-                <w:szCs w:val="20"/>
+                <w:sz w:val="18"/>
+                <w:szCs w:val="18"/>
               </w:rPr>
               <w:t xml:space="preserve">Одна подпись «за всех» или подпись за отсутствующего.</w:t>
             </w:r>
@@ -10261,10 +8466,10 @@
               <w:rPr>
                 <w:b w:val="false"/>
                 <w:bCs w:val="false"/>
-                <w:sz w:val="20"/>
-                <w:szCs w:val="20"/>
-              </w:rPr>
-              <w:t xml:space="preserve">Каждый работник — своя строка и своя подпись.</w:t>
+                <w:sz w:val="18"/>
+                <w:szCs w:val="18"/>
+              </w:rPr>
+              <w:t xml:space="preserve">Каждый работник - своя строка и своя подпись.</w:t>
             </w:r>
           </w:p>
         </w:tc>
@@ -10300,10 +8505,10 @@
               <w:rPr>
                 <w:b w:val="false"/>
                 <w:bCs w:val="false"/>
-                <w:sz w:val="20"/>
-                <w:szCs w:val="20"/>
-              </w:rPr>
-              <w:t xml:space="preserve">Повторный провели через 7–8 месяцев.</w:t>
+                <w:sz w:val="18"/>
+                <w:szCs w:val="18"/>
+              </w:rPr>
+              <w:t xml:space="preserve">Повторный провели через 4-5 месяцев.</w:t>
             </w:r>
           </w:p>
         </w:tc>
@@ -10333,28 +8538,10 @@
               <w:rPr>
                 <w:b w:val="false"/>
                 <w:bCs w:val="false"/>
-                <w:sz w:val="20"/>
-                <w:szCs w:val="20"/>
-              </w:rPr>
-              <w:t xml:space="preserve">Не реже </w:t>
-            </w:r>
-            <w:r>
-              <w:rPr>
-                <w:b w:val="false"/>
-                <w:bCs w:val="false"/>
-                <w:sz w:val="20"/>
-                <w:szCs w:val="20"/>
-              </w:rPr>
-              <w:t xml:space="preserve">1 раза в 6 месяцев</w:t>
-            </w:r>
-            <w:r>
-              <w:rPr>
-                <w:b w:val="false"/>
-                <w:bCs w:val="false"/>
-                <w:sz w:val="20"/>
-                <w:szCs w:val="20"/>
-              </w:rPr>
-              <w:t xml:space="preserve"> — работайте по графику.</w:t>
+                <w:sz w:val="18"/>
+                <w:szCs w:val="18"/>
+              </w:rPr>
+              <w:t xml:space="preserve">Не реже 1 раза в 3 месяца - работайте по графику.</w:t>
             </w:r>
           </w:p>
         </w:tc>
@@ -10390,8 +8577,8 @@
               <w:rPr>
                 <w:b w:val="false"/>
                 <w:bCs w:val="false"/>
-                <w:sz w:val="20"/>
-                <w:szCs w:val="20"/>
+                <w:sz w:val="18"/>
+                <w:szCs w:val="18"/>
               </w:rPr>
               <w:t xml:space="preserve">Должность «слесарь», «технолог», «оператор».</w:t>
             </w:r>
@@ -10423,28 +8610,10 @@
               <w:rPr>
                 <w:b w:val="false"/>
                 <w:bCs w:val="false"/>
-                <w:sz w:val="20"/>
-                <w:szCs w:val="20"/>
-              </w:rPr>
-              <w:t xml:space="preserve">Должность </w:t>
-            </w:r>
-            <w:r>
-              <w:rPr>
-                <w:b w:val="false"/>
-                <w:bCs w:val="false"/>
-                <w:sz w:val="20"/>
-                <w:szCs w:val="20"/>
-              </w:rPr>
-              <w:t xml:space="preserve">точно как в штатном расписании</w:t>
-            </w:r>
-            <w:r>
-              <w:rPr>
-                <w:b w:val="false"/>
-                <w:bCs w:val="false"/>
-                <w:sz w:val="20"/>
-                <w:szCs w:val="20"/>
-              </w:rPr>
-              <w:t xml:space="preserve">.</w:t>
+                <w:sz w:val="18"/>
+                <w:szCs w:val="18"/>
+              </w:rPr>
+              <w:t xml:space="preserve">Должность точно как в штатном расписании.</w:t>
             </w:r>
           </w:p>
         </w:tc>
@@ -10480,8 +8649,8 @@
               <w:rPr>
                 <w:b w:val="false"/>
                 <w:bCs w:val="false"/>
-                <w:sz w:val="20"/>
-                <w:szCs w:val="20"/>
+                <w:sz w:val="18"/>
+                <w:szCs w:val="18"/>
               </w:rPr>
               <w:t xml:space="preserve">Пустые строки, «штрих», вырванные листы.</w:t>
             </w:r>
@@ -10513,10 +8682,10 @@
               <w:rPr>
                 <w:b w:val="false"/>
                 <w:bCs w:val="false"/>
-                <w:sz w:val="20"/>
-                <w:szCs w:val="20"/>
-              </w:rPr>
-              <w:t xml:space="preserve">Записи подряд; ошибку — зачеркнуть одной чертой и заверить.</w:t>
+                <w:sz w:val="18"/>
+                <w:szCs w:val="18"/>
+              </w:rPr>
+              <w:t xml:space="preserve">Записи подряд; ошибку - зачеркнуть одной чертой и заверить.</w:t>
             </w:r>
           </w:p>
         </w:tc>
@@ -10535,12 +8704,12 @@
     <w:p>
       <w:pPr>
         <w:spacing w:after="40" w:before="0"/>
-        <w:jc w:val="both"/>
+        <w:jc w:val="left"/>
       </w:pPr>
       <w:r>
         <w:rPr>
-          <w:b/>
-          <w:bCs/>
+          <w:b w:val="false"/>
+          <w:bCs w:val="false"/>
         </w:rPr>
         <w:t xml:space="preserve">Один раз (сейчас):</w:t>
       </w:r>
@@ -10555,6 +8724,10 @@
         <w:spacing w:after="60"/>
       </w:pPr>
       <w:r>
+        <w:rPr>
+          <w:b w:val="false"/>
+          <w:bCs w:val="false"/>
+        </w:rPr>
         <w:t xml:space="preserve">Получил выписку из штатной расстановки своего подразделения.</w:t>
       </w:r>
     </w:p>
@@ -10568,7 +8741,11 @@
         <w:spacing w:after="60"/>
       </w:pPr>
       <w:r>
-        <w:t xml:space="preserve">Вычеркнул должности из Перечня освобождённых (Приложение № 5 к приказу о вводном).</w:t>
+        <w:rPr>
+          <w:b w:val="false"/>
+          <w:bCs w:val="false"/>
+        </w:rPr>
+        <w:t xml:space="preserve">По Перечню инструкций определил для каждой должности применимые ИОТ.</w:t>
       </w:r>
     </w:p>
     <w:p>
@@ -10581,7 +8758,11 @@
         <w:spacing w:after="60"/>
       </w:pPr>
       <w:r>
-        <w:t xml:space="preserve">По Перечню инструкций определил для каждой должности применимые ИОТ.</w:t>
+        <w:rPr>
+          <w:b w:val="false"/>
+          <w:bCs w:val="false"/>
+        </w:rPr>
+        <w:t xml:space="preserve">Получил журнал (пронумерован, прошнурован).</w:t>
       </w:r>
     </w:p>
     <w:p>
@@ -10594,7 +8775,24 @@
         <w:spacing w:after="60"/>
       </w:pPr>
       <w:r>
-        <w:t xml:space="preserve">Получил журнал (пронумерован, прошнурован).</w:t>
+        <w:rPr>
+          <w:b w:val="false"/>
+          <w:bCs w:val="false"/>
+        </w:rPr>
+        <w:t xml:space="preserve">Утвердил 4 даты повторного инструктажа в году и внёс их в календарь.</w:t>
+      </w:r>
+    </w:p>
+    <w:p>
+      <w:pPr>
+        <w:spacing w:after="40" w:before="80"/>
+        <w:jc w:val="left"/>
+      </w:pPr>
+      <w:r>
+        <w:rPr>
+          <w:b w:val="false"/>
+          <w:bCs w:val="false"/>
+        </w:rPr>
+        <w:t xml:space="preserve">При приёме каждого нового работника:</w:t>
       </w:r>
     </w:p>
     <w:p>
@@ -10607,20 +8805,24 @@
         <w:spacing w:after="60"/>
       </w:pPr>
       <w:r>
-        <w:t xml:space="preserve">Утвердил две даты повторного инструктажа в году и внёс их в календарь.</w:t>
+        <w:rPr>
+          <w:b w:val="false"/>
+          <w:bCs w:val="false"/>
+        </w:rPr>
+        <w:t xml:space="preserve">Вводный пройден → первичный проведён в тот же день → подписи в журнале → допуск к работе.</w:t>
       </w:r>
     </w:p>
     <w:p>
       <w:pPr>
         <w:spacing w:after="40" w:before="80"/>
-        <w:jc w:val="both"/>
+        <w:jc w:val="left"/>
       </w:pPr>
       <w:r>
         <w:rPr>
-          <w:b/>
-          <w:bCs/>
+          <w:b w:val="false"/>
+          <w:bCs w:val="false"/>
         </w:rPr>
-        <w:t xml:space="preserve">При приёме каждого нового работника:</w:t>
+        <w:t xml:space="preserve">Каждые 3 месяца:</w:t>
       </w:r>
     </w:p>
     <w:p>
@@ -10633,7 +8835,11 @@
         <w:spacing w:after="60"/>
       </w:pPr>
       <w:r>
-        <w:t xml:space="preserve">Вводный пройден → первичный проведён в тот же день → подписи в журнале.</w:t>
+        <w:rPr>
+          <w:b w:val="false"/>
+          <w:bCs w:val="false"/>
+        </w:rPr>
+        <w:t xml:space="preserve">Повторный проведён со всеми из списка; отсутствующие - в первый день выхода.</w:t>
       </w:r>
     </w:p>
     <w:p>
@@ -10646,45 +8852,10 @@
         <w:spacing w:after="60"/>
       </w:pPr>
       <w:r>
-        <w:t xml:space="preserve">Стажировка (если положена) → допуск → графа 14 заполнена.</w:t>
-      </w:r>
-    </w:p>
-    <w:p>
-      <w:pPr>
-        <w:spacing w:after="40" w:before="80"/>
-        <w:jc w:val="both"/>
-      </w:pPr>
-      <w:r>
         <w:rPr>
-          <w:b/>
-          <w:bCs/>
+          <w:b w:val="false"/>
+          <w:bCs w:val="false"/>
         </w:rPr>
-        <w:t xml:space="preserve">Каждые 6 месяцев:</w:t>
-      </w:r>
-    </w:p>
-    <w:p>
-      <w:pPr>
-        <w:pStyle w:val="ListParagraph"/>
-        <w:numPr>
-          <w:ilvl w:val="0"/>
-          <w:numId w:val="3"/>
-        </w:numPr>
-        <w:spacing w:after="60"/>
-      </w:pPr>
-      <w:r>
-        <w:t xml:space="preserve">Повторный проведён со всеми из списка; отсутствующие — в первый день выхода.</w:t>
-      </w:r>
-    </w:p>
-    <w:p>
-      <w:pPr>
-        <w:pStyle w:val="ListParagraph"/>
-        <w:numPr>
-          <w:ilvl w:val="0"/>
-          <w:numId w:val="3"/>
-        </w:numPr>
-        <w:spacing w:after="60"/>
-      </w:pPr>
-      <w:r>
         <w:t xml:space="preserve">Скан заполненных страниц журнала направлен в отдел ОТиПБ в срок, установленный приказом.</w:t>
       </w:r>
     </w:p>
@@ -10700,24 +8871,19 @@
     </w:p>
     <w:p>
       <w:pPr>
-        <w:spacing w:after="80" w:before="0"/>
+        <w:spacing w:after="0" w:before="0"/>
         <w:jc w:val="both"/>
       </w:pPr>
       <w:r>
-        <w:t xml:space="preserve">Не угадывайте — спросите. Отдел охраны труда и промышленной безопасности поможет подобрать инструкции, проверит журнал, проведёт первый инструктаж вместе с вами.</w:t>
-      </w:r>
-    </w:p>
-    <w:p>
-      <w:pPr>
-        <w:spacing w:after="80" w:before="0"/>
-        <w:jc w:val="both"/>
-      </w:pPr>
-      <w:r>
-        <w:t xml:space="preserve">Контакты отдела ОТиПБ: ____________________________________________ (тел., e-mail).</w:t>
+        <w:rPr>
+          <w:b w:val="false"/>
+          <w:bCs w:val="false"/>
+        </w:rPr>
+        <w:t xml:space="preserve">Не угадывайте - спросите. Отдел охраны труда и промышленной безопасности поможет подобрать инструкции, проверит журнал, проведёт первый инструктаж вместе с вами. Контакты отдела ОТиПБ: доб. 4311, почта: a.aikesheva@aviainterior.sn-ru</w:t>
       </w:r>
     </w:p>
     <w:sectPr>
-      <w:footerReference w:type="default" r:id="rId8"/>
+      <w:footerReference w:type="default" r:id="rId9"/>
       <w:pgSz w:w="11906" w:h="16838" w:orient="portrait"/>
       <w:pgMar w:top="1134" w:right="1134" w:bottom="1134" w:left="1134" w:header="708" w:footer="708" w:gutter="0"/>
       <w:pgNumType/>
@@ -10791,6 +8957,28 @@
 </file>
 
 <file path=word/footer2.xml><?xml version="1.0" encoding="utf-8"?>
+<w:ftr xmlns:wpc="http://schemas.microsoft.com/office/word/2010/wordprocessingCanvas" xmlns:mc="http://schemas.openxmlformats.org/markup-compatibility/2006" xmlns:o="urn:schemas-microsoft-com:office:office" xmlns:r="http://schemas.openxmlformats.org/officeDocument/2006/relationships" xmlns:m="http://schemas.openxmlformats.org/officeDocument/2006/math" xmlns:v="urn:schemas-microsoft-com:vml" xmlns:wp14="http://schemas.microsoft.com/office/word/2010/wordprocessingDrawing" xmlns:wp="http://schemas.openxmlformats.org/drawingml/2006/wordprocessingDrawing" xmlns:w10="urn:schemas-microsoft-com:office:word" xmlns:w="http://schemas.openxmlformats.org/wordprocessingml/2006/main" xmlns:w14="http://schemas.microsoft.com/office/word/2010/wordml" xmlns:w15="http://schemas.microsoft.com/office/word/2012/wordml" xmlns:wpg="http://schemas.microsoft.com/office/word/2010/wordprocessingGroup" xmlns:wpi="http://schemas.microsoft.com/office/word/2010/wordprocessingInk" xmlns:wne="http://schemas.microsoft.com/office/word/2006/wordml" xmlns:wps="http://schemas.microsoft.com/office/word/2010/wordprocessingShape">
+  <w:p>
+    <w:pPr>
+      <w:jc w:val="center"/>
+    </w:pPr>
+    <w:r>
+      <w:rPr>
+        <w:color w:val="808080"/>
+        <w:sz w:val="16"/>
+        <w:szCs w:val="16"/>
+      </w:rPr>
+      <w:t xml:space="preserve">Памятка по первичному и повторному инструктажу · стр. </w:t>
+      <w:fldChar w:fldCharType="begin"/>
+      <w:instrText xml:space="preserve">PAGE</w:instrText>
+      <w:fldChar w:fldCharType="separate"/>
+      <w:fldChar w:fldCharType="end"/>
+    </w:r>
+  </w:p>
+</w:ftr>
+</file>
+
+<file path=word/footer3.xml><?xml version="1.0" encoding="utf-8"?>
 <w:ftr xmlns:wpc="http://schemas.microsoft.com/office/word/2010/wordprocessingCanvas" xmlns:mc="http://schemas.openxmlformats.org/markup-compatibility/2006" xmlns:o="urn:schemas-microsoft-com:office:office" xmlns:r="http://schemas.openxmlformats.org/officeDocument/2006/relationships" xmlns:m="http://schemas.openxmlformats.org/officeDocument/2006/math" xmlns:v="urn:schemas-microsoft-com:vml" xmlns:wp14="http://schemas.microsoft.com/office/word/2010/wordprocessingDrawing" xmlns:wp="http://schemas.openxmlformats.org/drawingml/2006/wordprocessingDrawing" xmlns:w10="urn:schemas-microsoft-com:office:word" xmlns:w="http://schemas.openxmlformats.org/wordprocessingml/2006/main" xmlns:w14="http://schemas.microsoft.com/office/word/2010/wordml" xmlns:w15="http://schemas.microsoft.com/office/word/2012/wordml" xmlns:wpg="http://schemas.microsoft.com/office/word/2010/wordprocessingGroup" xmlns:wpi="http://schemas.microsoft.com/office/word/2010/wordprocessingInk" xmlns:wne="http://schemas.microsoft.com/office/word/2006/wordml" xmlns:wps="http://schemas.microsoft.com/office/word/2010/wordprocessingShape">
   <w:p>
     <w:pPr>
@@ -11184,8 +9372,8 @@
       <w:outlineLvl w:val="0"/>
     </w:pPr>
     <w:rPr>
-      <w:b/>
-      <w:bCs/>
+      <w:b w:val="false"/>
+      <w:bCs w:val="false"/>
       <w:color w:val="1F3864"/>
       <w:sz w:val="28"/>
       <w:szCs w:val="28"/>
@@ -11200,8 +9388,8 @@
       <w:outlineLvl w:val="1"/>
     </w:pPr>
     <w:rPr>
-      <w:b/>
-      <w:bCs/>
+      <w:b w:val="false"/>
+      <w:bCs w:val="false"/>
       <w:color w:val="2E75B6"/>
       <w:sz w:val="24"/>
       <w:szCs w:val="24"/>

--- a/Инструктажи/Памятка_первичный_повторный_инструктаж.docx
+++ b/Инструктажи/Памятка_первичный_повторный_инструктаж.docx
@@ -573,7 +573,7 @@
                 <w:sz w:val="20"/>
                 <w:szCs w:val="20"/>
               </w:rPr>
-              <w:t xml:space="preserve">Новые работники; практиканты; переведённые; получившие новую работу; командированные</w:t>
+              <w:t xml:space="preserve">Все новые работники организации; практиканты</w:t>
             </w:r>
           </w:p>
         </w:tc>
@@ -1215,42 +1215,6 @@
           <w:bCs w:val="false"/>
         </w:rPr>
         <w:t xml:space="preserve">совместителям (внешним и внутренним) и работникам по срочному договору - так же, как остальным;</w:t>
-      </w:r>
-    </w:p>
-    <w:p>
-      <w:pPr>
-        <w:pStyle w:val="ListParagraph"/>
-        <w:numPr>
-          <w:ilvl w:val="0"/>
-          <w:numId w:val="2"/>
-        </w:numPr>
-        <w:spacing w:after="40"/>
-        <w:jc w:val="left"/>
-      </w:pPr>
-      <w:r>
-        <w:rPr>
-          <w:b w:val="false"/>
-          <w:bCs w:val="false"/>
-        </w:rPr>
-        <w:t xml:space="preserve">работникам, переведённым к вам из другого подразделения, и тем, кому поручили новую для них работу;</w:t>
-      </w:r>
-    </w:p>
-    <w:p>
-      <w:pPr>
-        <w:pStyle w:val="ListParagraph"/>
-        <w:numPr>
-          <w:ilvl w:val="0"/>
-          <w:numId w:val="2"/>
-        </w:numPr>
-        <w:spacing w:after="40"/>
-        <w:jc w:val="left"/>
-      </w:pPr>
-      <w:r>
-        <w:rPr>
-          <w:b w:val="false"/>
-          <w:bCs w:val="false"/>
-        </w:rPr>
-        <w:t xml:space="preserve">командированным к нам работникам, которые работают на нашем участке;</w:t>
       </w:r>
     </w:p>
     <w:p>
@@ -2317,7 +2281,7 @@
           <w:b w:val="false"/>
           <w:bCs w:val="false"/>
         </w:rPr>
-        <w:t xml:space="preserve">Используется Журнал регистрации инструктажа по охране труда на рабочем месте по форме Приложения № 2 к приказу. Один журнал - на подразделение (участок, бюро, отдел). Журнал хранится у руководителя подразделения. В журнале 10 граф - их состав установлен пунктом 87 Правил обучения по охране труда (постановление Правительства РФ № 2464).</w:t>
+        <w:t xml:space="preserve">Используется Журнал регистрации инструктажа по охране труда на рабочем месте по утверждённой форме. Один журнал - на подразделение (участок, бюро, отдел). Журнал хранится у руководителя подразделения. В журнале 10 граф - их состав установлен пунктом 87 Правил обучения по охране труда (постановление Правительства РФ № 2464).</w:t>
       </w:r>
     </w:p>
     <w:tbl>
@@ -6033,111 +5997,6 @@
                 <w:szCs w:val="20"/>
               </w:rPr>
               <w:t xml:space="preserve">В ту же дату, что и вводный (дата в Журнале вводного инструктажа).</w:t>
-            </w:r>
-          </w:p>
-        </w:tc>
-      </w:tr>
-      <w:tr>
-        <w:trPr>
-          <w:cantSplit/>
-          <w:tblHeader w:val="false"/>
-        </w:trPr>
-        <w:tc>
-          <w:tcPr>
-            <w:tcW w:type="dxa" w:w="2500"/>
-            <w:tcBorders>
-              <w:top w:val="single" w:color="808080" w:sz="4"/>
-              <w:left w:val="single" w:color="808080" w:sz="4"/>
-              <w:bottom w:val="single" w:color="808080" w:sz="4"/>
-              <w:right w:val="single" w:color="808080" w:sz="4"/>
-            </w:tcBorders>
-            <w:tcMar>
-              <w:top w:type="dxa" w:w="50"/>
-              <w:left w:type="dxa" w:w="90"/>
-              <w:bottom w:type="dxa" w:w="50"/>
-              <w:right w:type="dxa" w:w="90"/>
-            </w:tcMar>
-            <w:vAlign w:val="top"/>
-          </w:tcPr>
-          <w:p>
-            <w:pPr>
-              <w:spacing w:after="20"/>
-              <w:jc w:val="left"/>
-            </w:pPr>
-            <w:r>
-              <w:rPr>
-                <w:b w:val="false"/>
-                <w:bCs w:val="false"/>
-                <w:sz w:val="20"/>
-                <w:szCs w:val="20"/>
-              </w:rPr>
-              <w:t xml:space="preserve">Первичный при переводе / новой работе</w:t>
-            </w:r>
-          </w:p>
-        </w:tc>
-        <w:tc>
-          <w:tcPr>
-            <w:tcW w:type="dxa" w:w="3200"/>
-            <w:tcBorders>
-              <w:top w:val="single" w:color="808080" w:sz="4"/>
-              <w:left w:val="single" w:color="808080" w:sz="4"/>
-              <w:bottom w:val="single" w:color="808080" w:sz="4"/>
-              <w:right w:val="single" w:color="808080" w:sz="4"/>
-            </w:tcBorders>
-            <w:tcMar>
-              <w:top w:type="dxa" w:w="50"/>
-              <w:left w:type="dxa" w:w="90"/>
-              <w:bottom w:type="dxa" w:w="50"/>
-              <w:right w:type="dxa" w:w="90"/>
-            </w:tcMar>
-            <w:vAlign w:val="top"/>
-          </w:tcPr>
-          <w:p>
-            <w:pPr>
-              <w:spacing w:after="20"/>
-              <w:jc w:val="left"/>
-            </w:pPr>
-            <w:r>
-              <w:rPr>
-                <w:b w:val="false"/>
-                <w:bCs w:val="false"/>
-                <w:sz w:val="20"/>
-                <w:szCs w:val="20"/>
-              </w:rPr>
-              <w:t xml:space="preserve">До начала работы на новом месте / новой работы</w:t>
-            </w:r>
-          </w:p>
-        </w:tc>
-        <w:tc>
-          <w:tcPr>
-            <w:tcW w:type="dxa" w:w="3938"/>
-            <w:tcBorders>
-              <w:top w:val="single" w:color="808080" w:sz="4"/>
-              <w:left w:val="single" w:color="808080" w:sz="4"/>
-              <w:bottom w:val="single" w:color="808080" w:sz="4"/>
-              <w:right w:val="single" w:color="808080" w:sz="4"/>
-            </w:tcBorders>
-            <w:tcMar>
-              <w:top w:type="dxa" w:w="50"/>
-              <w:left w:type="dxa" w:w="90"/>
-              <w:bottom w:type="dxa" w:w="50"/>
-              <w:right w:type="dxa" w:w="90"/>
-            </w:tcMar>
-            <w:vAlign w:val="top"/>
-          </w:tcPr>
-          <w:p>
-            <w:pPr>
-              <w:spacing w:after="20"/>
-              <w:jc w:val="left"/>
-            </w:pPr>
-            <w:r>
-              <w:rPr>
-                <w:b w:val="false"/>
-                <w:bCs w:val="false"/>
-                <w:sz w:val="20"/>
-                <w:szCs w:val="20"/>
-              </w:rPr>
-              <w:t xml:space="preserve">В день перевода (дата приказа о переводе).</w:t>
             </w:r>
           </w:p>
         </w:tc>
@@ -8856,7 +8715,7 @@
           <w:b w:val="false"/>
           <w:bCs w:val="false"/>
         </w:rPr>
-        <w:t xml:space="preserve">Скан заполненных страниц журнала направлен в отдел ОТиПБ в срок, установленный приказом.</w:t>
+        <w:t xml:space="preserve">Скан заполненных страниц журнала направлен в отдел ОТиПБ.</w:t>
       </w:r>
     </w:p>
     <w:p>
